--- a/res/hfani_cv_full.docx
+++ b/res/hfani_cv_full.docx
@@ -10412,7 +10412,31 @@
                 <w:szCs w:val="20"/>
                 <w:lang w:val="en-US"/>
               </w:rPr>
-              <w:t>Toronto Metropolitan University</w:t>
+              <w:t>Toronto Metropolitan</w:t>
+            </w:r>
+            <w:r>
+              <w:rPr>
+                <w:rFonts w:ascii="Garamond" w:hAnsi="Garamond" w:cstheme="minorHAnsi"/>
+                <w:b/>
+                <w:bCs/>
+                <w:color w:val="000000" w:themeColor="text1"/>
+                <w:sz w:val="20"/>
+                <w:szCs w:val="20"/>
+                <w:lang w:val="en-US"/>
+              </w:rPr>
+              <w:t xml:space="preserve"> (Ryerson)</w:t>
+            </w:r>
+            <w:r>
+              <w:rPr>
+                <w:rFonts w:ascii="Garamond" w:hAnsi="Garamond" w:cstheme="minorHAnsi"/>
+                <w:b/>
+                <w:bCs/>
+                <w:color w:val="000000" w:themeColor="text1"/>
+                <w:sz w:val="20"/>
+                <w:szCs w:val="20"/>
+                <w:lang w:val="en-US"/>
+              </w:rPr>
+              <w:t xml:space="preserve"> University</w:t>
             </w:r>
             <w:r>
               <w:rPr>
@@ -12259,43 +12283,7 @@
                 <w:szCs w:val="20"/>
                 <w:lang w:val="en-US"/>
               </w:rPr>
-              <w:t>Revision</w:t>
-            </w:r>
-            <w:r>
-              <w:rPr>
-                <w:rFonts w:ascii="Garamond" w:hAnsi="Garamond" w:cstheme="minorHAnsi"/>
-                <w:i/>
-                <w:iCs/>
-                <w:color w:val="000000" w:themeColor="text1"/>
-                <w:sz w:val="20"/>
-                <w:szCs w:val="20"/>
-                <w:lang w:val="en-US"/>
-              </w:rPr>
-              <w:t>s</w:t>
-            </w:r>
-            <w:r>
-              <w:rPr>
-                <w:rFonts w:ascii="Garamond" w:hAnsi="Garamond" w:cstheme="minorHAnsi"/>
-                <w:i/>
-                <w:iCs/>
-                <w:color w:val="000000" w:themeColor="text1"/>
-                <w:sz w:val="20"/>
-                <w:szCs w:val="20"/>
-                <w:lang w:val="en-US"/>
-              </w:rPr>
-              <w:t xml:space="preserve"> </w:t>
-            </w:r>
-            <w:r>
-              <w:rPr>
-                <w:rFonts w:ascii="Garamond" w:hAnsi="Garamond" w:cstheme="minorHAnsi"/>
-                <w:i/>
-                <w:iCs/>
-                <w:color w:val="000000" w:themeColor="text1"/>
-                <w:sz w:val="20"/>
-                <w:szCs w:val="20"/>
-                <w:lang w:val="en-US"/>
-              </w:rPr>
-              <w:t>Submitted</w:t>
+              <w:t>Just Accepted</w:t>
             </w:r>
             <w:r>
               <w:rPr>
@@ -47002,7 +46990,27 @@
                 <w:szCs w:val="20"/>
                 <w:lang w:val="en-US"/>
               </w:rPr>
-              <w:t>15.</w:t>
+              <w:t>1</w:t>
+            </w:r>
+            <w:r>
+              <w:rPr>
+                <w:rFonts w:ascii="Garamond" w:hAnsi="Garamond" w:cstheme="minorHAnsi"/>
+                <w:color w:val="000000" w:themeColor="text1"/>
+                <w:sz w:val="20"/>
+                <w:szCs w:val="20"/>
+                <w:lang w:val="en-US"/>
+              </w:rPr>
+              <w:t>4</w:t>
+            </w:r>
+            <w:r>
+              <w:rPr>
+                <w:rFonts w:ascii="Garamond" w:hAnsi="Garamond" w:cstheme="minorHAnsi"/>
+                <w:color w:val="000000" w:themeColor="text1"/>
+                <w:sz w:val="20"/>
+                <w:szCs w:val="20"/>
+                <w:lang w:val="en-US"/>
+              </w:rPr>
+              <w:t>.</w:t>
             </w:r>
             <w:r>
               <w:rPr>
@@ -47170,7 +47178,27 @@
                 <w:szCs w:val="20"/>
                 <w:lang w:val="en-US"/>
               </w:rPr>
-              <w:t xml:space="preserve">14. </w:t>
+              <w:t>1</w:t>
+            </w:r>
+            <w:r>
+              <w:rPr>
+                <w:rFonts w:ascii="Garamond" w:hAnsi="Garamond" w:cstheme="minorHAnsi"/>
+                <w:color w:val="000000" w:themeColor="text1"/>
+                <w:sz w:val="20"/>
+                <w:szCs w:val="20"/>
+                <w:lang w:val="en-US"/>
+              </w:rPr>
+              <w:t>3</w:t>
+            </w:r>
+            <w:r>
+              <w:rPr>
+                <w:rFonts w:ascii="Garamond" w:hAnsi="Garamond" w:cstheme="minorHAnsi"/>
+                <w:color w:val="000000" w:themeColor="text1"/>
+                <w:sz w:val="20"/>
+                <w:szCs w:val="20"/>
+                <w:lang w:val="en-US"/>
+              </w:rPr>
+              <w:t xml:space="preserve">. </w:t>
             </w:r>
             <w:r>
               <w:rPr>
@@ -47297,7 +47325,27 @@
                 <w:szCs w:val="20"/>
                 <w:lang w:val="en-US"/>
               </w:rPr>
-              <w:t>13. I</w:t>
+              <w:t>1</w:t>
+            </w:r>
+            <w:r>
+              <w:rPr>
+                <w:rFonts w:ascii="Garamond" w:hAnsi="Garamond" w:cstheme="minorHAnsi"/>
+                <w:color w:val="000000" w:themeColor="text1"/>
+                <w:sz w:val="20"/>
+                <w:szCs w:val="20"/>
+                <w:lang w:val="en-US"/>
+              </w:rPr>
+              <w:t>2</w:t>
+            </w:r>
+            <w:r>
+              <w:rPr>
+                <w:rFonts w:ascii="Garamond" w:hAnsi="Garamond" w:cstheme="minorHAnsi"/>
+                <w:color w:val="000000" w:themeColor="text1"/>
+                <w:sz w:val="20"/>
+                <w:szCs w:val="20"/>
+                <w:lang w:val="en-US"/>
+              </w:rPr>
+              <w:t>. I</w:t>
             </w:r>
             <w:r>
               <w:rPr>
@@ -47493,7 +47541,7 @@
                 <w:szCs w:val="20"/>
                 <w:lang w:val="en-US"/>
               </w:rPr>
-              <w:t>5</w:t>
+              <w:t>6</w:t>
             </w:r>
           </w:p>
         </w:tc>
@@ -47525,7 +47573,17 @@
                 <w:szCs w:val="20"/>
                 <w:lang w:val="en-US"/>
               </w:rPr>
-              <w:t>12</w:t>
+              <w:t>1</w:t>
+            </w:r>
+            <w:r>
+              <w:rPr>
+                <w:rFonts w:ascii="Garamond" w:hAnsi="Garamond" w:cstheme="minorHAnsi"/>
+                <w:color w:val="000000" w:themeColor="text1"/>
+                <w:sz w:val="20"/>
+                <w:szCs w:val="20"/>
+                <w:lang w:val="en-US"/>
+              </w:rPr>
+              <w:t>1</w:t>
             </w:r>
             <w:r>
               <w:rPr>
@@ -47683,7 +47741,27 @@
                 <w:szCs w:val="20"/>
                 <w:lang w:val="en-US"/>
               </w:rPr>
-              <w:t xml:space="preserve">11. </w:t>
+              <w:t>1</w:t>
+            </w:r>
+            <w:r>
+              <w:rPr>
+                <w:rFonts w:ascii="Garamond" w:hAnsi="Garamond" w:cstheme="minorHAnsi"/>
+                <w:color w:val="000000" w:themeColor="text1"/>
+                <w:sz w:val="20"/>
+                <w:szCs w:val="20"/>
+                <w:lang w:val="en-US"/>
+              </w:rPr>
+              <w:t>0</w:t>
+            </w:r>
+            <w:r>
+              <w:rPr>
+                <w:rFonts w:ascii="Garamond" w:hAnsi="Garamond" w:cstheme="minorHAnsi"/>
+                <w:color w:val="000000" w:themeColor="text1"/>
+                <w:sz w:val="20"/>
+                <w:szCs w:val="20"/>
+                <w:lang w:val="en-US"/>
+              </w:rPr>
+              <w:t xml:space="preserve">. </w:t>
             </w:r>
             <w:r>
               <w:rPr>
@@ -47799,7 +47877,7 @@
                 <w:szCs w:val="20"/>
                 <w:lang w:val="en-US"/>
               </w:rPr>
-              <w:t>5</w:t>
+              <w:t>6</w:t>
             </w:r>
           </w:p>
         </w:tc>
@@ -47831,7 +47909,17 @@
                 <w:szCs w:val="20"/>
                 <w:lang w:val="en-US"/>
               </w:rPr>
-              <w:t xml:space="preserve">10. </w:t>
+              <w:t>09</w:t>
+            </w:r>
+            <w:r>
+              <w:rPr>
+                <w:rFonts w:ascii="Garamond" w:hAnsi="Garamond" w:cstheme="minorHAnsi"/>
+                <w:color w:val="000000" w:themeColor="text1"/>
+                <w:sz w:val="20"/>
+                <w:szCs w:val="20"/>
+                <w:lang w:val="en-US"/>
+              </w:rPr>
+              <w:t xml:space="preserve">. </w:t>
             </w:r>
             <w:r>
               <w:rPr>
@@ -47979,7 +48067,27 @@
                 <w:szCs w:val="20"/>
                 <w:lang w:val="en-US"/>
               </w:rPr>
-              <w:t xml:space="preserve">09. </w:t>
+              <w:t>0</w:t>
+            </w:r>
+            <w:r>
+              <w:rPr>
+                <w:rFonts w:ascii="Garamond" w:hAnsi="Garamond" w:cstheme="minorHAnsi"/>
+                <w:color w:val="000000" w:themeColor="text1"/>
+                <w:sz w:val="20"/>
+                <w:szCs w:val="20"/>
+                <w:lang w:val="en-US"/>
+              </w:rPr>
+              <w:t>8</w:t>
+            </w:r>
+            <w:r>
+              <w:rPr>
+                <w:rFonts w:ascii="Garamond" w:hAnsi="Garamond" w:cstheme="minorHAnsi"/>
+                <w:color w:val="000000" w:themeColor="text1"/>
+                <w:sz w:val="20"/>
+                <w:szCs w:val="20"/>
+                <w:lang w:val="en-US"/>
+              </w:rPr>
+              <w:t xml:space="preserve">. </w:t>
             </w:r>
             <w:r>
               <w:rPr>
@@ -48147,7 +48255,27 @@
                 <w:szCs w:val="20"/>
                 <w:lang w:val="en-US"/>
               </w:rPr>
-              <w:t xml:space="preserve">08. ACM </w:t>
+              <w:t>0</w:t>
+            </w:r>
+            <w:r>
+              <w:rPr>
+                <w:rFonts w:ascii="Garamond" w:hAnsi="Garamond" w:cstheme="minorHAnsi"/>
+                <w:color w:val="000000" w:themeColor="text1"/>
+                <w:sz w:val="20"/>
+                <w:szCs w:val="20"/>
+                <w:lang w:val="en-US"/>
+              </w:rPr>
+              <w:t>7</w:t>
+            </w:r>
+            <w:r>
+              <w:rPr>
+                <w:rFonts w:ascii="Garamond" w:hAnsi="Garamond" w:cstheme="minorHAnsi"/>
+                <w:color w:val="000000" w:themeColor="text1"/>
+                <w:sz w:val="20"/>
+                <w:szCs w:val="20"/>
+                <w:lang w:val="en-US"/>
+              </w:rPr>
+              <w:t xml:space="preserve">. ACM </w:t>
             </w:r>
             <w:r>
               <w:rPr>
@@ -48305,7 +48433,27 @@
                 <w:szCs w:val="20"/>
                 <w:lang w:val="en-US"/>
               </w:rPr>
-              <w:t xml:space="preserve">07. </w:t>
+              <w:t>0</w:t>
+            </w:r>
+            <w:r>
+              <w:rPr>
+                <w:rFonts w:ascii="Garamond" w:hAnsi="Garamond" w:cstheme="minorHAnsi"/>
+                <w:color w:val="000000" w:themeColor="text1"/>
+                <w:sz w:val="20"/>
+                <w:szCs w:val="20"/>
+                <w:lang w:val="en-US"/>
+              </w:rPr>
+              <w:t>6</w:t>
+            </w:r>
+            <w:r>
+              <w:rPr>
+                <w:rFonts w:ascii="Garamond" w:hAnsi="Garamond" w:cstheme="minorHAnsi"/>
+                <w:color w:val="000000" w:themeColor="text1"/>
+                <w:sz w:val="20"/>
+                <w:szCs w:val="20"/>
+                <w:lang w:val="en-US"/>
+              </w:rPr>
+              <w:t xml:space="preserve">. </w:t>
             </w:r>
             <w:r>
               <w:rPr>
@@ -48473,7 +48621,27 @@
                 <w:szCs w:val="20"/>
                 <w:lang w:val="en-US"/>
               </w:rPr>
-              <w:t>06. Canadian Conference on Artificial Intelligence (Canadian AI)</w:t>
+              <w:t>0</w:t>
+            </w:r>
+            <w:r>
+              <w:rPr>
+                <w:rFonts w:ascii="Garamond" w:hAnsi="Garamond" w:cstheme="minorHAnsi"/>
+                <w:color w:val="000000" w:themeColor="text1"/>
+                <w:sz w:val="20"/>
+                <w:szCs w:val="20"/>
+                <w:lang w:val="en-US"/>
+              </w:rPr>
+              <w:t>5</w:t>
+            </w:r>
+            <w:r>
+              <w:rPr>
+                <w:rFonts w:ascii="Garamond" w:hAnsi="Garamond" w:cstheme="minorHAnsi"/>
+                <w:color w:val="000000" w:themeColor="text1"/>
+                <w:sz w:val="20"/>
+                <w:szCs w:val="20"/>
+                <w:lang w:val="en-US"/>
+              </w:rPr>
+              <w:t>. Canadian Conference on Artificial Intelligence (Canadian AI)</w:t>
             </w:r>
           </w:p>
         </w:tc>
@@ -48569,7 +48737,27 @@
                 <w:szCs w:val="20"/>
                 <w:lang w:val="en-US"/>
               </w:rPr>
-              <w:t>05. T</w:t>
+              <w:t>0</w:t>
+            </w:r>
+            <w:r>
+              <w:rPr>
+                <w:rFonts w:ascii="Garamond" w:hAnsi="Garamond" w:cstheme="minorHAnsi"/>
+                <w:color w:val="000000" w:themeColor="text1"/>
+                <w:sz w:val="20"/>
+                <w:szCs w:val="20"/>
+                <w:lang w:val="en-US"/>
+              </w:rPr>
+              <w:t>4</w:t>
+            </w:r>
+            <w:r>
+              <w:rPr>
+                <w:rFonts w:ascii="Garamond" w:hAnsi="Garamond" w:cstheme="minorHAnsi"/>
+                <w:color w:val="000000" w:themeColor="text1"/>
+                <w:sz w:val="20"/>
+                <w:szCs w:val="20"/>
+                <w:lang w:val="en-US"/>
+              </w:rPr>
+              <w:t>. T</w:t>
             </w:r>
             <w:r>
               <w:rPr>
@@ -48727,7 +48915,27 @@
                 <w:szCs w:val="20"/>
                 <w:lang w:val="en-US"/>
               </w:rPr>
-              <w:t xml:space="preserve">04. </w:t>
+              <w:t>0</w:t>
+            </w:r>
+            <w:r>
+              <w:rPr>
+                <w:rFonts w:ascii="Garamond" w:hAnsi="Garamond" w:cstheme="minorHAnsi"/>
+                <w:color w:val="000000" w:themeColor="text1"/>
+                <w:sz w:val="20"/>
+                <w:szCs w:val="20"/>
+                <w:lang w:val="en-US"/>
+              </w:rPr>
+              <w:t>3</w:t>
+            </w:r>
+            <w:r>
+              <w:rPr>
+                <w:rFonts w:ascii="Garamond" w:hAnsi="Garamond" w:cstheme="minorHAnsi"/>
+                <w:color w:val="000000" w:themeColor="text1"/>
+                <w:sz w:val="20"/>
+                <w:szCs w:val="20"/>
+                <w:lang w:val="en-US"/>
+              </w:rPr>
+              <w:t xml:space="preserve">. </w:t>
             </w:r>
             <w:r>
               <w:rPr>
@@ -48895,7 +49103,27 @@
                 <w:szCs w:val="20"/>
                 <w:lang w:val="en-US"/>
               </w:rPr>
-              <w:t xml:space="preserve">03. </w:t>
+              <w:t>0</w:t>
+            </w:r>
+            <w:r>
+              <w:rPr>
+                <w:rFonts w:ascii="Garamond" w:hAnsi="Garamond" w:cstheme="minorHAnsi"/>
+                <w:color w:val="000000" w:themeColor="text1"/>
+                <w:sz w:val="20"/>
+                <w:szCs w:val="20"/>
+                <w:lang w:val="en-US"/>
+              </w:rPr>
+              <w:t>2</w:t>
+            </w:r>
+            <w:r>
+              <w:rPr>
+                <w:rFonts w:ascii="Garamond" w:hAnsi="Garamond" w:cstheme="minorHAnsi"/>
+                <w:color w:val="000000" w:themeColor="text1"/>
+                <w:sz w:val="20"/>
+                <w:szCs w:val="20"/>
+                <w:lang w:val="en-US"/>
+              </w:rPr>
+              <w:t xml:space="preserve">. </w:t>
             </w:r>
             <w:r>
               <w:rPr>
@@ -49009,7 +49237,27 @@
                 <w:szCs w:val="20"/>
                 <w:lang w:val="en-US"/>
               </w:rPr>
-              <w:t xml:space="preserve">02. </w:t>
+              <w:t>0</w:t>
+            </w:r>
+            <w:r>
+              <w:rPr>
+                <w:rFonts w:ascii="Garamond" w:hAnsi="Garamond" w:cstheme="minorHAnsi"/>
+                <w:color w:val="000000" w:themeColor="text1"/>
+                <w:sz w:val="20"/>
+                <w:szCs w:val="20"/>
+                <w:lang w:val="en-US"/>
+              </w:rPr>
+              <w:t>1</w:t>
+            </w:r>
+            <w:r>
+              <w:rPr>
+                <w:rFonts w:ascii="Garamond" w:hAnsi="Garamond" w:cstheme="minorHAnsi"/>
+                <w:color w:val="000000" w:themeColor="text1"/>
+                <w:sz w:val="20"/>
+                <w:szCs w:val="20"/>
+                <w:lang w:val="en-US"/>
+              </w:rPr>
+              <w:t xml:space="preserve">. </w:t>
             </w:r>
             <w:r>
               <w:rPr>
@@ -49861,17 +50109,7 @@
         <w:szCs w:val="20"/>
         <w:lang w:val="en-US"/>
       </w:rPr>
-      <w:t>Jan</w:t>
-    </w:r>
-    <w:r>
-      <w:rPr>
-        <w:rFonts w:ascii="Garamond" w:hAnsi="Garamond" w:cs="NimbusRomNo9L-Regu"/>
-        <w:color w:val="808080" w:themeColor="background1" w:themeShade="80"/>
-        <w:sz w:val="20"/>
-        <w:szCs w:val="20"/>
-        <w:lang w:val="en-US"/>
-      </w:rPr>
-      <w:t>.</w:t>
+      <w:t>March</w:t>
     </w:r>
     <w:r>
       <w:rPr>
@@ -51029,12 +51267,7 @@
 </file>
 
 <file path=customXml/item1.xml><?xml version="1.0" encoding="utf-8"?>
-<?mso-contentType ?>
-<FormTemplates xmlns="http://schemas.microsoft.com/sharepoint/v3/contenttype/forms">
-  <Display>DocumentLibraryForm</Display>
-  <Edit>DocumentLibraryForm</Edit>
-  <New>DocumentLibraryForm</New>
-</FormTemplates>
+<b:Sources xmlns:b="http://schemas.openxmlformats.org/officeDocument/2006/bibliography" xmlns="http://schemas.openxmlformats.org/officeDocument/2006/bibliography" SelectedStyle="/APASixthEditionOfficeOnline.xsl" StyleName="APA" Version="6"/>
 </file>
 
 <file path=customXml/item2.xml><?xml version="1.0" encoding="utf-8"?>
@@ -51235,7 +51468,12 @@
 </file>
 
 <file path=customXml/item3.xml><?xml version="1.0" encoding="utf-8"?>
-<b:Sources xmlns:b="http://schemas.openxmlformats.org/officeDocument/2006/bibliography" xmlns="http://schemas.openxmlformats.org/officeDocument/2006/bibliography" SelectedStyle="/APASixthEditionOfficeOnline.xsl" StyleName="APA" Version="6"/>
+<?mso-contentType ?>
+<FormTemplates xmlns="http://schemas.microsoft.com/sharepoint/v3/contenttype/forms">
+  <Display>DocumentLibraryForm</Display>
+  <Edit>DocumentLibraryForm</Edit>
+  <New>DocumentLibraryForm</New>
+</FormTemplates>
 </file>
 
 <file path=customXml/item4.xml><?xml version="1.0" encoding="utf-8"?>
@@ -51245,9 +51483,9 @@
 </file>
 
 <file path=customXml/itemProps1.xml><?xml version="1.0" encoding="utf-8"?>
-<ds:datastoreItem xmlns:ds="http://schemas.openxmlformats.org/officeDocument/2006/customXml" ds:itemID="{5A2067E7-F5F7-49D0-ABCF-38AB1AF93D02}">
+<ds:datastoreItem xmlns:ds="http://schemas.openxmlformats.org/officeDocument/2006/customXml" ds:itemID="{8E80AEE6-875D-B44A-8018-5A824812E991}">
   <ds:schemaRefs>
-    <ds:schemaRef ds:uri="http://schemas.microsoft.com/sharepoint/v3/contenttype/forms"/>
+    <ds:schemaRef ds:uri="http://schemas.openxmlformats.org/officeDocument/2006/bibliography"/>
   </ds:schemaRefs>
 </ds:datastoreItem>
 </file>
@@ -51272,9 +51510,9 @@
 </file>
 
 <file path=customXml/itemProps3.xml><?xml version="1.0" encoding="utf-8"?>
-<ds:datastoreItem xmlns:ds="http://schemas.openxmlformats.org/officeDocument/2006/customXml" ds:itemID="{8E80AEE6-875D-B44A-8018-5A824812E991}">
+<ds:datastoreItem xmlns:ds="http://schemas.openxmlformats.org/officeDocument/2006/customXml" ds:itemID="{5A2067E7-F5F7-49D0-ABCF-38AB1AF93D02}">
   <ds:schemaRefs>
-    <ds:schemaRef ds:uri="http://schemas.openxmlformats.org/officeDocument/2006/bibliography"/>
+    <ds:schemaRef ds:uri="http://schemas.microsoft.com/sharepoint/v3/contenttype/forms"/>
   </ds:schemaRefs>
 </ds:datastoreItem>
 </file>

--- a/res/hfani_cv_full.docx
+++ b/res/hfani_cv_full.docx
@@ -12177,9 +12177,62 @@
                 <w:color w:val="000000" w:themeColor="text1"/>
                 <w:sz w:val="20"/>
                 <w:szCs w:val="20"/>
-                <w:lang w:val="en-US"/>
-              </w:rPr>
-              <w:t xml:space="preserve">, Saeedi, Rueda, Paul, </w:t>
+                <w:vertAlign w:val="superscript"/>
+                <w:lang w:val="en-US"/>
+              </w:rPr>
+              <w:t>*</w:t>
+            </w:r>
+            <w:r>
+              <w:rPr>
+                <w:rFonts w:ascii="Garamond" w:hAnsi="Garamond" w:cstheme="minorHAnsi"/>
+                <w:color w:val="000000" w:themeColor="text1"/>
+                <w:sz w:val="20"/>
+                <w:szCs w:val="20"/>
+                <w:lang w:val="en-US"/>
+              </w:rPr>
+              <w:t>, Saeedi, Rueda</w:t>
+            </w:r>
+            <w:r>
+              <w:rPr>
+                <w:rFonts w:ascii="Garamond" w:hAnsi="Garamond" w:cstheme="minorHAnsi"/>
+                <w:color w:val="000000" w:themeColor="text1"/>
+                <w:sz w:val="20"/>
+                <w:szCs w:val="20"/>
+                <w:vertAlign w:val="superscript"/>
+                <w:lang w:val="en-US"/>
+              </w:rPr>
+              <w:t>†</w:t>
+            </w:r>
+            <w:r>
+              <w:rPr>
+                <w:rFonts w:ascii="Garamond" w:hAnsi="Garamond" w:cstheme="minorHAnsi"/>
+                <w:color w:val="000000" w:themeColor="text1"/>
+                <w:sz w:val="20"/>
+                <w:szCs w:val="20"/>
+                <w:lang w:val="en-US"/>
+              </w:rPr>
+              <w:t>, Paul</w:t>
+            </w:r>
+            <w:r>
+              <w:rPr>
+                <w:rFonts w:ascii="Garamond" w:hAnsi="Garamond" w:cstheme="minorHAnsi"/>
+                <w:color w:val="000000" w:themeColor="text1"/>
+                <w:sz w:val="20"/>
+                <w:szCs w:val="20"/>
+                <w:vertAlign w:val="superscript"/>
+                <w:lang w:val="en-US"/>
+              </w:rPr>
+              <w:t>†</w:t>
+            </w:r>
+            <w:r>
+              <w:rPr>
+                <w:rFonts w:ascii="Garamond" w:hAnsi="Garamond" w:cstheme="minorHAnsi"/>
+                <w:color w:val="000000" w:themeColor="text1"/>
+                <w:sz w:val="20"/>
+                <w:szCs w:val="20"/>
+                <w:lang w:val="en-US"/>
+              </w:rPr>
+              <w:t xml:space="preserve">, </w:t>
             </w:r>
             <w:r>
               <w:rPr>
@@ -14901,7 +14954,17 @@
                 <w:szCs w:val="20"/>
                 <w:lang w:val="en-US"/>
               </w:rPr>
-              <w:t xml:space="preserve">39. Saeedi, </w:t>
+              <w:t>40</w:t>
+            </w:r>
+            <w:r>
+              <w:rPr>
+                <w:rFonts w:ascii="Garamond" w:hAnsi="Garamond" w:cstheme="minorHAnsi"/>
+                <w:color w:val="000000" w:themeColor="text1"/>
+                <w:sz w:val="20"/>
+                <w:szCs w:val="20"/>
+                <w:lang w:val="en-US"/>
+              </w:rPr>
+              <w:t xml:space="preserve">. </w:t>
             </w:r>
             <w:proofErr w:type="spellStart"/>
             <w:r>
@@ -14912,9 +14975,103 @@
                 <w:szCs w:val="20"/>
                 <w:lang w:val="en-US"/>
               </w:rPr>
-              <w:t>Kobti</w:t>
+              <w:t>Loghmani</w:t>
             </w:r>
             <w:proofErr w:type="spellEnd"/>
+            <w:r>
+              <w:rPr>
+                <w:rFonts w:ascii="Garamond" w:hAnsi="Garamond" w:cstheme="minorHAnsi"/>
+                <w:color w:val="000000" w:themeColor="text1"/>
+                <w:sz w:val="20"/>
+                <w:szCs w:val="20"/>
+                <w:vertAlign w:val="superscript"/>
+                <w:lang w:val="en-US"/>
+              </w:rPr>
+              <w:t>*</w:t>
+            </w:r>
+            <w:r>
+              <w:rPr>
+                <w:rFonts w:ascii="Garamond" w:hAnsi="Garamond" w:cstheme="minorHAnsi"/>
+                <w:color w:val="000000" w:themeColor="text1"/>
+                <w:sz w:val="20"/>
+                <w:szCs w:val="20"/>
+                <w:lang w:val="en-US"/>
+              </w:rPr>
+              <w:t>, Ahmed</w:t>
+            </w:r>
+            <w:r>
+              <w:rPr>
+                <w:rFonts w:ascii="Garamond" w:hAnsi="Garamond" w:cstheme="minorHAnsi"/>
+                <w:color w:val="000000" w:themeColor="text1"/>
+                <w:sz w:val="20"/>
+                <w:szCs w:val="20"/>
+                <w:vertAlign w:val="superscript"/>
+                <w:lang w:val="en-US"/>
+              </w:rPr>
+              <w:t>*</w:t>
+            </w:r>
+            <w:r>
+              <w:rPr>
+                <w:rFonts w:ascii="Garamond" w:hAnsi="Garamond" w:cstheme="minorHAnsi"/>
+                <w:color w:val="000000" w:themeColor="text1"/>
+                <w:sz w:val="20"/>
+                <w:szCs w:val="20"/>
+                <w:lang w:val="en-US"/>
+              </w:rPr>
+              <w:t xml:space="preserve">, </w:t>
+            </w:r>
+            <w:r>
+              <w:rPr>
+                <w:rFonts w:ascii="Garamond" w:hAnsi="Garamond" w:cstheme="minorHAnsi"/>
+                <w:color w:val="000000" w:themeColor="text1"/>
+                <w:sz w:val="20"/>
+                <w:szCs w:val="20"/>
+                <w:lang w:val="en-US"/>
+              </w:rPr>
+              <w:t>Thang</w:t>
+            </w:r>
+            <w:r>
+              <w:rPr>
+                <w:rFonts w:ascii="Garamond" w:hAnsi="Garamond" w:cstheme="minorHAnsi"/>
+                <w:color w:val="000000" w:themeColor="text1"/>
+                <w:sz w:val="20"/>
+                <w:szCs w:val="20"/>
+                <w:vertAlign w:val="superscript"/>
+                <w:lang w:val="en-US"/>
+              </w:rPr>
+              <w:t>*</w:t>
+            </w:r>
+            <w:r>
+              <w:rPr>
+                <w:rFonts w:ascii="Garamond" w:hAnsi="Garamond" w:cstheme="minorHAnsi"/>
+                <w:color w:val="000000" w:themeColor="text1"/>
+                <w:sz w:val="20"/>
+                <w:szCs w:val="20"/>
+                <w:lang w:val="en-US"/>
+              </w:rPr>
+              <w:t xml:space="preserve">, </w:t>
+            </w:r>
+            <w:r>
+              <w:rPr>
+                <w:rFonts w:ascii="Garamond" w:hAnsi="Garamond" w:cstheme="minorHAnsi"/>
+                <w:color w:val="000000" w:themeColor="text1"/>
+                <w:sz w:val="20"/>
+                <w:szCs w:val="20"/>
+                <w:lang w:val="en-US"/>
+              </w:rPr>
+              <w:t>Rueda</w:t>
+            </w:r>
+            <w:r>
+              <w:rPr>
+                <w:rFonts w:ascii="Garamond" w:hAnsi="Garamond" w:cstheme="minorHAnsi"/>
+                <w:color w:val="000000" w:themeColor="text1"/>
+                <w:sz w:val="20"/>
+                <w:szCs w:val="20"/>
+                <w:vertAlign w:val="superscript"/>
+                <w:lang w:val="en-US"/>
+              </w:rPr>
+              <w:t>†</w:t>
+            </w:r>
             <w:r>
               <w:rPr>
                 <w:rFonts w:ascii="Garamond" w:hAnsi="Garamond" w:cstheme="minorHAnsi"/>
@@ -14935,27 +15092,49 @@
                 <w:szCs w:val="20"/>
                 <w:lang w:val="en-US"/>
               </w:rPr>
-              <w:t>Fani</w:t>
-            </w:r>
-            <w:r>
-              <w:rPr>
-                <w:rFonts w:ascii="Garamond" w:hAnsi="Garamond" w:cstheme="minorHAnsi"/>
-                <w:color w:val="000000" w:themeColor="text1"/>
-                <w:sz w:val="20"/>
-                <w:szCs w:val="20"/>
-                <w:lang w:val="en-US"/>
-              </w:rPr>
-              <w:t xml:space="preserve">; </w:t>
-            </w:r>
-            <w:r>
-              <w:rPr>
-                <w:rFonts w:ascii="Garamond" w:hAnsi="Garamond" w:cstheme="minorHAnsi"/>
-                <w:color w:val="000000" w:themeColor="text1"/>
-                <w:sz w:val="20"/>
-                <w:szCs w:val="20"/>
-                <w:lang w:val="en-US"/>
-              </w:rPr>
-              <w:t xml:space="preserve">Learning Collaborative Teams via Social Information Retrieval. </w:t>
+              <w:t>Fa</w:t>
+            </w:r>
+            <w:r>
+              <w:rPr>
+                <w:rFonts w:ascii="Garamond" w:hAnsi="Garamond" w:cstheme="minorHAnsi"/>
+                <w:b/>
+                <w:bCs/>
+                <w:color w:val="000000" w:themeColor="text1"/>
+                <w:sz w:val="20"/>
+                <w:szCs w:val="20"/>
+                <w:lang w:val="en-US"/>
+              </w:rPr>
+              <w:t>ni</w:t>
+            </w:r>
+            <w:r>
+              <w:rPr>
+                <w:rFonts w:ascii="Garamond" w:hAnsi="Garamond" w:cstheme="minorHAnsi"/>
+                <w:color w:val="000000" w:themeColor="text1"/>
+                <w:sz w:val="20"/>
+                <w:szCs w:val="20"/>
+                <w:lang w:val="en-US"/>
+              </w:rPr>
+              <w:t>;</w:t>
+            </w:r>
+            <w:r>
+              <w:rPr>
+                <w:rFonts w:ascii="Garamond" w:hAnsi="Garamond" w:cstheme="minorHAnsi"/>
+                <w:color w:val="000000" w:themeColor="text1"/>
+                <w:sz w:val="20"/>
+                <w:szCs w:val="20"/>
+                <w:lang w:val="en-US"/>
+              </w:rPr>
+              <w:t xml:space="preserve"> OpeNTF2: Fairness-aware Graph Neural Team Formation</w:t>
+            </w:r>
+            <w:r>
+              <w:rPr>
+                <w:rFonts w:ascii="Garamond" w:hAnsi="Garamond" w:cstheme="minorHAnsi"/>
+                <w:color w:val="000000" w:themeColor="text1"/>
+                <w:sz w:val="20"/>
+                <w:szCs w:val="20"/>
+                <w:lang w:val="en-US"/>
+              </w:rPr>
+              <w:t xml:space="preserve">. </w:t>
             </w:r>
             <w:r>
               <w:rPr>
@@ -14967,17 +15146,41 @@
                 <w:szCs w:val="20"/>
                 <w:lang w:val="en-US"/>
               </w:rPr>
-              <w:t>In the 2026 ACM Web Conference</w:t>
-            </w:r>
-            <w:r>
-              <w:rPr>
-                <w:rFonts w:ascii="Garamond" w:hAnsi="Garamond" w:cstheme="minorHAnsi"/>
-                <w:color w:val="000000" w:themeColor="text1"/>
-                <w:sz w:val="20"/>
-                <w:szCs w:val="20"/>
-                <w:lang w:val="en-US"/>
-              </w:rPr>
-              <w:t xml:space="preserve"> (</w:t>
+              <w:t>In the 4</w:t>
+            </w:r>
+            <w:r>
+              <w:rPr>
+                <w:rFonts w:ascii="Garamond" w:hAnsi="Garamond" w:cstheme="minorHAnsi"/>
+                <w:i/>
+                <w:iCs/>
+                <w:color w:val="000000" w:themeColor="text1"/>
+                <w:sz w:val="20"/>
+                <w:szCs w:val="20"/>
+                <w:lang w:val="en-US"/>
+              </w:rPr>
+              <w:t>9</w:t>
+            </w:r>
+            <w:r>
+              <w:rPr>
+                <w:rFonts w:ascii="Garamond" w:hAnsi="Garamond" w:cstheme="minorHAnsi"/>
+                <w:i/>
+                <w:iCs/>
+                <w:color w:val="000000" w:themeColor="text1"/>
+                <w:sz w:val="20"/>
+                <w:szCs w:val="20"/>
+                <w:lang w:val="en-US"/>
+              </w:rPr>
+              <w:t xml:space="preserve">th International ACM SIGIR Conference on Research and Development in Information Retrieval </w:t>
+            </w:r>
+            <w:r>
+              <w:rPr>
+                <w:rFonts w:ascii="Garamond" w:hAnsi="Garamond" w:cstheme="minorHAnsi"/>
+                <w:color w:val="000000" w:themeColor="text1"/>
+                <w:sz w:val="20"/>
+                <w:szCs w:val="20"/>
+                <w:lang w:val="en-US"/>
+              </w:rPr>
+              <w:t>(</w:t>
             </w:r>
             <w:r>
               <w:rPr>
@@ -14989,7 +15192,7 @@
                 <w:szCs w:val="20"/>
                 <w:lang w:val="en-US"/>
               </w:rPr>
-              <w:t>WWW</w:t>
+              <w:t>SIGIR</w:t>
             </w:r>
             <w:r>
               <w:rPr>
@@ -15000,16 +15203,6 @@
                 <w:lang w:val="en-US"/>
               </w:rPr>
               <w:t>)</w:t>
-            </w:r>
-            <w:r>
-              <w:rPr>
-                <w:rFonts w:ascii="Garamond" w:hAnsi="Garamond" w:cstheme="minorHAnsi"/>
-                <w:color w:val="000000" w:themeColor="text1"/>
-                <w:sz w:val="20"/>
-                <w:szCs w:val="20"/>
-                <w:lang w:val="en-US"/>
-              </w:rPr>
-              <w:t xml:space="preserve">, </w:t>
             </w:r>
             <w:r>
               <w:rPr>
@@ -15021,17 +15214,55 @@
                 <w:szCs w:val="20"/>
                 <w:lang w:val="en-US"/>
               </w:rPr>
-              <w:t>UAE, Dubai, CORE Rank: A*</w:t>
-            </w:r>
-            <w:r>
-              <w:rPr>
-                <w:rFonts w:ascii="Garamond" w:hAnsi="Garamond" w:cstheme="minorHAnsi"/>
-                <w:color w:val="000000" w:themeColor="text1"/>
-                <w:sz w:val="20"/>
-                <w:szCs w:val="20"/>
-                <w:lang w:val="en-US"/>
-              </w:rPr>
-              <w:t>.</w:t>
+              <w:t xml:space="preserve">, </w:t>
+            </w:r>
+            <w:r>
+              <w:rPr>
+                <w:rFonts w:ascii="Garamond" w:hAnsi="Garamond" w:cstheme="minorHAnsi"/>
+                <w:i/>
+                <w:iCs/>
+                <w:color w:val="000000" w:themeColor="text1"/>
+                <w:sz w:val="20"/>
+                <w:szCs w:val="20"/>
+                <w:lang w:val="en-US"/>
+              </w:rPr>
+              <w:t>Melbourne</w:t>
+            </w:r>
+            <w:r>
+              <w:rPr>
+                <w:rFonts w:ascii="Garamond" w:hAnsi="Garamond" w:cstheme="minorHAnsi"/>
+                <w:i/>
+                <w:iCs/>
+                <w:color w:val="000000" w:themeColor="text1"/>
+                <w:sz w:val="20"/>
+                <w:szCs w:val="20"/>
+                <w:lang w:val="en-US"/>
+              </w:rPr>
+              <w:t xml:space="preserve">, </w:t>
+            </w:r>
+            <w:r>
+              <w:rPr>
+                <w:rFonts w:ascii="Garamond" w:hAnsi="Garamond" w:cstheme="minorHAnsi"/>
+                <w:i/>
+                <w:iCs/>
+                <w:color w:val="000000" w:themeColor="text1"/>
+                <w:sz w:val="20"/>
+                <w:szCs w:val="20"/>
+                <w:lang w:val="en-US"/>
+              </w:rPr>
+              <w:t>Australia</w:t>
+            </w:r>
+            <w:r>
+              <w:rPr>
+                <w:rFonts w:ascii="Garamond" w:hAnsi="Garamond" w:cstheme="minorHAnsi"/>
+                <w:i/>
+                <w:iCs/>
+                <w:color w:val="000000" w:themeColor="text1"/>
+                <w:sz w:val="20"/>
+                <w:szCs w:val="20"/>
+                <w:lang w:val="en-US"/>
+              </w:rPr>
+              <w:t xml:space="preserve">, CORE Rank: A* </w:t>
             </w:r>
           </w:p>
         </w:tc>
@@ -15059,7 +15290,17 @@
                 <w:szCs w:val="20"/>
                 <w:lang w:val="en-US"/>
               </w:rPr>
-              <w:t>2026</w:t>
+              <w:t>202</w:t>
+            </w:r>
+            <w:r>
+              <w:rPr>
+                <w:rFonts w:ascii="Garamond" w:hAnsi="Garamond" w:cstheme="minorHAnsi"/>
+                <w:color w:val="000000" w:themeColor="text1"/>
+                <w:sz w:val="20"/>
+                <w:szCs w:val="20"/>
+                <w:lang w:val="en-US"/>
+              </w:rPr>
+              <w:t>6</w:t>
             </w:r>
           </w:p>
         </w:tc>
@@ -15092,17 +15333,29 @@
                 <w:szCs w:val="20"/>
                 <w:lang w:val="en-US"/>
               </w:rPr>
-              <w:t xml:space="preserve">38. </w:t>
-            </w:r>
-            <w:r>
-              <w:rPr>
-                <w:rFonts w:ascii="Garamond" w:hAnsi="Garamond" w:cstheme="minorHAnsi"/>
-                <w:color w:val="000000" w:themeColor="text1"/>
-                <w:sz w:val="20"/>
-                <w:szCs w:val="20"/>
-                <w:lang w:val="en-US"/>
-              </w:rPr>
-              <w:t xml:space="preserve">Saeedi, </w:t>
+              <w:t xml:space="preserve">39. Saeedi, </w:t>
+            </w:r>
+            <w:proofErr w:type="spellStart"/>
+            <w:r>
+              <w:rPr>
+                <w:rFonts w:ascii="Garamond" w:hAnsi="Garamond" w:cstheme="minorHAnsi"/>
+                <w:color w:val="000000" w:themeColor="text1"/>
+                <w:sz w:val="20"/>
+                <w:szCs w:val="20"/>
+                <w:lang w:val="en-US"/>
+              </w:rPr>
+              <w:t>Kobti</w:t>
+            </w:r>
+            <w:proofErr w:type="spellEnd"/>
+            <w:r>
+              <w:rPr>
+                <w:rFonts w:ascii="Garamond" w:hAnsi="Garamond" w:cstheme="minorHAnsi"/>
+                <w:color w:val="000000" w:themeColor="text1"/>
+                <w:sz w:val="20"/>
+                <w:szCs w:val="20"/>
+                <w:lang w:val="en-US"/>
+              </w:rPr>
+              <w:t xml:space="preserve">, </w:t>
             </w:r>
             <w:r>
               <w:rPr>
@@ -15124,7 +15377,17 @@
                 <w:szCs w:val="20"/>
                 <w:lang w:val="en-US"/>
               </w:rPr>
-              <w:t xml:space="preserve">; Neural Shifts in Collaborative Team Recommendation. </w:t>
+              <w:t xml:space="preserve">; </w:t>
+            </w:r>
+            <w:r>
+              <w:rPr>
+                <w:rFonts w:ascii="Garamond" w:hAnsi="Garamond" w:cstheme="minorHAnsi"/>
+                <w:color w:val="000000" w:themeColor="text1"/>
+                <w:sz w:val="20"/>
+                <w:szCs w:val="20"/>
+                <w:lang w:val="en-US"/>
+              </w:rPr>
+              <w:t xml:space="preserve">Learning Collaborative Teams via Social Information Retrieval. </w:t>
             </w:r>
             <w:r>
               <w:rPr>
@@ -15136,7 +15399,7 @@
                 <w:szCs w:val="20"/>
                 <w:lang w:val="en-US"/>
               </w:rPr>
-              <w:t>In the 34th ACM International Conference on Information and Knowledge Management</w:t>
+              <w:t>In the 2026 ACM Web Conference</w:t>
             </w:r>
             <w:r>
               <w:rPr>
@@ -15158,17 +15421,27 @@
                 <w:szCs w:val="20"/>
                 <w:lang w:val="en-US"/>
               </w:rPr>
-              <w:t>CIKM</w:t>
-            </w:r>
-            <w:r>
-              <w:rPr>
-                <w:rFonts w:ascii="Garamond" w:hAnsi="Garamond" w:cstheme="minorHAnsi"/>
-                <w:color w:val="000000" w:themeColor="text1"/>
-                <w:sz w:val="20"/>
-                <w:szCs w:val="20"/>
-                <w:lang w:val="en-US"/>
-              </w:rPr>
-              <w:t xml:space="preserve">), </w:t>
+              <w:t>WWW</w:t>
+            </w:r>
+            <w:r>
+              <w:rPr>
+                <w:rFonts w:ascii="Garamond" w:hAnsi="Garamond" w:cstheme="minorHAnsi"/>
+                <w:color w:val="000000" w:themeColor="text1"/>
+                <w:sz w:val="20"/>
+                <w:szCs w:val="20"/>
+                <w:lang w:val="en-US"/>
+              </w:rPr>
+              <w:t>)</w:t>
+            </w:r>
+            <w:r>
+              <w:rPr>
+                <w:rFonts w:ascii="Garamond" w:hAnsi="Garamond" w:cstheme="minorHAnsi"/>
+                <w:color w:val="000000" w:themeColor="text1"/>
+                <w:sz w:val="20"/>
+                <w:szCs w:val="20"/>
+                <w:lang w:val="en-US"/>
+              </w:rPr>
+              <w:t xml:space="preserve">, </w:t>
             </w:r>
             <w:r>
               <w:rPr>
@@ -15180,25 +15453,11 @@
                 <w:szCs w:val="20"/>
                 <w:lang w:val="en-US"/>
               </w:rPr>
-              <w:t xml:space="preserve">Seol, South Korea, </w:t>
-            </w:r>
-            <w:r>
-              <w:rPr>
-                <w:rFonts w:ascii="Garamond" w:hAnsi="Garamond" w:cstheme="minorHAnsi"/>
-                <w:i/>
-                <w:iCs/>
-                <w:color w:val="000000" w:themeColor="text1"/>
-                <w:sz w:val="20"/>
-                <w:szCs w:val="20"/>
-                <w:lang w:val="en-US"/>
-              </w:rPr>
-              <w:t>CORE Rank: A</w:t>
-            </w:r>
-            <w:r>
-              <w:rPr>
-                <w:rFonts w:ascii="Garamond" w:hAnsi="Garamond" w:cstheme="minorHAnsi"/>
-                <w:i/>
-                <w:iCs/>
+              <w:t>UAE, Dubai, CORE Rank: A*</w:t>
+            </w:r>
+            <w:r>
+              <w:rPr>
+                <w:rFonts w:ascii="Garamond" w:hAnsi="Garamond" w:cstheme="minorHAnsi"/>
                 <w:color w:val="000000" w:themeColor="text1"/>
                 <w:sz w:val="20"/>
                 <w:szCs w:val="20"/>
@@ -15232,7 +15491,7 @@
                 <w:szCs w:val="20"/>
                 <w:lang w:val="en-US"/>
               </w:rPr>
-              <w:t>2025</w:t>
+              <w:t>2026</w:t>
             </w:r>
           </w:p>
         </w:tc>
@@ -15265,7 +15524,201 @@
                 <w:szCs w:val="20"/>
                 <w:lang w:val="en-US"/>
               </w:rPr>
-              <w:t xml:space="preserve">37. Thang, Hosseini, </w:t>
+              <w:t xml:space="preserve">38. </w:t>
+            </w:r>
+            <w:r>
+              <w:rPr>
+                <w:rFonts w:ascii="Garamond" w:hAnsi="Garamond" w:cstheme="minorHAnsi"/>
+                <w:color w:val="000000" w:themeColor="text1"/>
+                <w:sz w:val="20"/>
+                <w:szCs w:val="20"/>
+                <w:lang w:val="en-US"/>
+              </w:rPr>
+              <w:t xml:space="preserve">Saeedi, </w:t>
+            </w:r>
+            <w:r>
+              <w:rPr>
+                <w:rFonts w:ascii="Garamond" w:hAnsi="Garamond" w:cstheme="minorHAnsi"/>
+                <w:b/>
+                <w:bCs/>
+                <w:color w:val="000000" w:themeColor="text1"/>
+                <w:sz w:val="20"/>
+                <w:szCs w:val="20"/>
+                <w:lang w:val="en-US"/>
+              </w:rPr>
+              <w:t>Fani</w:t>
+            </w:r>
+            <w:r>
+              <w:rPr>
+                <w:rFonts w:ascii="Garamond" w:hAnsi="Garamond" w:cstheme="minorHAnsi"/>
+                <w:color w:val="000000" w:themeColor="text1"/>
+                <w:sz w:val="20"/>
+                <w:szCs w:val="20"/>
+                <w:lang w:val="en-US"/>
+              </w:rPr>
+              <w:t xml:space="preserve">; Neural Shifts in Collaborative Team Recommendation. </w:t>
+            </w:r>
+            <w:r>
+              <w:rPr>
+                <w:rFonts w:ascii="Garamond" w:hAnsi="Garamond" w:cstheme="minorHAnsi"/>
+                <w:i/>
+                <w:iCs/>
+                <w:color w:val="000000" w:themeColor="text1"/>
+                <w:sz w:val="20"/>
+                <w:szCs w:val="20"/>
+                <w:lang w:val="en-US"/>
+              </w:rPr>
+              <w:t>In the 34th ACM International Conference on Information and Knowledge Management</w:t>
+            </w:r>
+            <w:r>
+              <w:rPr>
+                <w:rFonts w:ascii="Garamond" w:hAnsi="Garamond" w:cstheme="minorHAnsi"/>
+                <w:color w:val="000000" w:themeColor="text1"/>
+                <w:sz w:val="20"/>
+                <w:szCs w:val="20"/>
+                <w:lang w:val="en-US"/>
+              </w:rPr>
+              <w:t xml:space="preserve"> (</w:t>
+            </w:r>
+            <w:r>
+              <w:rPr>
+                <w:rFonts w:ascii="Garamond" w:hAnsi="Garamond" w:cstheme="minorHAnsi"/>
+                <w:b/>
+                <w:bCs/>
+                <w:color w:val="000000" w:themeColor="text1"/>
+                <w:sz w:val="20"/>
+                <w:szCs w:val="20"/>
+                <w:lang w:val="en-US"/>
+              </w:rPr>
+              <w:t>CIKM</w:t>
+            </w:r>
+            <w:r>
+              <w:rPr>
+                <w:rFonts w:ascii="Garamond" w:hAnsi="Garamond" w:cstheme="minorHAnsi"/>
+                <w:color w:val="000000" w:themeColor="text1"/>
+                <w:sz w:val="20"/>
+                <w:szCs w:val="20"/>
+                <w:lang w:val="en-US"/>
+              </w:rPr>
+              <w:t xml:space="preserve">), </w:t>
+            </w:r>
+            <w:r>
+              <w:rPr>
+                <w:rFonts w:ascii="Garamond" w:hAnsi="Garamond" w:cstheme="minorHAnsi"/>
+                <w:i/>
+                <w:iCs/>
+                <w:color w:val="000000" w:themeColor="text1"/>
+                <w:sz w:val="20"/>
+                <w:szCs w:val="20"/>
+                <w:lang w:val="en-US"/>
+              </w:rPr>
+              <w:t xml:space="preserve">Seol, South Korea, </w:t>
+            </w:r>
+            <w:r>
+              <w:rPr>
+                <w:rFonts w:ascii="Garamond" w:hAnsi="Garamond" w:cstheme="minorHAnsi"/>
+                <w:i/>
+                <w:iCs/>
+                <w:color w:val="000000" w:themeColor="text1"/>
+                <w:sz w:val="20"/>
+                <w:szCs w:val="20"/>
+                <w:lang w:val="en-US"/>
+              </w:rPr>
+              <w:t>CORE Rank: A</w:t>
+            </w:r>
+            <w:r>
+              <w:rPr>
+                <w:rFonts w:ascii="Garamond" w:hAnsi="Garamond" w:cstheme="minorHAnsi"/>
+                <w:i/>
+                <w:iCs/>
+                <w:color w:val="000000" w:themeColor="text1"/>
+                <w:sz w:val="20"/>
+                <w:szCs w:val="20"/>
+                <w:lang w:val="en-US"/>
+              </w:rPr>
+              <w:t>.</w:t>
+            </w:r>
+          </w:p>
+        </w:tc>
+        <w:tc>
+          <w:tcPr>
+            <w:tcW w:w="673" w:type="dxa"/>
+          </w:tcPr>
+          <w:p>
+            <w:pPr>
+              <w:spacing w:after="120"/>
+              <w:jc w:val="right"/>
+              <w:rPr>
+                <w:rFonts w:ascii="Garamond" w:hAnsi="Garamond" w:cstheme="minorHAnsi"/>
+                <w:color w:val="000000" w:themeColor="text1"/>
+                <w:sz w:val="20"/>
+                <w:szCs w:val="20"/>
+                <w:lang w:val="en-US"/>
+              </w:rPr>
+            </w:pPr>
+            <w:r>
+              <w:rPr>
+                <w:rFonts w:ascii="Garamond" w:hAnsi="Garamond" w:cstheme="minorHAnsi"/>
+                <w:color w:val="000000" w:themeColor="text1"/>
+                <w:sz w:val="20"/>
+                <w:szCs w:val="20"/>
+                <w:lang w:val="en-US"/>
+              </w:rPr>
+              <w:t>2025</w:t>
+            </w:r>
+          </w:p>
+        </w:tc>
+      </w:tr>
+      <w:tr>
+        <w:trPr>
+          <w:trHeight w:val="263"/>
+        </w:trPr>
+        <w:tc>
+          <w:tcPr>
+            <w:tcW w:w="10302" w:type="dxa"/>
+          </w:tcPr>
+          <w:p>
+            <w:pPr>
+              <w:spacing w:after="120"/>
+              <w:jc w:val="both"/>
+              <w:rPr>
+                <w:rFonts w:ascii="Garamond" w:hAnsi="Garamond" w:cstheme="minorHAnsi"/>
+                <w:color w:val="000000" w:themeColor="text1"/>
+                <w:sz w:val="20"/>
+                <w:szCs w:val="20"/>
+                <w:lang w:val="en-US"/>
+              </w:rPr>
+            </w:pPr>
+            <w:r>
+              <w:rPr>
+                <w:rFonts w:ascii="Garamond" w:hAnsi="Garamond" w:cstheme="minorHAnsi"/>
+                <w:color w:val="000000" w:themeColor="text1"/>
+                <w:sz w:val="20"/>
+                <w:szCs w:val="20"/>
+                <w:lang w:val="en-US"/>
+              </w:rPr>
+              <w:t>37. Thang</w:t>
+            </w:r>
+            <w:r>
+              <w:rPr>
+                <w:rFonts w:ascii="Garamond" w:hAnsi="Garamond" w:cstheme="minorHAnsi"/>
+                <w:color w:val="000000" w:themeColor="text1"/>
+                <w:sz w:val="20"/>
+                <w:szCs w:val="20"/>
+                <w:vertAlign w:val="superscript"/>
+                <w:lang w:val="en-US"/>
+              </w:rPr>
+              <w:t>*</w:t>
+            </w:r>
+            <w:r>
+              <w:rPr>
+                <w:rFonts w:ascii="Garamond" w:hAnsi="Garamond" w:cstheme="minorHAnsi"/>
+                <w:color w:val="000000" w:themeColor="text1"/>
+                <w:sz w:val="20"/>
+                <w:szCs w:val="20"/>
+                <w:lang w:val="en-US"/>
+              </w:rPr>
+              <w:t xml:space="preserve">, Hosseini, </w:t>
             </w:r>
             <w:r>
               <w:rPr>
@@ -19804,6 +20257,7 @@
                 <w:szCs w:val="20"/>
                 <w:lang w:val="en-US"/>
               </w:rPr>
+              <w:lastRenderedPageBreak/>
               <w:t>19. Dashti</w:t>
             </w:r>
             <w:r>
@@ -20242,7 +20696,6 @@
                 <w:szCs w:val="20"/>
                 <w:lang w:val="en-US"/>
               </w:rPr>
-              <w:lastRenderedPageBreak/>
               <w:t xml:space="preserve">18. </w:t>
             </w:r>
             <w:proofErr w:type="spellStart"/>
@@ -26194,6 +26647,7 @@
                 <w:szCs w:val="20"/>
                 <w:lang w:val="en-US"/>
               </w:rPr>
+              <w:lastRenderedPageBreak/>
               <w:t xml:space="preserve">03. </w:t>
             </w:r>
             <w:proofErr w:type="spellStart"/>
@@ -26366,7 +26820,6 @@
                 <w:szCs w:val="20"/>
                 <w:lang w:val="en-US"/>
               </w:rPr>
-              <w:lastRenderedPageBreak/>
               <w:t xml:space="preserve">02. </w:t>
             </w:r>
             <w:proofErr w:type="spellStart"/>
@@ -32746,6 +33199,7 @@
                 <w:szCs w:val="20"/>
                 <w:lang w:val="en-US"/>
               </w:rPr>
+              <w:lastRenderedPageBreak/>
               <w:t xml:space="preserve">09. Gabriel Rueda, BSc, </w:t>
             </w:r>
             <w:r>
@@ -33089,7 +33543,6 @@
                 <w:szCs w:val="20"/>
                 <w:lang w:val="en-US"/>
               </w:rPr>
-              <w:lastRenderedPageBreak/>
               <w:t xml:space="preserve">06. </w:t>
             </w:r>
             <w:proofErr w:type="spellStart"/>
@@ -40373,6 +40826,7 @@
                 <w:szCs w:val="20"/>
                 <w:lang w:val="en-US"/>
               </w:rPr>
+              <w:lastRenderedPageBreak/>
               <w:t xml:space="preserve">15. </w:t>
             </w:r>
             <w:r>
@@ -40787,7 +41241,6 @@
                 <w:szCs w:val="20"/>
                 <w:lang w:val="en-US"/>
               </w:rPr>
-              <w:lastRenderedPageBreak/>
               <w:t xml:space="preserve">12. </w:t>
             </w:r>
             <w:r>
@@ -46559,6 +47012,7 @@
                 <w:szCs w:val="20"/>
                 <w:lang w:val="en-US"/>
               </w:rPr>
+              <w:lastRenderedPageBreak/>
               <w:t>3</w:t>
             </w:r>
             <w:r>
@@ -46896,7 +47350,6 @@
           <w:szCs w:val="20"/>
           <w:lang w:val="en-US"/>
         </w:rPr>
-        <w:lastRenderedPageBreak/>
         <w:t>P</w:t>
       </w:r>
       <w:r>
@@ -51267,7 +51720,12 @@
 </file>
 
 <file path=customXml/item1.xml><?xml version="1.0" encoding="utf-8"?>
-<b:Sources xmlns:b="http://schemas.openxmlformats.org/officeDocument/2006/bibliography" xmlns="http://schemas.openxmlformats.org/officeDocument/2006/bibliography" SelectedStyle="/APASixthEditionOfficeOnline.xsl" StyleName="APA" Version="6"/>
+<?mso-contentType ?>
+<FormTemplates xmlns="http://schemas.microsoft.com/sharepoint/v3/contenttype/forms">
+  <Display>DocumentLibraryForm</Display>
+  <Edit>DocumentLibraryForm</Edit>
+  <New>DocumentLibraryForm</New>
+</FormTemplates>
 </file>
 
 <file path=customXml/item2.xml><?xml version="1.0" encoding="utf-8"?>
@@ -51468,12 +51926,7 @@
 </file>
 
 <file path=customXml/item3.xml><?xml version="1.0" encoding="utf-8"?>
-<?mso-contentType ?>
-<FormTemplates xmlns="http://schemas.microsoft.com/sharepoint/v3/contenttype/forms">
-  <Display>DocumentLibraryForm</Display>
-  <Edit>DocumentLibraryForm</Edit>
-  <New>DocumentLibraryForm</New>
-</FormTemplates>
+<b:Sources xmlns:b="http://schemas.openxmlformats.org/officeDocument/2006/bibliography" xmlns="http://schemas.openxmlformats.org/officeDocument/2006/bibliography" SelectedStyle="/APASixthEditionOfficeOnline.xsl" StyleName="APA" Version="6"/>
 </file>
 
 <file path=customXml/item4.xml><?xml version="1.0" encoding="utf-8"?>
@@ -51483,9 +51936,9 @@
 </file>
 
 <file path=customXml/itemProps1.xml><?xml version="1.0" encoding="utf-8"?>
-<ds:datastoreItem xmlns:ds="http://schemas.openxmlformats.org/officeDocument/2006/customXml" ds:itemID="{8E80AEE6-875D-B44A-8018-5A824812E991}">
+<ds:datastoreItem xmlns:ds="http://schemas.openxmlformats.org/officeDocument/2006/customXml" ds:itemID="{5A2067E7-F5F7-49D0-ABCF-38AB1AF93D02}">
   <ds:schemaRefs>
-    <ds:schemaRef ds:uri="http://schemas.openxmlformats.org/officeDocument/2006/bibliography"/>
+    <ds:schemaRef ds:uri="http://schemas.microsoft.com/sharepoint/v3/contenttype/forms"/>
   </ds:schemaRefs>
 </ds:datastoreItem>
 </file>
@@ -51510,9 +51963,9 @@
 </file>
 
 <file path=customXml/itemProps3.xml><?xml version="1.0" encoding="utf-8"?>
-<ds:datastoreItem xmlns:ds="http://schemas.openxmlformats.org/officeDocument/2006/customXml" ds:itemID="{5A2067E7-F5F7-49D0-ABCF-38AB1AF93D02}">
+<ds:datastoreItem xmlns:ds="http://schemas.openxmlformats.org/officeDocument/2006/customXml" ds:itemID="{8E80AEE6-875D-B44A-8018-5A824812E991}">
   <ds:schemaRefs>
-    <ds:schemaRef ds:uri="http://schemas.microsoft.com/sharepoint/v3/contenttype/forms"/>
+    <ds:schemaRef ds:uri="http://schemas.openxmlformats.org/officeDocument/2006/bibliography"/>
   </ds:schemaRefs>
 </ds:datastoreItem>
 </file>

--- a/res/hfani_cv_full.docx
+++ b/res/hfani_cv_full.docx
@@ -11792,8 +11792,23 @@
           <w:vertAlign w:val="superscript"/>
           <w:lang w:val="en-US"/>
         </w:rPr>
-        <w:t>, +: highshooler</w:t>
+        <w:t xml:space="preserve">, +: </w:t>
       </w:r>
+      <w:proofErr w:type="spellStart"/>
+      <w:r>
+        <w:rPr>
+          <w:rFonts w:ascii="Garamond" w:hAnsi="Garamond" w:cstheme="minorHAnsi"/>
+          <w:b/>
+          <w:bCs/>
+          <w:color w:val="0432FF"/>
+          <w:sz w:val="20"/>
+          <w:szCs w:val="20"/>
+          <w:vertAlign w:val="superscript"/>
+          <w:lang w:val="en-US"/>
+        </w:rPr>
+        <w:t>highshooler</w:t>
+      </w:r>
+      <w:proofErr w:type="spellEnd"/>
       <w:r>
         <w:rPr>
           <w:rFonts w:ascii="Garamond" w:hAnsi="Garamond" w:cstheme="minorHAnsi"/>
@@ -11828,7 +11843,7 @@
           <w:szCs w:val="20"/>
           <w:lang w:val="en-US"/>
         </w:rPr>
-        <w:t>_____________________________</w:t>
+        <w:t>__________________</w:t>
       </w:r>
       <w:r>
         <w:rPr>
@@ -11840,7 +11855,7 @@
           <w:szCs w:val="20"/>
           <w:lang w:val="en-US"/>
         </w:rPr>
-        <w:t>_____</w:t>
+        <w:t xml:space="preserve">Google </w:t>
       </w:r>
       <w:r>
         <w:rPr>
@@ -11852,7 +11867,7 @@
           <w:szCs w:val="20"/>
           <w:lang w:val="en-US"/>
         </w:rPr>
-        <w:t>_______</w:t>
+        <w:t xml:space="preserve">citations: 685, i10-index: 23, </w:t>
       </w:r>
       <w:r>
         <w:rPr>
@@ -11864,7 +11879,7 @@
           <w:szCs w:val="20"/>
           <w:lang w:val="en-US"/>
         </w:rPr>
-        <w:t xml:space="preserve">Google h-index: </w:t>
+        <w:t xml:space="preserve">h-index: </w:t>
       </w:r>
       <w:r>
         <w:rPr>
@@ -12136,7 +12151,6 @@
           <w:p>
             <w:pPr>
               <w:spacing w:after="120"/>
-              <w:jc w:val="both"/>
               <w:rPr>
                 <w:rFonts w:ascii="Garamond" w:hAnsi="Garamond" w:cstheme="minorHAnsi"/>
                 <w:b/>
@@ -12319,16 +12333,6 @@
             <w:r>
               <w:rPr>
                 <w:rFonts w:ascii="Garamond" w:hAnsi="Garamond" w:cstheme="minorHAnsi"/>
-                <w:color w:val="000000" w:themeColor="text1"/>
-                <w:sz w:val="20"/>
-                <w:szCs w:val="20"/>
-                <w:lang w:val="en-US"/>
-              </w:rPr>
-              <w:t xml:space="preserve">, </w:t>
-            </w:r>
-            <w:r>
-              <w:rPr>
-                <w:rFonts w:ascii="Garamond" w:hAnsi="Garamond" w:cstheme="minorHAnsi"/>
                 <w:i/>
                 <w:iCs/>
                 <w:color w:val="000000" w:themeColor="text1"/>
@@ -12336,7 +12340,67 @@
                 <w:szCs w:val="20"/>
                 <w:lang w:val="en-US"/>
               </w:rPr>
-              <w:t>Just Accepted</w:t>
+              <w:t xml:space="preserve">, </w:t>
+            </w:r>
+            <w:r>
+              <w:rPr>
+                <w:rFonts w:ascii="Garamond" w:hAnsi="Garamond" w:cstheme="minorHAnsi"/>
+                <w:i/>
+                <w:iCs/>
+                <w:color w:val="000000" w:themeColor="text1"/>
+                <w:sz w:val="20"/>
+                <w:szCs w:val="20"/>
+                <w:lang w:val="en-US"/>
+              </w:rPr>
+              <w:t>42(3): e70221</w:t>
+            </w:r>
+            <w:r>
+              <w:rPr>
+                <w:rFonts w:ascii="Garamond" w:hAnsi="Garamond" w:cstheme="minorHAnsi"/>
+                <w:i/>
+                <w:iCs/>
+                <w:color w:val="000000" w:themeColor="text1"/>
+                <w:sz w:val="20"/>
+                <w:szCs w:val="20"/>
+                <w:lang w:val="en-US"/>
+              </w:rPr>
+              <w:t xml:space="preserve"> –</w:t>
+            </w:r>
+            <w:r>
+              <w:rPr>
+                <w:rFonts w:ascii="Garamond" w:hAnsi="Garamond" w:cstheme="minorHAnsi"/>
+                <w:i/>
+                <w:iCs/>
+                <w:color w:val="000000" w:themeColor="text1"/>
+                <w:sz w:val="20"/>
+                <w:szCs w:val="20"/>
+                <w:lang w:val="en-US"/>
+              </w:rPr>
+              <w:t xml:space="preserve"> Wiley.</w:t>
+            </w:r>
+            <w:r>
+              <w:rPr>
+                <w:rFonts w:ascii="Garamond" w:hAnsi="Garamond" w:cstheme="minorHAnsi"/>
+                <w:i/>
+                <w:iCs/>
+                <w:color w:val="000000" w:themeColor="text1"/>
+                <w:sz w:val="20"/>
+                <w:szCs w:val="20"/>
+                <w:lang w:val="en-US"/>
+              </w:rPr>
+              <w:t xml:space="preserve"> H–Index: </w:t>
+            </w:r>
+            <w:r>
+              <w:rPr>
+                <w:rFonts w:ascii="Garamond" w:hAnsi="Garamond" w:cstheme="minorHAnsi"/>
+                <w:i/>
+                <w:iCs/>
+                <w:color w:val="000000" w:themeColor="text1"/>
+                <w:sz w:val="20"/>
+                <w:szCs w:val="20"/>
+                <w:lang w:val="en-US"/>
+              </w:rPr>
+              <w:t>63</w:t>
             </w:r>
             <w:r>
               <w:rPr>
@@ -14954,7 +15018,7 @@
                 <w:szCs w:val="20"/>
                 <w:lang w:val="en-US"/>
               </w:rPr>
-              <w:t>40</w:t>
+              <w:t>37</w:t>
             </w:r>
             <w:r>
               <w:rPr>
@@ -15018,17 +15082,7 @@
                 <w:szCs w:val="20"/>
                 <w:lang w:val="en-US"/>
               </w:rPr>
-              <w:t xml:space="preserve">, </w:t>
-            </w:r>
-            <w:r>
-              <w:rPr>
-                <w:rFonts w:ascii="Garamond" w:hAnsi="Garamond" w:cstheme="minorHAnsi"/>
-                <w:color w:val="000000" w:themeColor="text1"/>
-                <w:sz w:val="20"/>
-                <w:szCs w:val="20"/>
-                <w:lang w:val="en-US"/>
-              </w:rPr>
-              <w:t>Thang</w:t>
+              <w:t>, Thang</w:t>
             </w:r>
             <w:r>
               <w:rPr>
@@ -15049,17 +15103,7 @@
                 <w:szCs w:val="20"/>
                 <w:lang w:val="en-US"/>
               </w:rPr>
-              <w:t xml:space="preserve">, </w:t>
-            </w:r>
-            <w:r>
-              <w:rPr>
-                <w:rFonts w:ascii="Garamond" w:hAnsi="Garamond" w:cstheme="minorHAnsi"/>
-                <w:color w:val="000000" w:themeColor="text1"/>
-                <w:sz w:val="20"/>
-                <w:szCs w:val="20"/>
-                <w:lang w:val="en-US"/>
-              </w:rPr>
-              <w:t>Rueda</w:t>
+              <w:t>, Rueda</w:t>
             </w:r>
             <w:r>
               <w:rPr>
@@ -15114,17 +15158,7 @@
                 <w:szCs w:val="20"/>
                 <w:lang w:val="en-US"/>
               </w:rPr>
-              <w:t>;</w:t>
-            </w:r>
-            <w:r>
-              <w:rPr>
-                <w:rFonts w:ascii="Garamond" w:hAnsi="Garamond" w:cstheme="minorHAnsi"/>
-                <w:color w:val="000000" w:themeColor="text1"/>
-                <w:sz w:val="20"/>
-                <w:szCs w:val="20"/>
-                <w:lang w:val="en-US"/>
-              </w:rPr>
-              <w:t xml:space="preserve"> OpeNTF2: Fairness-aware Graph Neural Team Formation</w:t>
+              <w:t>; OpeNTF2: Fairness-aware Graph Neural Team Formation</w:t>
             </w:r>
             <w:r>
               <w:rPr>
@@ -15290,17 +15324,7 @@
                 <w:szCs w:val="20"/>
                 <w:lang w:val="en-US"/>
               </w:rPr>
-              <w:t>202</w:t>
-            </w:r>
-            <w:r>
-              <w:rPr>
-                <w:rFonts w:ascii="Garamond" w:hAnsi="Garamond" w:cstheme="minorHAnsi"/>
-                <w:color w:val="000000" w:themeColor="text1"/>
-                <w:sz w:val="20"/>
-                <w:szCs w:val="20"/>
-                <w:lang w:val="en-US"/>
-              </w:rPr>
-              <w:t>6</w:t>
+              <w:t>2026</w:t>
             </w:r>
           </w:p>
         </w:tc>
@@ -15333,29 +15357,48 @@
                 <w:szCs w:val="20"/>
                 <w:lang w:val="en-US"/>
               </w:rPr>
-              <w:t xml:space="preserve">39. Saeedi, </w:t>
-            </w:r>
-            <w:proofErr w:type="spellStart"/>
-            <w:r>
-              <w:rPr>
-                <w:rFonts w:ascii="Garamond" w:hAnsi="Garamond" w:cstheme="minorHAnsi"/>
-                <w:color w:val="000000" w:themeColor="text1"/>
-                <w:sz w:val="20"/>
-                <w:szCs w:val="20"/>
-                <w:lang w:val="en-US"/>
-              </w:rPr>
-              <w:t>Kobti</w:t>
-            </w:r>
-            <w:proofErr w:type="spellEnd"/>
-            <w:r>
-              <w:rPr>
-                <w:rFonts w:ascii="Garamond" w:hAnsi="Garamond" w:cstheme="minorHAnsi"/>
-                <w:color w:val="000000" w:themeColor="text1"/>
-                <w:sz w:val="20"/>
-                <w:szCs w:val="20"/>
-                <w:lang w:val="en-US"/>
-              </w:rPr>
-              <w:t xml:space="preserve">, </w:t>
+              <w:t>3</w:t>
+            </w:r>
+            <w:r>
+              <w:rPr>
+                <w:rFonts w:ascii="Garamond" w:hAnsi="Garamond" w:cstheme="minorHAnsi"/>
+                <w:color w:val="000000" w:themeColor="text1"/>
+                <w:sz w:val="20"/>
+                <w:szCs w:val="20"/>
+                <w:lang w:val="en-US"/>
+              </w:rPr>
+              <w:t>6</w:t>
+            </w:r>
+            <w:r>
+              <w:rPr>
+                <w:rFonts w:ascii="Garamond" w:hAnsi="Garamond" w:cstheme="minorHAnsi"/>
+                <w:color w:val="000000" w:themeColor="text1"/>
+                <w:sz w:val="20"/>
+                <w:szCs w:val="20"/>
+                <w:lang w:val="en-US"/>
+              </w:rPr>
+              <w:t>. Thang</w:t>
+            </w:r>
+            <w:r>
+              <w:rPr>
+                <w:rFonts w:ascii="Garamond" w:hAnsi="Garamond" w:cstheme="minorHAnsi"/>
+                <w:color w:val="000000" w:themeColor="text1"/>
+                <w:sz w:val="20"/>
+                <w:szCs w:val="20"/>
+                <w:vertAlign w:val="superscript"/>
+                <w:lang w:val="en-US"/>
+              </w:rPr>
+              <w:t>*</w:t>
+            </w:r>
+            <w:r>
+              <w:rPr>
+                <w:rFonts w:ascii="Garamond" w:hAnsi="Garamond" w:cstheme="minorHAnsi"/>
+                <w:color w:val="000000" w:themeColor="text1"/>
+                <w:sz w:val="20"/>
+                <w:szCs w:val="20"/>
+                <w:lang w:val="en-US"/>
+              </w:rPr>
+              <w:t xml:space="preserve">, Hosseini, </w:t>
             </w:r>
             <w:r>
               <w:rPr>
@@ -15367,7 +15410,19 @@
                 <w:szCs w:val="20"/>
                 <w:lang w:val="en-US"/>
               </w:rPr>
-              <w:t>Fani</w:t>
+              <w:t>Fa</w:t>
+            </w:r>
+            <w:r>
+              <w:rPr>
+                <w:rFonts w:ascii="Garamond" w:hAnsi="Garamond" w:cstheme="minorHAnsi"/>
+                <w:b/>
+                <w:bCs/>
+                <w:color w:val="000000" w:themeColor="text1"/>
+                <w:sz w:val="20"/>
+                <w:szCs w:val="20"/>
+                <w:lang w:val="en-US"/>
+              </w:rPr>
+              <w:t>ni</w:t>
             </w:r>
             <w:r>
               <w:rPr>
@@ -15387,7 +15442,7 @@
                 <w:szCs w:val="20"/>
                 <w:lang w:val="en-US"/>
               </w:rPr>
-              <w:t xml:space="preserve">Learning Collaborative Teams via Social Information Retrieval. </w:t>
+              <w:t xml:space="preserve">Translative Neural Team Recommendation: From Multilabel Classification to Sequence Prediction. </w:t>
             </w:r>
             <w:r>
               <w:rPr>
@@ -15399,17 +15454,17 @@
                 <w:szCs w:val="20"/>
                 <w:lang w:val="en-US"/>
               </w:rPr>
-              <w:t>In the 2026 ACM Web Conference</w:t>
-            </w:r>
-            <w:r>
-              <w:rPr>
-                <w:rFonts w:ascii="Garamond" w:hAnsi="Garamond" w:cstheme="minorHAnsi"/>
-                <w:color w:val="000000" w:themeColor="text1"/>
-                <w:sz w:val="20"/>
-                <w:szCs w:val="20"/>
-                <w:lang w:val="en-US"/>
-              </w:rPr>
-              <w:t xml:space="preserve"> (</w:t>
+              <w:t xml:space="preserve">In the 48th International ACM SIGIR Conference on Research and Development in Information Retrieval </w:t>
+            </w:r>
+            <w:r>
+              <w:rPr>
+                <w:rFonts w:ascii="Garamond" w:hAnsi="Garamond" w:cstheme="minorHAnsi"/>
+                <w:color w:val="000000" w:themeColor="text1"/>
+                <w:sz w:val="20"/>
+                <w:szCs w:val="20"/>
+                <w:lang w:val="en-US"/>
+              </w:rPr>
+              <w:t>(</w:t>
             </w:r>
             <w:r>
               <w:rPr>
@@ -15421,7 +15476,7 @@
                 <w:szCs w:val="20"/>
                 <w:lang w:val="en-US"/>
               </w:rPr>
-              <w:t>WWW</w:t>
+              <w:t>SIGIR</w:t>
             </w:r>
             <w:r>
               <w:rPr>
@@ -15432,16 +15487,6 @@
                 <w:lang w:val="en-US"/>
               </w:rPr>
               <w:t>)</w:t>
-            </w:r>
-            <w:r>
-              <w:rPr>
-                <w:rFonts w:ascii="Garamond" w:hAnsi="Garamond" w:cstheme="minorHAnsi"/>
-                <w:color w:val="000000" w:themeColor="text1"/>
-                <w:sz w:val="20"/>
-                <w:szCs w:val="20"/>
-                <w:lang w:val="en-US"/>
-              </w:rPr>
-              <w:t xml:space="preserve">, </w:t>
             </w:r>
             <w:r>
               <w:rPr>
@@ -15453,17 +15498,7 @@
                 <w:szCs w:val="20"/>
                 <w:lang w:val="en-US"/>
               </w:rPr>
-              <w:t>UAE, Dubai, CORE Rank: A*</w:t>
-            </w:r>
-            <w:r>
-              <w:rPr>
-                <w:rFonts w:ascii="Garamond" w:hAnsi="Garamond" w:cstheme="minorHAnsi"/>
-                <w:color w:val="000000" w:themeColor="text1"/>
-                <w:sz w:val="20"/>
-                <w:szCs w:val="20"/>
-                <w:lang w:val="en-US"/>
-              </w:rPr>
-              <w:t>.</w:t>
+              <w:t xml:space="preserve">, Padua, Italy, CORE Rank: A* </w:t>
             </w:r>
           </w:p>
         </w:tc>
@@ -15491,7 +15526,7 @@
                 <w:szCs w:val="20"/>
                 <w:lang w:val="en-US"/>
               </w:rPr>
-              <w:t>2026</w:t>
+              <w:t>2025</w:t>
             </w:r>
           </w:p>
         </w:tc>
@@ -15524,17 +15559,60 @@
                 <w:szCs w:val="20"/>
                 <w:lang w:val="en-US"/>
               </w:rPr>
-              <w:t xml:space="preserve">38. </w:t>
-            </w:r>
-            <w:r>
-              <w:rPr>
-                <w:rFonts w:ascii="Garamond" w:hAnsi="Garamond" w:cstheme="minorHAnsi"/>
-                <w:color w:val="000000" w:themeColor="text1"/>
-                <w:sz w:val="20"/>
-                <w:szCs w:val="20"/>
-                <w:lang w:val="en-US"/>
-              </w:rPr>
-              <w:t xml:space="preserve">Saeedi, </w:t>
+              <w:t>3</w:t>
+            </w:r>
+            <w:r>
+              <w:rPr>
+                <w:rFonts w:ascii="Garamond" w:hAnsi="Garamond" w:cstheme="minorHAnsi"/>
+                <w:color w:val="000000" w:themeColor="text1"/>
+                <w:sz w:val="20"/>
+                <w:szCs w:val="20"/>
+                <w:lang w:val="en-US"/>
+              </w:rPr>
+              <w:t>5</w:t>
+            </w:r>
+            <w:r>
+              <w:rPr>
+                <w:rFonts w:ascii="Garamond" w:hAnsi="Garamond" w:cstheme="minorHAnsi"/>
+                <w:color w:val="000000" w:themeColor="text1"/>
+                <w:sz w:val="20"/>
+                <w:szCs w:val="20"/>
+                <w:lang w:val="en-US"/>
+              </w:rPr>
+              <w:t xml:space="preserve">. </w:t>
+            </w:r>
+            <w:proofErr w:type="spellStart"/>
+            <w:r>
+              <w:rPr>
+                <w:rFonts w:ascii="Garamond" w:hAnsi="Garamond" w:cstheme="minorHAnsi"/>
+                <w:color w:val="000000" w:themeColor="text1"/>
+                <w:sz w:val="20"/>
+                <w:szCs w:val="20"/>
+                <w:lang w:val="en-US"/>
+              </w:rPr>
+              <w:t>Waezi</w:t>
+            </w:r>
+            <w:proofErr w:type="spellEnd"/>
+            <w:r>
+              <w:rPr>
+                <w:rFonts w:ascii="Garamond" w:hAnsi="Garamond" w:cstheme="minorHAnsi"/>
+                <w:color w:val="000000" w:themeColor="text1"/>
+                <w:sz w:val="20"/>
+                <w:szCs w:val="20"/>
+                <w:vertAlign w:val="superscript"/>
+                <w:lang w:val="en-US"/>
+              </w:rPr>
+              <w:t>*</w:t>
+            </w:r>
+            <w:r>
+              <w:rPr>
+                <w:rFonts w:ascii="Garamond" w:hAnsi="Garamond" w:cstheme="minorHAnsi"/>
+                <w:color w:val="000000" w:themeColor="text1"/>
+                <w:sz w:val="20"/>
+                <w:szCs w:val="20"/>
+                <w:lang w:val="en-US"/>
+              </w:rPr>
+              <w:t xml:space="preserve">, </w:t>
             </w:r>
             <w:r>
               <w:rPr>
@@ -15556,7 +15634,37 @@
                 <w:szCs w:val="20"/>
                 <w:lang w:val="en-US"/>
               </w:rPr>
-              <w:t xml:space="preserve">; Neural Shifts in Collaborative Team Recommendation. </w:t>
+              <w:t>;</w:t>
+            </w:r>
+            <w:r>
+              <w:rPr>
+                <w:rFonts w:ascii="Garamond" w:hAnsi="Garamond" w:cstheme="minorHAnsi"/>
+                <w:color w:val="000000" w:themeColor="text1"/>
+                <w:sz w:val="20"/>
+                <w:szCs w:val="20"/>
+                <w:lang w:val="en-US"/>
+              </w:rPr>
+              <w:t xml:space="preserve"> </w:t>
+            </w:r>
+            <w:r>
+              <w:rPr>
+                <w:rFonts w:ascii="Garamond" w:hAnsi="Garamond" w:cstheme="minorHAnsi"/>
+                <w:color w:val="000000" w:themeColor="text1"/>
+                <w:sz w:val="20"/>
+                <w:szCs w:val="20"/>
+                <w:lang w:val="en-US"/>
+              </w:rPr>
+              <w:t>Enhancing Online Grooming Detection via Backtranslation Augmentation</w:t>
+            </w:r>
+            <w:r>
+              <w:rPr>
+                <w:rFonts w:ascii="Garamond" w:hAnsi="Garamond" w:cstheme="minorHAnsi"/>
+                <w:color w:val="000000" w:themeColor="text1"/>
+                <w:sz w:val="20"/>
+                <w:szCs w:val="20"/>
+                <w:lang w:val="en-US"/>
+              </w:rPr>
+              <w:t xml:space="preserve">. </w:t>
             </w:r>
             <w:r>
               <w:rPr>
@@ -15568,7 +15676,7 @@
                 <w:szCs w:val="20"/>
                 <w:lang w:val="en-US"/>
               </w:rPr>
-              <w:t>In the 34th ACM International Conference on Information and Knowledge Management</w:t>
+              <w:t>In the 31st International Conference on Computational Linguistics</w:t>
             </w:r>
             <w:r>
               <w:rPr>
@@ -15590,17 +15698,41 @@
                 <w:szCs w:val="20"/>
                 <w:lang w:val="en-US"/>
               </w:rPr>
-              <w:t>CIKM</w:t>
-            </w:r>
-            <w:r>
-              <w:rPr>
-                <w:rFonts w:ascii="Garamond" w:hAnsi="Garamond" w:cstheme="minorHAnsi"/>
-                <w:color w:val="000000" w:themeColor="text1"/>
-                <w:sz w:val="20"/>
-                <w:szCs w:val="20"/>
-                <w:lang w:val="en-US"/>
-              </w:rPr>
-              <w:t xml:space="preserve">), </w:t>
+              <w:t>CO</w:t>
+            </w:r>
+            <w:r>
+              <w:rPr>
+                <w:rFonts w:ascii="Garamond" w:hAnsi="Garamond" w:cstheme="minorHAnsi"/>
+                <w:b/>
+                <w:bCs/>
+                <w:color w:val="000000" w:themeColor="text1"/>
+                <w:sz w:val="20"/>
+                <w:szCs w:val="20"/>
+                <w:lang w:val="en-US"/>
+              </w:rPr>
+              <w:t>L</w:t>
+            </w:r>
+            <w:r>
+              <w:rPr>
+                <w:rFonts w:ascii="Garamond" w:hAnsi="Garamond" w:cstheme="minorHAnsi"/>
+                <w:b/>
+                <w:bCs/>
+                <w:color w:val="000000" w:themeColor="text1"/>
+                <w:sz w:val="20"/>
+                <w:szCs w:val="20"/>
+                <w:lang w:val="en-US"/>
+              </w:rPr>
+              <w:t>ING</w:t>
+            </w:r>
+            <w:r>
+              <w:rPr>
+                <w:rFonts w:ascii="Garamond" w:hAnsi="Garamond" w:cstheme="minorHAnsi"/>
+                <w:color w:val="000000" w:themeColor="text1"/>
+                <w:sz w:val="20"/>
+                <w:szCs w:val="20"/>
+                <w:lang w:val="en-US"/>
+              </w:rPr>
+              <w:t>)</w:t>
             </w:r>
             <w:r>
               <w:rPr>
@@ -15612,7 +15744,7 @@
                 <w:szCs w:val="20"/>
                 <w:lang w:val="en-US"/>
               </w:rPr>
-              <w:t xml:space="preserve">Seol, South Korea, </w:t>
+              <w:t xml:space="preserve">, Abu Dhabi, UAE, </w:t>
             </w:r>
             <w:r>
               <w:rPr>
@@ -15624,19 +15756,7 @@
                 <w:szCs w:val="20"/>
                 <w:lang w:val="en-US"/>
               </w:rPr>
-              <w:t>CORE Rank: A</w:t>
-            </w:r>
-            <w:r>
-              <w:rPr>
-                <w:rFonts w:ascii="Garamond" w:hAnsi="Garamond" w:cstheme="minorHAnsi"/>
-                <w:i/>
-                <w:iCs/>
-                <w:color w:val="000000" w:themeColor="text1"/>
-                <w:sz w:val="20"/>
-                <w:szCs w:val="20"/>
-                <w:lang w:val="en-US"/>
-              </w:rPr>
-              <w:t>.</w:t>
+              <w:t>CORE Rank: A.</w:t>
             </w:r>
           </w:p>
         </w:tc>
@@ -15697,7 +15817,27 @@
                 <w:szCs w:val="20"/>
                 <w:lang w:val="en-US"/>
               </w:rPr>
-              <w:t>37. Thang</w:t>
+              <w:t>3</w:t>
+            </w:r>
+            <w:r>
+              <w:rPr>
+                <w:rFonts w:ascii="Garamond" w:hAnsi="Garamond" w:cstheme="minorHAnsi"/>
+                <w:color w:val="000000" w:themeColor="text1"/>
+                <w:sz w:val="20"/>
+                <w:szCs w:val="20"/>
+                <w:lang w:val="en-US"/>
+              </w:rPr>
+              <w:t>4</w:t>
+            </w:r>
+            <w:r>
+              <w:rPr>
+                <w:rFonts w:ascii="Garamond" w:hAnsi="Garamond" w:cstheme="minorHAnsi"/>
+                <w:color w:val="000000" w:themeColor="text1"/>
+                <w:sz w:val="20"/>
+                <w:szCs w:val="20"/>
+                <w:lang w:val="en-US"/>
+              </w:rPr>
+              <w:t>. Barzegar</w:t>
             </w:r>
             <w:r>
               <w:rPr>
@@ -15718,7 +15858,40 @@
                 <w:szCs w:val="20"/>
                 <w:lang w:val="en-US"/>
               </w:rPr>
-              <w:t xml:space="preserve">, Hosseini, </w:t>
+              <w:t xml:space="preserve">, </w:t>
+            </w:r>
+            <w:proofErr w:type="spellStart"/>
+            <w:r>
+              <w:rPr>
+                <w:rFonts w:ascii="Garamond" w:hAnsi="Garamond" w:cstheme="minorHAnsi"/>
+                <w:color w:val="000000" w:themeColor="text1"/>
+                <w:sz w:val="20"/>
+                <w:szCs w:val="20"/>
+                <w:lang w:val="en-US"/>
+              </w:rPr>
+              <w:t>Kurepa</w:t>
+            </w:r>
+            <w:proofErr w:type="spellEnd"/>
+            <w:r>
+              <w:rPr>
+                <w:rFonts w:ascii="Garamond" w:hAnsi="Garamond" w:cstheme="minorHAnsi"/>
+                <w:color w:val="000000" w:themeColor="text1"/>
+                <w:sz w:val="20"/>
+                <w:szCs w:val="20"/>
+                <w:vertAlign w:val="superscript"/>
+                <w:lang w:val="en-US"/>
+              </w:rPr>
+              <w:t>+</w:t>
+            </w:r>
+            <w:r>
+              <w:rPr>
+                <w:rFonts w:ascii="Garamond" w:hAnsi="Garamond" w:cstheme="minorHAnsi"/>
+                <w:color w:val="000000" w:themeColor="text1"/>
+                <w:sz w:val="20"/>
+                <w:szCs w:val="20"/>
+                <w:lang w:val="en-US"/>
+              </w:rPr>
+              <w:t xml:space="preserve">, </w:t>
             </w:r>
             <w:r>
               <w:rPr>
@@ -15730,7 +15903,52 @@
                 <w:szCs w:val="20"/>
                 <w:lang w:val="en-US"/>
               </w:rPr>
-              <w:t>Fa</w:t>
+              <w:t>Fani</w:t>
+            </w:r>
+            <w:r>
+              <w:rPr>
+                <w:rFonts w:ascii="Garamond" w:hAnsi="Garamond" w:cstheme="minorHAnsi"/>
+                <w:color w:val="000000" w:themeColor="text1"/>
+                <w:sz w:val="20"/>
+                <w:szCs w:val="20"/>
+                <w:lang w:val="en-US"/>
+              </w:rPr>
+              <w:t>;</w:t>
+            </w:r>
+            <w:r>
+              <w:t xml:space="preserve"> </w:t>
+            </w:r>
+            <w:r>
+              <w:rPr>
+                <w:rFonts w:ascii="Garamond" w:hAnsi="Garamond" w:cstheme="minorHAnsi"/>
+                <w:color w:val="000000" w:themeColor="text1"/>
+                <w:sz w:val="20"/>
+                <w:szCs w:val="20"/>
+                <w:lang w:val="en-US"/>
+              </w:rPr>
+              <w:t xml:space="preserve">Adaptive Loss-based Curricula for Neural Team Recommendation. </w:t>
+            </w:r>
+            <w:r>
+              <w:rPr>
+                <w:rFonts w:ascii="Garamond" w:hAnsi="Garamond" w:cstheme="minorHAnsi"/>
+                <w:i/>
+                <w:iCs/>
+                <w:color w:val="000000" w:themeColor="text1"/>
+                <w:sz w:val="20"/>
+                <w:szCs w:val="20"/>
+                <w:lang w:val="en-US"/>
+              </w:rPr>
+              <w:t>In the 18th International Conference on Web Search and Data Mining</w:t>
+            </w:r>
+            <w:r>
+              <w:rPr>
+                <w:rFonts w:ascii="Garamond" w:hAnsi="Garamond" w:cstheme="minorHAnsi"/>
+                <w:color w:val="000000" w:themeColor="text1"/>
+                <w:sz w:val="20"/>
+                <w:szCs w:val="20"/>
+                <w:lang w:val="en-US"/>
+              </w:rPr>
+              <w:t xml:space="preserve"> (</w:t>
             </w:r>
             <w:r>
               <w:rPr>
@@ -15742,27 +15960,17 @@
                 <w:szCs w:val="20"/>
                 <w:lang w:val="en-US"/>
               </w:rPr>
-              <w:t>ni</w:t>
-            </w:r>
-            <w:r>
-              <w:rPr>
-                <w:rFonts w:ascii="Garamond" w:hAnsi="Garamond" w:cstheme="minorHAnsi"/>
-                <w:color w:val="000000" w:themeColor="text1"/>
-                <w:sz w:val="20"/>
-                <w:szCs w:val="20"/>
-                <w:lang w:val="en-US"/>
-              </w:rPr>
-              <w:t xml:space="preserve">; </w:t>
-            </w:r>
-            <w:r>
-              <w:rPr>
-                <w:rFonts w:ascii="Garamond" w:hAnsi="Garamond" w:cstheme="minorHAnsi"/>
-                <w:color w:val="000000" w:themeColor="text1"/>
-                <w:sz w:val="20"/>
-                <w:szCs w:val="20"/>
-                <w:lang w:val="en-US"/>
-              </w:rPr>
-              <w:t xml:space="preserve">Translative Neural Team Recommendation: From Multilabel Classification to Sequence Prediction. </w:t>
+              <w:t>WSDM</w:t>
+            </w:r>
+            <w:r>
+              <w:rPr>
+                <w:rFonts w:ascii="Garamond" w:hAnsi="Garamond" w:cstheme="minorHAnsi"/>
+                <w:color w:val="000000" w:themeColor="text1"/>
+                <w:sz w:val="20"/>
+                <w:szCs w:val="20"/>
+                <w:lang w:val="en-US"/>
+              </w:rPr>
+              <w:t>)</w:t>
             </w:r>
             <w:r>
               <w:rPr>
@@ -15774,39 +15982,7 @@
                 <w:szCs w:val="20"/>
                 <w:lang w:val="en-US"/>
               </w:rPr>
-              <w:t xml:space="preserve">In the 48th International ACM SIGIR Conference on Research and Development in Information Retrieval </w:t>
-            </w:r>
-            <w:r>
-              <w:rPr>
-                <w:rFonts w:ascii="Garamond" w:hAnsi="Garamond" w:cstheme="minorHAnsi"/>
-                <w:color w:val="000000" w:themeColor="text1"/>
-                <w:sz w:val="20"/>
-                <w:szCs w:val="20"/>
-                <w:lang w:val="en-US"/>
-              </w:rPr>
-              <w:t>(</w:t>
-            </w:r>
-            <w:r>
-              <w:rPr>
-                <w:rFonts w:ascii="Garamond" w:hAnsi="Garamond" w:cstheme="minorHAnsi"/>
-                <w:b/>
-                <w:bCs/>
-                <w:color w:val="000000" w:themeColor="text1"/>
-                <w:sz w:val="20"/>
-                <w:szCs w:val="20"/>
-                <w:lang w:val="en-US"/>
-              </w:rPr>
-              <w:t>SIGIR</w:t>
-            </w:r>
-            <w:r>
-              <w:rPr>
-                <w:rFonts w:ascii="Garamond" w:hAnsi="Garamond" w:cstheme="minorHAnsi"/>
-                <w:color w:val="000000" w:themeColor="text1"/>
-                <w:sz w:val="20"/>
-                <w:szCs w:val="20"/>
-                <w:lang w:val="en-US"/>
-              </w:rPr>
-              <w:t>)</w:t>
+              <w:t>, Hannover, Germany,</w:t>
             </w:r>
             <w:r>
               <w:rPr>
@@ -15818,7 +15994,7 @@
                 <w:szCs w:val="20"/>
                 <w:lang w:val="en-US"/>
               </w:rPr>
-              <w:t xml:space="preserve">, Padua, Italy, CORE Rank: A* </w:t>
+              <w:t xml:space="preserve"> CORE Rank: A*.</w:t>
             </w:r>
           </w:p>
         </w:tc>
@@ -15879,7 +16055,58 @@
                 <w:szCs w:val="20"/>
                 <w:lang w:val="en-US"/>
               </w:rPr>
-              <w:t xml:space="preserve">36. </w:t>
+              <w:t>3</w:t>
+            </w:r>
+            <w:r>
+              <w:rPr>
+                <w:rFonts w:ascii="Garamond" w:hAnsi="Garamond" w:cstheme="minorHAnsi"/>
+                <w:color w:val="000000" w:themeColor="text1"/>
+                <w:sz w:val="20"/>
+                <w:szCs w:val="20"/>
+                <w:lang w:val="en-US"/>
+              </w:rPr>
+              <w:t>3</w:t>
+            </w:r>
+            <w:r>
+              <w:rPr>
+                <w:rFonts w:ascii="Garamond" w:hAnsi="Garamond" w:cstheme="minorHAnsi"/>
+                <w:color w:val="000000" w:themeColor="text1"/>
+                <w:sz w:val="20"/>
+                <w:szCs w:val="20"/>
+                <w:lang w:val="en-US"/>
+              </w:rPr>
+              <w:t xml:space="preserve">. </w:t>
+            </w:r>
+            <w:r>
+              <w:rPr>
+                <w:rFonts w:ascii="Garamond" w:hAnsi="Garamond" w:cstheme="minorHAnsi"/>
+                <w:color w:val="000000" w:themeColor="text1"/>
+                <w:sz w:val="20"/>
+                <w:szCs w:val="20"/>
+                <w:lang w:val="en-US"/>
+              </w:rPr>
+              <w:t>Taheri</w:t>
+            </w:r>
+            <w:r>
+              <w:rPr>
+                <w:rFonts w:ascii="Garamond" w:hAnsi="Garamond" w:cstheme="minorHAnsi"/>
+                <w:color w:val="000000" w:themeColor="text1"/>
+                <w:sz w:val="20"/>
+                <w:szCs w:val="20"/>
+                <w:vertAlign w:val="superscript"/>
+                <w:lang w:val="en-US"/>
+              </w:rPr>
+              <w:t>*</w:t>
+            </w:r>
+            <w:r>
+              <w:rPr>
+                <w:rFonts w:ascii="Garamond" w:hAnsi="Garamond" w:cstheme="minorHAnsi"/>
+                <w:color w:val="000000" w:themeColor="text1"/>
+                <w:sz w:val="20"/>
+                <w:szCs w:val="20"/>
+                <w:lang w:val="en-US"/>
+              </w:rPr>
+              <w:t xml:space="preserve">, </w:t>
             </w:r>
             <w:proofErr w:type="spellStart"/>
             <w:r>
@@ -15890,20 +16117,9 @@
                 <w:szCs w:val="20"/>
                 <w:lang w:val="en-US"/>
               </w:rPr>
-              <w:t>Waezi</w:t>
+              <w:t>Kobti</w:t>
             </w:r>
             <w:proofErr w:type="spellEnd"/>
-            <w:r>
-              <w:rPr>
-                <w:rFonts w:ascii="Garamond" w:hAnsi="Garamond" w:cstheme="minorHAnsi"/>
-                <w:color w:val="000000" w:themeColor="text1"/>
-                <w:sz w:val="20"/>
-                <w:szCs w:val="20"/>
-                <w:vertAlign w:val="superscript"/>
-                <w:lang w:val="en-US"/>
-              </w:rPr>
-              <w:t>*</w:t>
-            </w:r>
             <w:r>
               <w:rPr>
                 <w:rFonts w:ascii="Garamond" w:hAnsi="Garamond" w:cstheme="minorHAnsi"/>
@@ -15934,37 +16150,7 @@
                 <w:szCs w:val="20"/>
                 <w:lang w:val="en-US"/>
               </w:rPr>
-              <w:t>;</w:t>
-            </w:r>
-            <w:r>
-              <w:rPr>
-                <w:rFonts w:ascii="Garamond" w:hAnsi="Garamond" w:cstheme="minorHAnsi"/>
-                <w:color w:val="000000" w:themeColor="text1"/>
-                <w:sz w:val="20"/>
-                <w:szCs w:val="20"/>
-                <w:lang w:val="en-US"/>
-              </w:rPr>
-              <w:t xml:space="preserve"> </w:t>
-            </w:r>
-            <w:r>
-              <w:rPr>
-                <w:rFonts w:ascii="Garamond" w:hAnsi="Garamond" w:cstheme="minorHAnsi"/>
-                <w:color w:val="000000" w:themeColor="text1"/>
-                <w:sz w:val="20"/>
-                <w:szCs w:val="20"/>
-                <w:lang w:val="en-US"/>
-              </w:rPr>
-              <w:t>Enhancing Online Grooming Detection via Backtranslation Augmentation</w:t>
-            </w:r>
-            <w:r>
-              <w:rPr>
-                <w:rFonts w:ascii="Garamond" w:hAnsi="Garamond" w:cstheme="minorHAnsi"/>
-                <w:color w:val="000000" w:themeColor="text1"/>
-                <w:sz w:val="20"/>
-                <w:szCs w:val="20"/>
-                <w:lang w:val="en-US"/>
-              </w:rPr>
-              <w:t xml:space="preserve">. </w:t>
+              <w:t xml:space="preserve">; Comparative Study of Query Types on Query Refinement. </w:t>
             </w:r>
             <w:r>
               <w:rPr>
@@ -15976,7 +16162,7 @@
                 <w:szCs w:val="20"/>
                 <w:lang w:val="en-US"/>
               </w:rPr>
-              <w:t>In the 31st International Conference on Computational Linguistics</w:t>
+              <w:t>In the 2025 International Conference on Natural Language Processing and Information Retrieval</w:t>
             </w:r>
             <w:r>
               <w:rPr>
@@ -15991,48 +16177,32 @@
             <w:r>
               <w:rPr>
                 <w:rFonts w:ascii="Garamond" w:hAnsi="Garamond" w:cstheme="minorHAnsi"/>
-                <w:b/>
-                <w:bCs/>
-                <w:color w:val="000000" w:themeColor="text1"/>
-                <w:sz w:val="20"/>
-                <w:szCs w:val="20"/>
-                <w:lang w:val="en-US"/>
-              </w:rPr>
-              <w:t>CO</w:t>
-            </w:r>
-            <w:r>
-              <w:rPr>
-                <w:rFonts w:ascii="Garamond" w:hAnsi="Garamond" w:cstheme="minorHAnsi"/>
-                <w:b/>
-                <w:bCs/>
-                <w:color w:val="000000" w:themeColor="text1"/>
-                <w:sz w:val="20"/>
-                <w:szCs w:val="20"/>
-                <w:lang w:val="en-US"/>
-              </w:rPr>
-              <w:t>L</w:t>
-            </w:r>
-            <w:r>
-              <w:rPr>
-                <w:rFonts w:ascii="Garamond" w:hAnsi="Garamond" w:cstheme="minorHAnsi"/>
-                <w:b/>
-                <w:bCs/>
-                <w:color w:val="000000" w:themeColor="text1"/>
-                <w:sz w:val="20"/>
-                <w:szCs w:val="20"/>
-                <w:lang w:val="en-US"/>
-              </w:rPr>
-              <w:t>ING</w:t>
-            </w:r>
-            <w:r>
-              <w:rPr>
-                <w:rFonts w:ascii="Garamond" w:hAnsi="Garamond" w:cstheme="minorHAnsi"/>
-                <w:color w:val="000000" w:themeColor="text1"/>
-                <w:sz w:val="20"/>
-                <w:szCs w:val="20"/>
-                <w:lang w:val="en-US"/>
-              </w:rPr>
-              <w:t>)</w:t>
+                <w:color w:val="000000" w:themeColor="text1"/>
+                <w:sz w:val="20"/>
+                <w:szCs w:val="20"/>
+                <w:lang w:val="en-US"/>
+              </w:rPr>
+              <w:t>NLPIR</w:t>
+            </w:r>
+            <w:r>
+              <w:rPr>
+                <w:rFonts w:ascii="Garamond" w:hAnsi="Garamond" w:cstheme="minorHAnsi"/>
+                <w:color w:val="000000" w:themeColor="text1"/>
+                <w:sz w:val="20"/>
+                <w:szCs w:val="20"/>
+                <w:lang w:val="en-US"/>
+              </w:rPr>
+              <w:t>),</w:t>
+            </w:r>
+            <w:r>
+              <w:rPr>
+                <w:rFonts w:ascii="Garamond" w:hAnsi="Garamond" w:cstheme="minorHAnsi"/>
+                <w:color w:val="000000" w:themeColor="text1"/>
+                <w:sz w:val="20"/>
+                <w:szCs w:val="20"/>
+                <w:lang w:val="en-US"/>
+              </w:rPr>
+              <w:t xml:space="preserve"> </w:t>
             </w:r>
             <w:r>
               <w:rPr>
@@ -16044,19 +16214,17 @@
                 <w:szCs w:val="20"/>
                 <w:lang w:val="en-US"/>
               </w:rPr>
-              <w:t xml:space="preserve">, Abu Dhabi, UAE, </w:t>
-            </w:r>
-            <w:r>
-              <w:rPr>
-                <w:rFonts w:ascii="Garamond" w:hAnsi="Garamond" w:cstheme="minorHAnsi"/>
-                <w:i/>
-                <w:iCs/>
-                <w:color w:val="000000" w:themeColor="text1"/>
-                <w:sz w:val="20"/>
-                <w:szCs w:val="20"/>
-                <w:lang w:val="en-US"/>
-              </w:rPr>
-              <w:t>CORE Rank: A.</w:t>
+              <w:t>Fukuoka, Japan</w:t>
+            </w:r>
+            <w:r>
+              <w:rPr>
+                <w:rFonts w:ascii="Garamond" w:hAnsi="Garamond" w:cstheme="minorHAnsi"/>
+                <w:color w:val="000000" w:themeColor="text1"/>
+                <w:sz w:val="20"/>
+                <w:szCs w:val="20"/>
+                <w:lang w:val="en-US"/>
+              </w:rPr>
+              <w:t>.</w:t>
             </w:r>
           </w:p>
         </w:tc>
@@ -16117,28 +16285,40 @@
                 <w:szCs w:val="20"/>
                 <w:lang w:val="en-US"/>
               </w:rPr>
-              <w:t>35. Barzegar</w:t>
-            </w:r>
-            <w:r>
-              <w:rPr>
-                <w:rFonts w:ascii="Garamond" w:hAnsi="Garamond" w:cstheme="minorHAnsi"/>
-                <w:color w:val="000000" w:themeColor="text1"/>
-                <w:sz w:val="20"/>
-                <w:szCs w:val="20"/>
-                <w:vertAlign w:val="superscript"/>
-                <w:lang w:val="en-US"/>
-              </w:rPr>
-              <w:t>*</w:t>
-            </w:r>
-            <w:r>
-              <w:rPr>
-                <w:rFonts w:ascii="Garamond" w:hAnsi="Garamond" w:cstheme="minorHAnsi"/>
-                <w:color w:val="000000" w:themeColor="text1"/>
-                <w:sz w:val="20"/>
-                <w:szCs w:val="20"/>
-                <w:lang w:val="en-US"/>
-              </w:rPr>
-              <w:t xml:space="preserve">, </w:t>
+              <w:t>3</w:t>
+            </w:r>
+            <w:r>
+              <w:rPr>
+                <w:rFonts w:ascii="Garamond" w:hAnsi="Garamond" w:cstheme="minorHAnsi"/>
+                <w:color w:val="000000" w:themeColor="text1"/>
+                <w:sz w:val="20"/>
+                <w:szCs w:val="20"/>
+                <w:lang w:val="en-US"/>
+              </w:rPr>
+              <w:t>2</w:t>
+            </w:r>
+            <w:r>
+              <w:rPr>
+                <w:rFonts w:ascii="Garamond" w:hAnsi="Garamond" w:cstheme="minorHAnsi"/>
+                <w:color w:val="000000" w:themeColor="text1"/>
+                <w:sz w:val="20"/>
+                <w:szCs w:val="20"/>
+                <w:lang w:val="en-US"/>
+              </w:rPr>
+              <w:t>.</w:t>
+            </w:r>
+            <w:r>
+              <w:t xml:space="preserve"> </w:t>
+            </w:r>
+            <w:r>
+              <w:rPr>
+                <w:rFonts w:ascii="Garamond" w:hAnsi="Garamond" w:cstheme="minorHAnsi"/>
+                <w:color w:val="000000" w:themeColor="text1"/>
+                <w:sz w:val="20"/>
+                <w:szCs w:val="20"/>
+                <w:lang w:val="en-US"/>
+              </w:rPr>
+              <w:t xml:space="preserve">Z. Taheri, M. Saeedi, Z. </w:t>
             </w:r>
             <w:proofErr w:type="spellStart"/>
             <w:r>
@@ -16149,7 +16329,7 @@
                 <w:szCs w:val="20"/>
                 <w:lang w:val="en-US"/>
               </w:rPr>
-              <w:t>Kurepa</w:t>
+              <w:t>Kobti</w:t>
             </w:r>
             <w:proofErr w:type="spellEnd"/>
             <w:r>
@@ -16158,55 +16338,9 @@
                 <w:color w:val="000000" w:themeColor="text1"/>
                 <w:sz w:val="20"/>
                 <w:szCs w:val="20"/>
-                <w:vertAlign w:val="superscript"/>
-                <w:lang w:val="en-US"/>
-              </w:rPr>
-              <w:t>+</w:t>
-            </w:r>
-            <w:r>
-              <w:rPr>
-                <w:rFonts w:ascii="Garamond" w:hAnsi="Garamond" w:cstheme="minorHAnsi"/>
-                <w:color w:val="000000" w:themeColor="text1"/>
-                <w:sz w:val="20"/>
-                <w:szCs w:val="20"/>
-                <w:lang w:val="en-US"/>
-              </w:rPr>
-              <w:t xml:space="preserve">, </w:t>
-            </w:r>
-            <w:r>
-              <w:rPr>
-                <w:rFonts w:ascii="Garamond" w:hAnsi="Garamond" w:cstheme="minorHAnsi"/>
-                <w:b/>
-                <w:bCs/>
-                <w:color w:val="000000" w:themeColor="text1"/>
-                <w:sz w:val="20"/>
-                <w:szCs w:val="20"/>
-                <w:lang w:val="en-US"/>
-              </w:rPr>
-              <w:t>Fani</w:t>
-            </w:r>
-            <w:r>
-              <w:rPr>
-                <w:rFonts w:ascii="Garamond" w:hAnsi="Garamond" w:cstheme="minorHAnsi"/>
-                <w:color w:val="000000" w:themeColor="text1"/>
-                <w:sz w:val="20"/>
-                <w:szCs w:val="20"/>
-                <w:lang w:val="en-US"/>
-              </w:rPr>
-              <w:t>;</w:t>
-            </w:r>
-            <w:r>
-              <w:t xml:space="preserve"> </w:t>
-            </w:r>
-            <w:r>
-              <w:rPr>
-                <w:rFonts w:ascii="Garamond" w:hAnsi="Garamond" w:cstheme="minorHAnsi"/>
-                <w:color w:val="000000" w:themeColor="text1"/>
-                <w:sz w:val="20"/>
-                <w:szCs w:val="20"/>
-                <w:lang w:val="en-US"/>
-              </w:rPr>
-              <w:t xml:space="preserve">Adaptive Loss-based Curricula for Neural Team Recommendation. </w:t>
+                <w:lang w:val="en-US"/>
+              </w:rPr>
+              <w:t xml:space="preserve">, H. Fani; Information Sources for Query Refinement: A Comprehensive Survey. </w:t>
             </w:r>
             <w:r>
               <w:rPr>
@@ -16218,7 +16352,7 @@
                 <w:szCs w:val="20"/>
                 <w:lang w:val="en-US"/>
               </w:rPr>
-              <w:t>In the 18th International Conference on Web Search and Data Mining</w:t>
+              <w:t>In the 2025 International Conference on Natural Language Processing and Information Retrieval</w:t>
             </w:r>
             <w:r>
               <w:rPr>
@@ -16233,24 +16367,32 @@
             <w:r>
               <w:rPr>
                 <w:rFonts w:ascii="Garamond" w:hAnsi="Garamond" w:cstheme="minorHAnsi"/>
-                <w:b/>
-                <w:bCs/>
-                <w:color w:val="000000" w:themeColor="text1"/>
-                <w:sz w:val="20"/>
-                <w:szCs w:val="20"/>
-                <w:lang w:val="en-US"/>
-              </w:rPr>
-              <w:t>WSDM</w:t>
-            </w:r>
-            <w:r>
-              <w:rPr>
-                <w:rFonts w:ascii="Garamond" w:hAnsi="Garamond" w:cstheme="minorHAnsi"/>
-                <w:color w:val="000000" w:themeColor="text1"/>
-                <w:sz w:val="20"/>
-                <w:szCs w:val="20"/>
-                <w:lang w:val="en-US"/>
-              </w:rPr>
-              <w:t>)</w:t>
+                <w:color w:val="000000" w:themeColor="text1"/>
+                <w:sz w:val="20"/>
+                <w:szCs w:val="20"/>
+                <w:lang w:val="en-US"/>
+              </w:rPr>
+              <w:t>NLPIR</w:t>
+            </w:r>
+            <w:r>
+              <w:rPr>
+                <w:rFonts w:ascii="Garamond" w:hAnsi="Garamond" w:cstheme="minorHAnsi"/>
+                <w:color w:val="000000" w:themeColor="text1"/>
+                <w:sz w:val="20"/>
+                <w:szCs w:val="20"/>
+                <w:lang w:val="en-US"/>
+              </w:rPr>
+              <w:t>),</w:t>
+            </w:r>
+            <w:r>
+              <w:rPr>
+                <w:rFonts w:ascii="Garamond" w:hAnsi="Garamond" w:cstheme="minorHAnsi"/>
+                <w:color w:val="000000" w:themeColor="text1"/>
+                <w:sz w:val="20"/>
+                <w:szCs w:val="20"/>
+                <w:lang w:val="en-US"/>
+              </w:rPr>
+              <w:t xml:space="preserve"> </w:t>
             </w:r>
             <w:r>
               <w:rPr>
@@ -16262,19 +16404,17 @@
                 <w:szCs w:val="20"/>
                 <w:lang w:val="en-US"/>
               </w:rPr>
-              <w:t>, Hannover, Germany,</w:t>
-            </w:r>
-            <w:r>
-              <w:rPr>
-                <w:rFonts w:ascii="Garamond" w:hAnsi="Garamond" w:cstheme="minorHAnsi"/>
-                <w:i/>
-                <w:iCs/>
-                <w:color w:val="000000" w:themeColor="text1"/>
-                <w:sz w:val="20"/>
-                <w:szCs w:val="20"/>
-                <w:lang w:val="en-US"/>
-              </w:rPr>
-              <w:t xml:space="preserve"> CORE Rank: A*.</w:t>
+              <w:t>Fukuoka, Japan</w:t>
+            </w:r>
+            <w:r>
+              <w:rPr>
+                <w:rFonts w:ascii="Garamond" w:hAnsi="Garamond" w:cstheme="minorHAnsi"/>
+                <w:color w:val="000000" w:themeColor="text1"/>
+                <w:sz w:val="20"/>
+                <w:szCs w:val="20"/>
+                <w:lang w:val="en-US"/>
+              </w:rPr>
+              <w:t>.</w:t>
             </w:r>
           </w:p>
         </w:tc>
@@ -16335,7 +16475,48 @@
                 <w:szCs w:val="20"/>
                 <w:lang w:val="en-US"/>
               </w:rPr>
-              <w:t xml:space="preserve">34. </w:t>
+              <w:t>3</w:t>
+            </w:r>
+            <w:r>
+              <w:rPr>
+                <w:rFonts w:ascii="Garamond" w:hAnsi="Garamond" w:cstheme="minorHAnsi"/>
+                <w:color w:val="000000" w:themeColor="text1"/>
+                <w:sz w:val="20"/>
+                <w:szCs w:val="20"/>
+                <w:lang w:val="en-US"/>
+              </w:rPr>
+              <w:t>1</w:t>
+            </w:r>
+            <w:r>
+              <w:rPr>
+                <w:rFonts w:ascii="Garamond" w:hAnsi="Garamond" w:cstheme="minorHAnsi"/>
+                <w:color w:val="000000" w:themeColor="text1"/>
+                <w:sz w:val="20"/>
+                <w:szCs w:val="20"/>
+                <w:lang w:val="en-US"/>
+              </w:rPr>
+              <w:t>. Rajaei</w:t>
+            </w:r>
+            <w:r>
+              <w:rPr>
+                <w:rFonts w:ascii="Garamond" w:hAnsi="Garamond" w:cstheme="minorHAnsi"/>
+                <w:color w:val="000000" w:themeColor="text1"/>
+                <w:sz w:val="20"/>
+                <w:szCs w:val="20"/>
+                <w:vertAlign w:val="superscript"/>
+                <w:lang w:val="en-US"/>
+              </w:rPr>
+              <w:t>*</w:t>
+            </w:r>
+            <w:r>
+              <w:rPr>
+                <w:rFonts w:ascii="Garamond" w:hAnsi="Garamond" w:cstheme="minorHAnsi"/>
+                <w:color w:val="000000" w:themeColor="text1"/>
+                <w:sz w:val="20"/>
+                <w:szCs w:val="20"/>
+                <w:lang w:val="en-US"/>
+              </w:rPr>
+              <w:t xml:space="preserve">, </w:t>
             </w:r>
             <w:r>
               <w:rPr>
@@ -16358,28 +16539,6 @@
               </w:rPr>
               <w:t>*</w:t>
             </w:r>
-            <w:r>
-              <w:rPr>
-                <w:rFonts w:ascii="Garamond" w:hAnsi="Garamond" w:cstheme="minorHAnsi"/>
-                <w:color w:val="000000" w:themeColor="text1"/>
-                <w:sz w:val="20"/>
-                <w:szCs w:val="20"/>
-                <w:lang w:val="en-US"/>
-              </w:rPr>
-              <w:t xml:space="preserve">, </w:t>
-            </w:r>
-            <w:proofErr w:type="spellStart"/>
-            <w:r>
-              <w:rPr>
-                <w:rFonts w:ascii="Garamond" w:hAnsi="Garamond" w:cstheme="minorHAnsi"/>
-                <w:color w:val="000000" w:themeColor="text1"/>
-                <w:sz w:val="20"/>
-                <w:szCs w:val="20"/>
-                <w:lang w:val="en-US"/>
-              </w:rPr>
-              <w:t>Kobti</w:t>
-            </w:r>
-            <w:proofErr w:type="spellEnd"/>
             <w:r>
               <w:rPr>
                 <w:rFonts w:ascii="Garamond" w:hAnsi="Garamond" w:cstheme="minorHAnsi"/>
@@ -16410,7 +16569,27 @@
                 <w:szCs w:val="20"/>
                 <w:lang w:val="en-US"/>
               </w:rPr>
-              <w:t xml:space="preserve">; Comparative Study of Query Types on Query Refinement. </w:t>
+              <w:t xml:space="preserve">; </w:t>
+            </w:r>
+            <w:r>
+              <w:rPr>
+                <w:rFonts w:ascii="Garamond" w:hAnsi="Garamond" w:cstheme="minorHAnsi"/>
+                <w:color w:val="000000" w:themeColor="text1"/>
+                <w:sz w:val="20"/>
+                <w:szCs w:val="20"/>
+                <w:lang w:val="en-US"/>
+              </w:rPr>
+              <w:t>No Query Left Behind: Query Refinement via Backtranslation</w:t>
+            </w:r>
+            <w:r>
+              <w:rPr>
+                <w:rFonts w:ascii="Garamond" w:hAnsi="Garamond" w:cstheme="minorHAnsi"/>
+                <w:color w:val="000000" w:themeColor="text1"/>
+                <w:sz w:val="20"/>
+                <w:szCs w:val="20"/>
+                <w:lang w:val="en-US"/>
+              </w:rPr>
+              <w:t xml:space="preserve">. </w:t>
             </w:r>
             <w:r>
               <w:rPr>
@@ -16422,7 +16601,7 @@
                 <w:szCs w:val="20"/>
                 <w:lang w:val="en-US"/>
               </w:rPr>
-              <w:t>In the 2025 International Conference on Natural Language Processing and Information Retrieval</w:t>
+              <w:t>In the 33rd ACM International Conference on Information and Knowledge Management</w:t>
             </w:r>
             <w:r>
               <w:rPr>
@@ -16437,32 +16616,24 @@
             <w:r>
               <w:rPr>
                 <w:rFonts w:ascii="Garamond" w:hAnsi="Garamond" w:cstheme="minorHAnsi"/>
-                <w:color w:val="000000" w:themeColor="text1"/>
-                <w:sz w:val="20"/>
-                <w:szCs w:val="20"/>
-                <w:lang w:val="en-US"/>
-              </w:rPr>
-              <w:t>NLPIR</w:t>
-            </w:r>
-            <w:r>
-              <w:rPr>
-                <w:rFonts w:ascii="Garamond" w:hAnsi="Garamond" w:cstheme="minorHAnsi"/>
-                <w:color w:val="000000" w:themeColor="text1"/>
-                <w:sz w:val="20"/>
-                <w:szCs w:val="20"/>
-                <w:lang w:val="en-US"/>
-              </w:rPr>
-              <w:t>),</w:t>
-            </w:r>
-            <w:r>
-              <w:rPr>
-                <w:rFonts w:ascii="Garamond" w:hAnsi="Garamond" w:cstheme="minorHAnsi"/>
-                <w:color w:val="000000" w:themeColor="text1"/>
-                <w:sz w:val="20"/>
-                <w:szCs w:val="20"/>
-                <w:lang w:val="en-US"/>
-              </w:rPr>
-              <w:t xml:space="preserve"> </w:t>
+                <w:b/>
+                <w:bCs/>
+                <w:color w:val="000000" w:themeColor="text1"/>
+                <w:sz w:val="20"/>
+                <w:szCs w:val="20"/>
+                <w:lang w:val="en-US"/>
+              </w:rPr>
+              <w:t>CIKM</w:t>
+            </w:r>
+            <w:r>
+              <w:rPr>
+                <w:rFonts w:ascii="Garamond" w:hAnsi="Garamond" w:cstheme="minorHAnsi"/>
+                <w:color w:val="000000" w:themeColor="text1"/>
+                <w:sz w:val="20"/>
+                <w:szCs w:val="20"/>
+                <w:lang w:val="en-US"/>
+              </w:rPr>
+              <w:t>)</w:t>
             </w:r>
             <w:r>
               <w:rPr>
@@ -16474,17 +16645,19 @@
                 <w:szCs w:val="20"/>
                 <w:lang w:val="en-US"/>
               </w:rPr>
-              <w:t>Fukuoka, Japan</w:t>
-            </w:r>
-            <w:r>
-              <w:rPr>
-                <w:rFonts w:ascii="Garamond" w:hAnsi="Garamond" w:cstheme="minorHAnsi"/>
-                <w:color w:val="000000" w:themeColor="text1"/>
-                <w:sz w:val="20"/>
-                <w:szCs w:val="20"/>
-                <w:lang w:val="en-US"/>
-              </w:rPr>
-              <w:t>.</w:t>
+              <w:t>, Boise, Idaho, USA</w:t>
+            </w:r>
+            <w:r>
+              <w:rPr>
+                <w:rFonts w:ascii="Garamond" w:hAnsi="Garamond" w:cstheme="minorHAnsi"/>
+                <w:i/>
+                <w:iCs/>
+                <w:color w:val="000000" w:themeColor="text1"/>
+                <w:sz w:val="20"/>
+                <w:szCs w:val="20"/>
+                <w:lang w:val="en-US"/>
+              </w:rPr>
+              <w:t>, CORE Rank: A.</w:t>
             </w:r>
           </w:p>
         </w:tc>
@@ -16512,7 +16685,7 @@
                 <w:szCs w:val="20"/>
                 <w:lang w:val="en-US"/>
               </w:rPr>
-              <w:t>2025</w:t>
+              <w:t>2024</w:t>
             </w:r>
           </w:p>
         </w:tc>
@@ -16545,261 +16718,17 @@
                 <w:szCs w:val="20"/>
                 <w:lang w:val="en-US"/>
               </w:rPr>
-              <w:t>33.</w:t>
-            </w:r>
-            <w:r>
-              <w:t xml:space="preserve"> </w:t>
-            </w:r>
-            <w:r>
-              <w:rPr>
-                <w:rFonts w:ascii="Garamond" w:hAnsi="Garamond" w:cstheme="minorHAnsi"/>
-                <w:color w:val="000000" w:themeColor="text1"/>
-                <w:sz w:val="20"/>
-                <w:szCs w:val="20"/>
-                <w:lang w:val="en-US"/>
-              </w:rPr>
-              <w:t xml:space="preserve">Z. Taheri, M. Saeedi, Z. </w:t>
-            </w:r>
-            <w:proofErr w:type="spellStart"/>
-            <w:r>
-              <w:rPr>
-                <w:rFonts w:ascii="Garamond" w:hAnsi="Garamond" w:cstheme="minorHAnsi"/>
-                <w:color w:val="000000" w:themeColor="text1"/>
-                <w:sz w:val="20"/>
-                <w:szCs w:val="20"/>
-                <w:lang w:val="en-US"/>
-              </w:rPr>
-              <w:t>Kobti</w:t>
-            </w:r>
-            <w:proofErr w:type="spellEnd"/>
-            <w:r>
-              <w:rPr>
-                <w:rFonts w:ascii="Garamond" w:hAnsi="Garamond" w:cstheme="minorHAnsi"/>
-                <w:color w:val="000000" w:themeColor="text1"/>
-                <w:sz w:val="20"/>
-                <w:szCs w:val="20"/>
-                <w:lang w:val="en-US"/>
-              </w:rPr>
-              <w:t xml:space="preserve">, H. Fani; Information Sources for Query Refinement: A Comprehensive Survey. </w:t>
-            </w:r>
-            <w:r>
-              <w:rPr>
-                <w:rFonts w:ascii="Garamond" w:hAnsi="Garamond" w:cstheme="minorHAnsi"/>
-                <w:i/>
-                <w:iCs/>
-                <w:color w:val="000000" w:themeColor="text1"/>
-                <w:sz w:val="20"/>
-                <w:szCs w:val="20"/>
-                <w:lang w:val="en-US"/>
-              </w:rPr>
-              <w:t>In the 2025 International Conference on Natural Language Processing and Information Retrieval</w:t>
-            </w:r>
-            <w:r>
-              <w:rPr>
-                <w:rFonts w:ascii="Garamond" w:hAnsi="Garamond" w:cstheme="minorHAnsi"/>
-                <w:color w:val="000000" w:themeColor="text1"/>
-                <w:sz w:val="20"/>
-                <w:szCs w:val="20"/>
-                <w:lang w:val="en-US"/>
-              </w:rPr>
-              <w:t xml:space="preserve"> (</w:t>
-            </w:r>
-            <w:r>
-              <w:rPr>
-                <w:rFonts w:ascii="Garamond" w:hAnsi="Garamond" w:cstheme="minorHAnsi"/>
-                <w:color w:val="000000" w:themeColor="text1"/>
-                <w:sz w:val="20"/>
-                <w:szCs w:val="20"/>
-                <w:lang w:val="en-US"/>
-              </w:rPr>
-              <w:t>NLPIR</w:t>
-            </w:r>
-            <w:r>
-              <w:rPr>
-                <w:rFonts w:ascii="Garamond" w:hAnsi="Garamond" w:cstheme="minorHAnsi"/>
-                <w:color w:val="000000" w:themeColor="text1"/>
-                <w:sz w:val="20"/>
-                <w:szCs w:val="20"/>
-                <w:lang w:val="en-US"/>
-              </w:rPr>
-              <w:t>),</w:t>
-            </w:r>
-            <w:r>
-              <w:rPr>
-                <w:rFonts w:ascii="Garamond" w:hAnsi="Garamond" w:cstheme="minorHAnsi"/>
-                <w:color w:val="000000" w:themeColor="text1"/>
-                <w:sz w:val="20"/>
-                <w:szCs w:val="20"/>
-                <w:lang w:val="en-US"/>
-              </w:rPr>
-              <w:t xml:space="preserve"> </w:t>
-            </w:r>
-            <w:r>
-              <w:rPr>
-                <w:rFonts w:ascii="Garamond" w:hAnsi="Garamond" w:cstheme="minorHAnsi"/>
-                <w:i/>
-                <w:iCs/>
-                <w:color w:val="000000" w:themeColor="text1"/>
-                <w:sz w:val="20"/>
-                <w:szCs w:val="20"/>
-                <w:lang w:val="en-US"/>
-              </w:rPr>
-              <w:t>Fukuoka, Japan</w:t>
-            </w:r>
-            <w:r>
-              <w:rPr>
-                <w:rFonts w:ascii="Garamond" w:hAnsi="Garamond" w:cstheme="minorHAnsi"/>
-                <w:color w:val="000000" w:themeColor="text1"/>
-                <w:sz w:val="20"/>
-                <w:szCs w:val="20"/>
-                <w:lang w:val="en-US"/>
-              </w:rPr>
-              <w:t>.</w:t>
-            </w:r>
-          </w:p>
-        </w:tc>
-        <w:tc>
-          <w:tcPr>
-            <w:tcW w:w="673" w:type="dxa"/>
-          </w:tcPr>
-          <w:p>
-            <w:pPr>
-              <w:spacing w:after="120"/>
-              <w:jc w:val="right"/>
-              <w:rPr>
-                <w:rFonts w:ascii="Garamond" w:hAnsi="Garamond" w:cstheme="minorHAnsi"/>
-                <w:color w:val="000000" w:themeColor="text1"/>
-                <w:sz w:val="20"/>
-                <w:szCs w:val="20"/>
-                <w:lang w:val="en-US"/>
-              </w:rPr>
-            </w:pPr>
-            <w:r>
-              <w:rPr>
-                <w:rFonts w:ascii="Garamond" w:hAnsi="Garamond" w:cstheme="minorHAnsi"/>
-                <w:color w:val="000000" w:themeColor="text1"/>
-                <w:sz w:val="20"/>
-                <w:szCs w:val="20"/>
-                <w:lang w:val="en-US"/>
-              </w:rPr>
-              <w:t>2025</w:t>
-            </w:r>
-          </w:p>
-        </w:tc>
-      </w:tr>
-      <w:tr>
-        <w:trPr>
-          <w:trHeight w:val="263"/>
-        </w:trPr>
-        <w:tc>
-          <w:tcPr>
-            <w:tcW w:w="10302" w:type="dxa"/>
-          </w:tcPr>
-          <w:p>
-            <w:pPr>
-              <w:spacing w:after="120"/>
-              <w:jc w:val="both"/>
-              <w:rPr>
-                <w:rFonts w:ascii="Garamond" w:hAnsi="Garamond" w:cstheme="minorHAnsi"/>
-                <w:color w:val="000000" w:themeColor="text1"/>
-                <w:sz w:val="20"/>
-                <w:szCs w:val="20"/>
-                <w:lang w:val="en-US"/>
-              </w:rPr>
-            </w:pPr>
-            <w:r>
-              <w:rPr>
-                <w:rFonts w:ascii="Garamond" w:hAnsi="Garamond" w:cstheme="minorHAnsi"/>
-                <w:color w:val="000000" w:themeColor="text1"/>
-                <w:sz w:val="20"/>
-                <w:szCs w:val="20"/>
-                <w:lang w:val="en-US"/>
-              </w:rPr>
-              <w:t>32. Rajaei</w:t>
-            </w:r>
-            <w:r>
-              <w:rPr>
-                <w:rFonts w:ascii="Garamond" w:hAnsi="Garamond" w:cstheme="minorHAnsi"/>
-                <w:color w:val="000000" w:themeColor="text1"/>
-                <w:sz w:val="20"/>
-                <w:szCs w:val="20"/>
-                <w:vertAlign w:val="superscript"/>
-                <w:lang w:val="en-US"/>
-              </w:rPr>
-              <w:t>*</w:t>
-            </w:r>
-            <w:r>
-              <w:rPr>
-                <w:rFonts w:ascii="Garamond" w:hAnsi="Garamond" w:cstheme="minorHAnsi"/>
-                <w:color w:val="000000" w:themeColor="text1"/>
-                <w:sz w:val="20"/>
-                <w:szCs w:val="20"/>
-                <w:lang w:val="en-US"/>
-              </w:rPr>
-              <w:t xml:space="preserve">, </w:t>
-            </w:r>
-            <w:r>
-              <w:rPr>
-                <w:rFonts w:ascii="Garamond" w:hAnsi="Garamond" w:cstheme="minorHAnsi"/>
-                <w:color w:val="000000" w:themeColor="text1"/>
-                <w:sz w:val="20"/>
-                <w:szCs w:val="20"/>
-                <w:lang w:val="en-US"/>
-              </w:rPr>
-              <w:t>Taheri</w:t>
-            </w:r>
-            <w:r>
-              <w:rPr>
-                <w:rFonts w:ascii="Garamond" w:hAnsi="Garamond" w:cstheme="minorHAnsi"/>
-                <w:color w:val="000000" w:themeColor="text1"/>
-                <w:sz w:val="20"/>
-                <w:szCs w:val="20"/>
-                <w:vertAlign w:val="superscript"/>
-                <w:lang w:val="en-US"/>
-              </w:rPr>
-              <w:t>*</w:t>
-            </w:r>
-            <w:r>
-              <w:rPr>
-                <w:rFonts w:ascii="Garamond" w:hAnsi="Garamond" w:cstheme="minorHAnsi"/>
-                <w:color w:val="000000" w:themeColor="text1"/>
-                <w:sz w:val="20"/>
-                <w:szCs w:val="20"/>
-                <w:lang w:val="en-US"/>
-              </w:rPr>
-              <w:t xml:space="preserve">, </w:t>
-            </w:r>
-            <w:r>
-              <w:rPr>
-                <w:rFonts w:ascii="Garamond" w:hAnsi="Garamond" w:cstheme="minorHAnsi"/>
-                <w:b/>
-                <w:bCs/>
-                <w:color w:val="000000" w:themeColor="text1"/>
-                <w:sz w:val="20"/>
-                <w:szCs w:val="20"/>
-                <w:lang w:val="en-US"/>
-              </w:rPr>
-              <w:t>Fani</w:t>
-            </w:r>
-            <w:r>
-              <w:rPr>
-                <w:rFonts w:ascii="Garamond" w:hAnsi="Garamond" w:cstheme="minorHAnsi"/>
-                <w:color w:val="000000" w:themeColor="text1"/>
-                <w:sz w:val="20"/>
-                <w:szCs w:val="20"/>
-                <w:lang w:val="en-US"/>
-              </w:rPr>
-              <w:t xml:space="preserve">; </w:t>
-            </w:r>
-            <w:r>
-              <w:rPr>
-                <w:rFonts w:ascii="Garamond" w:hAnsi="Garamond" w:cstheme="minorHAnsi"/>
-                <w:color w:val="000000" w:themeColor="text1"/>
-                <w:sz w:val="20"/>
-                <w:szCs w:val="20"/>
-                <w:lang w:val="en-US"/>
-              </w:rPr>
-              <w:t>No Query Left Behind: Query Refinement via Backtranslation</w:t>
+              <w:t>3</w:t>
+            </w:r>
+            <w:r>
+              <w:rPr>
+                <w:rFonts w:ascii="Garamond" w:hAnsi="Garamond" w:cstheme="minorHAnsi"/>
+                <w:color w:val="000000" w:themeColor="text1"/>
+                <w:sz w:val="20"/>
+                <w:szCs w:val="20"/>
+                <w:lang w:val="en-US"/>
+              </w:rPr>
+              <w:t>0</w:t>
             </w:r>
             <w:r>
               <w:rPr>
@@ -16810,135 +16739,6 @@
                 <w:lang w:val="en-US"/>
               </w:rPr>
               <w:t xml:space="preserve">. </w:t>
-            </w:r>
-            <w:r>
-              <w:rPr>
-                <w:rFonts w:ascii="Garamond" w:hAnsi="Garamond" w:cstheme="minorHAnsi"/>
-                <w:i/>
-                <w:iCs/>
-                <w:color w:val="000000" w:themeColor="text1"/>
-                <w:sz w:val="20"/>
-                <w:szCs w:val="20"/>
-                <w:lang w:val="en-US"/>
-              </w:rPr>
-              <w:t>In the 33rd ACM International Conference on Information and Knowledge Management</w:t>
-            </w:r>
-            <w:r>
-              <w:rPr>
-                <w:rFonts w:ascii="Garamond" w:hAnsi="Garamond" w:cstheme="minorHAnsi"/>
-                <w:color w:val="000000" w:themeColor="text1"/>
-                <w:sz w:val="20"/>
-                <w:szCs w:val="20"/>
-                <w:lang w:val="en-US"/>
-              </w:rPr>
-              <w:t xml:space="preserve"> (</w:t>
-            </w:r>
-            <w:r>
-              <w:rPr>
-                <w:rFonts w:ascii="Garamond" w:hAnsi="Garamond" w:cstheme="minorHAnsi"/>
-                <w:b/>
-                <w:bCs/>
-                <w:color w:val="000000" w:themeColor="text1"/>
-                <w:sz w:val="20"/>
-                <w:szCs w:val="20"/>
-                <w:lang w:val="en-US"/>
-              </w:rPr>
-              <w:t>CIKM</w:t>
-            </w:r>
-            <w:r>
-              <w:rPr>
-                <w:rFonts w:ascii="Garamond" w:hAnsi="Garamond" w:cstheme="minorHAnsi"/>
-                <w:color w:val="000000" w:themeColor="text1"/>
-                <w:sz w:val="20"/>
-                <w:szCs w:val="20"/>
-                <w:lang w:val="en-US"/>
-              </w:rPr>
-              <w:t>)</w:t>
-            </w:r>
-            <w:r>
-              <w:rPr>
-                <w:rFonts w:ascii="Garamond" w:hAnsi="Garamond" w:cstheme="minorHAnsi"/>
-                <w:i/>
-                <w:iCs/>
-                <w:color w:val="000000" w:themeColor="text1"/>
-                <w:sz w:val="20"/>
-                <w:szCs w:val="20"/>
-                <w:lang w:val="en-US"/>
-              </w:rPr>
-              <w:t>, Boise, Idaho, USA</w:t>
-            </w:r>
-            <w:r>
-              <w:rPr>
-                <w:rFonts w:ascii="Garamond" w:hAnsi="Garamond" w:cstheme="minorHAnsi"/>
-                <w:i/>
-                <w:iCs/>
-                <w:color w:val="000000" w:themeColor="text1"/>
-                <w:sz w:val="20"/>
-                <w:szCs w:val="20"/>
-                <w:lang w:val="en-US"/>
-              </w:rPr>
-              <w:t>, CORE Rank: A.</w:t>
-            </w:r>
-          </w:p>
-        </w:tc>
-        <w:tc>
-          <w:tcPr>
-            <w:tcW w:w="673" w:type="dxa"/>
-          </w:tcPr>
-          <w:p>
-            <w:pPr>
-              <w:spacing w:after="120"/>
-              <w:jc w:val="right"/>
-              <w:rPr>
-                <w:rFonts w:ascii="Garamond" w:hAnsi="Garamond" w:cstheme="minorHAnsi"/>
-                <w:color w:val="000000" w:themeColor="text1"/>
-                <w:sz w:val="20"/>
-                <w:szCs w:val="20"/>
-                <w:lang w:val="en-US"/>
-              </w:rPr>
-            </w:pPr>
-            <w:r>
-              <w:rPr>
-                <w:rFonts w:ascii="Garamond" w:hAnsi="Garamond" w:cstheme="minorHAnsi"/>
-                <w:color w:val="000000" w:themeColor="text1"/>
-                <w:sz w:val="20"/>
-                <w:szCs w:val="20"/>
-                <w:lang w:val="en-US"/>
-              </w:rPr>
-              <w:t>2024</w:t>
-            </w:r>
-          </w:p>
-        </w:tc>
-      </w:tr>
-      <w:tr>
-        <w:trPr>
-          <w:trHeight w:val="263"/>
-        </w:trPr>
-        <w:tc>
-          <w:tcPr>
-            <w:tcW w:w="10302" w:type="dxa"/>
-          </w:tcPr>
-          <w:p>
-            <w:pPr>
-              <w:spacing w:after="120"/>
-              <w:jc w:val="both"/>
-              <w:rPr>
-                <w:rFonts w:ascii="Garamond" w:hAnsi="Garamond" w:cstheme="minorHAnsi"/>
-                <w:color w:val="000000" w:themeColor="text1"/>
-                <w:sz w:val="20"/>
-                <w:szCs w:val="20"/>
-                <w:lang w:val="en-US"/>
-              </w:rPr>
-            </w:pPr>
-            <w:r>
-              <w:rPr>
-                <w:rFonts w:ascii="Garamond" w:hAnsi="Garamond" w:cstheme="minorHAnsi"/>
-                <w:color w:val="000000" w:themeColor="text1"/>
-                <w:sz w:val="20"/>
-                <w:szCs w:val="20"/>
-                <w:lang w:val="en-US"/>
-              </w:rPr>
-              <w:t xml:space="preserve">31. </w:t>
             </w:r>
             <w:proofErr w:type="spellStart"/>
             <w:r>
@@ -17238,7 +17038,17 @@
                 <w:szCs w:val="20"/>
                 <w:lang w:val="en-US"/>
               </w:rPr>
-              <w:t xml:space="preserve">30. </w:t>
+              <w:t>29</w:t>
+            </w:r>
+            <w:r>
+              <w:rPr>
+                <w:rFonts w:ascii="Garamond" w:hAnsi="Garamond" w:cstheme="minorHAnsi"/>
+                <w:color w:val="000000" w:themeColor="text1"/>
+                <w:sz w:val="20"/>
+                <w:szCs w:val="20"/>
+                <w:lang w:val="en-US"/>
+              </w:rPr>
+              <w:t xml:space="preserve">. </w:t>
             </w:r>
             <w:r>
               <w:rPr>
@@ -17588,7 +17398,27 @@
                 <w:szCs w:val="20"/>
                 <w:lang w:val="en-US"/>
               </w:rPr>
-              <w:t xml:space="preserve">29. </w:t>
+              <w:t>2</w:t>
+            </w:r>
+            <w:r>
+              <w:rPr>
+                <w:rFonts w:ascii="Garamond" w:hAnsi="Garamond" w:cstheme="minorHAnsi"/>
+                <w:color w:val="000000" w:themeColor="text1"/>
+                <w:sz w:val="20"/>
+                <w:szCs w:val="20"/>
+                <w:lang w:val="en-US"/>
+              </w:rPr>
+              <w:t>8</w:t>
+            </w:r>
+            <w:r>
+              <w:rPr>
+                <w:rFonts w:ascii="Garamond" w:hAnsi="Garamond" w:cstheme="minorHAnsi"/>
+                <w:color w:val="000000" w:themeColor="text1"/>
+                <w:sz w:val="20"/>
+                <w:szCs w:val="20"/>
+                <w:lang w:val="en-US"/>
+              </w:rPr>
+              <w:t xml:space="preserve">. </w:t>
             </w:r>
             <w:proofErr w:type="spellStart"/>
             <w:r>
@@ -17974,52 +17804,43 @@
               <w:jc w:val="both"/>
               <w:rPr>
                 <w:rFonts w:ascii="Garamond" w:hAnsi="Garamond" w:cstheme="minorHAnsi"/>
-                <w:color w:val="000000" w:themeColor="text1"/>
-                <w:sz w:val="20"/>
-                <w:szCs w:val="20"/>
-                <w:lang w:val="en-US"/>
-              </w:rPr>
-            </w:pPr>
-            <w:r>
-              <w:rPr>
-                <w:rFonts w:ascii="Garamond" w:hAnsi="Garamond" w:cstheme="minorHAnsi"/>
-                <w:color w:val="000000" w:themeColor="text1"/>
-                <w:sz w:val="20"/>
-                <w:szCs w:val="20"/>
-                <w:lang w:val="en-US"/>
-              </w:rPr>
-              <w:t xml:space="preserve">28. </w:t>
-            </w:r>
-            <w:r>
-              <w:rPr>
-                <w:rFonts w:ascii="Garamond" w:hAnsi="Garamond" w:cstheme="minorHAnsi"/>
-                <w:color w:val="000000" w:themeColor="text1"/>
-                <w:sz w:val="20"/>
-                <w:szCs w:val="20"/>
-                <w:lang w:val="en-US"/>
-              </w:rPr>
-              <w:t>Saeedi, Wong</w:t>
-            </w:r>
-            <w:r>
-              <w:rPr>
-                <w:rFonts w:ascii="Garamond" w:hAnsi="Garamond" w:cstheme="minorHAnsi"/>
-                <w:color w:val="000000" w:themeColor="text1"/>
-                <w:sz w:val="20"/>
-                <w:szCs w:val="20"/>
-                <w:vertAlign w:val="superscript"/>
-                <w:lang w:val="en-US"/>
-              </w:rPr>
-              <w:t>†</w:t>
-            </w:r>
-            <w:r>
-              <w:rPr>
-                <w:rFonts w:ascii="Garamond" w:hAnsi="Garamond" w:cstheme="minorHAnsi"/>
-                <w:color w:val="000000" w:themeColor="text1"/>
-                <w:sz w:val="20"/>
-                <w:szCs w:val="20"/>
-                <w:lang w:val="en-US"/>
-              </w:rPr>
-              <w:t xml:space="preserve">, </w:t>
+                <w:i/>
+                <w:iCs/>
+                <w:color w:val="000000" w:themeColor="text1"/>
+                <w:sz w:val="20"/>
+                <w:szCs w:val="20"/>
+                <w:lang w:val="en-US"/>
+              </w:rPr>
+            </w:pPr>
+            <w:r>
+              <w:rPr>
+                <w:rFonts w:ascii="Garamond" w:hAnsi="Garamond" w:cstheme="minorHAnsi"/>
+                <w:color w:val="000000" w:themeColor="text1"/>
+                <w:sz w:val="20"/>
+                <w:szCs w:val="20"/>
+                <w:lang w:val="en-US"/>
+              </w:rPr>
+              <w:t>2</w:t>
+            </w:r>
+            <w:r>
+              <w:rPr>
+                <w:rFonts w:ascii="Garamond" w:hAnsi="Garamond" w:cstheme="minorHAnsi"/>
+                <w:color w:val="000000" w:themeColor="text1"/>
+                <w:sz w:val="20"/>
+                <w:szCs w:val="20"/>
+                <w:lang w:val="en-US"/>
+              </w:rPr>
+              <w:t>7</w:t>
+            </w:r>
+            <w:r>
+              <w:rPr>
+                <w:rFonts w:ascii="Garamond" w:hAnsi="Garamond" w:cstheme="minorHAnsi"/>
+                <w:color w:val="000000" w:themeColor="text1"/>
+                <w:sz w:val="20"/>
+                <w:szCs w:val="20"/>
+                <w:lang w:val="en-US"/>
+              </w:rPr>
+              <w:t xml:space="preserve">. </w:t>
             </w:r>
             <w:r>
               <w:rPr>
@@ -18041,7 +17862,119 @@
                 <w:szCs w:val="20"/>
                 <w:lang w:val="en-US"/>
               </w:rPr>
-              <w:t xml:space="preserve">; Collaborative Team Recommendation for Skilled Users: Objectives, Techniques, and New Perspectives. </w:t>
+              <w:t xml:space="preserve">, </w:t>
+            </w:r>
+            <w:r>
+              <w:rPr>
+                <w:rFonts w:ascii="Garamond" w:hAnsi="Garamond" w:cstheme="minorHAnsi"/>
+                <w:color w:val="000000" w:themeColor="text1"/>
+                <w:sz w:val="20"/>
+                <w:szCs w:val="20"/>
+                <w:lang w:val="en-US"/>
+              </w:rPr>
+              <w:t>Barzegar</w:t>
+            </w:r>
+            <w:r>
+              <w:rPr>
+                <w:rFonts w:ascii="Garamond" w:hAnsi="Garamond" w:cstheme="minorHAnsi"/>
+                <w:color w:val="000000" w:themeColor="text1"/>
+                <w:sz w:val="20"/>
+                <w:szCs w:val="20"/>
+                <w:vertAlign w:val="superscript"/>
+                <w:lang w:val="en-US"/>
+              </w:rPr>
+              <w:t>*</w:t>
+            </w:r>
+            <w:r>
+              <w:rPr>
+                <w:rFonts w:ascii="Garamond" w:hAnsi="Garamond" w:cstheme="minorHAnsi"/>
+                <w:color w:val="000000" w:themeColor="text1"/>
+                <w:sz w:val="20"/>
+                <w:szCs w:val="20"/>
+                <w:lang w:val="en-US"/>
+              </w:rPr>
+              <w:t xml:space="preserve">, </w:t>
+            </w:r>
+            <w:r>
+              <w:rPr>
+                <w:rFonts w:ascii="Garamond" w:hAnsi="Garamond" w:cstheme="minorHAnsi"/>
+                <w:color w:val="000000" w:themeColor="text1"/>
+                <w:sz w:val="20"/>
+                <w:szCs w:val="20"/>
+                <w:lang w:val="en-US"/>
+              </w:rPr>
+              <w:t>Dashti</w:t>
+            </w:r>
+            <w:r>
+              <w:rPr>
+                <w:rFonts w:ascii="Garamond" w:hAnsi="Garamond" w:cstheme="minorHAnsi"/>
+                <w:color w:val="000000" w:themeColor="text1"/>
+                <w:sz w:val="20"/>
+                <w:szCs w:val="20"/>
+                <w:vertAlign w:val="superscript"/>
+                <w:lang w:val="en-US"/>
+              </w:rPr>
+              <w:t>*</w:t>
+            </w:r>
+            <w:r>
+              <w:rPr>
+                <w:rFonts w:ascii="Garamond" w:hAnsi="Garamond" w:cstheme="minorHAnsi"/>
+                <w:color w:val="000000" w:themeColor="text1"/>
+                <w:sz w:val="20"/>
+                <w:szCs w:val="20"/>
+                <w:lang w:val="en-US"/>
+              </w:rPr>
+              <w:t xml:space="preserve">, </w:t>
+            </w:r>
+            <w:r>
+              <w:rPr>
+                <w:rFonts w:ascii="Garamond" w:hAnsi="Garamond" w:cstheme="minorHAnsi"/>
+                <w:color w:val="000000" w:themeColor="text1"/>
+                <w:sz w:val="20"/>
+                <w:szCs w:val="20"/>
+                <w:lang w:val="en-US"/>
+              </w:rPr>
+              <w:t>Saeedi</w:t>
+            </w:r>
+            <w:r>
+              <w:rPr>
+                <w:rFonts w:ascii="Garamond" w:hAnsi="Garamond" w:cstheme="minorHAnsi"/>
+                <w:color w:val="000000" w:themeColor="text1"/>
+                <w:sz w:val="20"/>
+                <w:szCs w:val="20"/>
+                <w:lang w:val="en-US"/>
+              </w:rPr>
+              <w:t>.</w:t>
+            </w:r>
+            <w:r>
+              <w:rPr>
+                <w:rFonts w:ascii="Garamond" w:hAnsi="Garamond" w:cstheme="minorHAnsi"/>
+                <w:color w:val="000000" w:themeColor="text1"/>
+                <w:sz w:val="20"/>
+                <w:szCs w:val="20"/>
+                <w:lang w:val="en-US"/>
+              </w:rPr>
+              <w:t xml:space="preserve"> </w:t>
+            </w:r>
+            <w:r>
+              <w:rPr>
+                <w:rFonts w:ascii="Garamond" w:hAnsi="Garamond" w:cstheme="minorHAnsi"/>
+                <w:color w:val="000000" w:themeColor="text1"/>
+                <w:sz w:val="20"/>
+                <w:szCs w:val="20"/>
+                <w:lang w:val="en-US"/>
+              </w:rPr>
+              <w:t>A Streaming Approach to Neural Team Formation Training</w:t>
+            </w:r>
+            <w:r>
+              <w:rPr>
+                <w:rFonts w:ascii="Garamond" w:hAnsi="Garamond" w:cstheme="minorHAnsi"/>
+                <w:color w:val="000000" w:themeColor="text1"/>
+                <w:sz w:val="20"/>
+                <w:szCs w:val="20"/>
+                <w:lang w:val="en-US"/>
+              </w:rPr>
+              <w:t xml:space="preserve">. </w:t>
             </w:r>
             <w:r>
               <w:rPr>
@@ -18053,7 +17986,7 @@
                 <w:szCs w:val="20"/>
                 <w:lang w:val="en-US"/>
               </w:rPr>
-              <w:t>In the 32nd ACM Conference on User Modeling, Adaptation and Personalization</w:t>
+              <w:t>In the 46th European Conference on Information Retrieval</w:t>
             </w:r>
             <w:r>
               <w:rPr>
@@ -18087,7 +18020,7 @@
                 <w:szCs w:val="20"/>
                 <w:lang w:val="en-US"/>
               </w:rPr>
-              <w:t>UMAP</w:t>
+              <w:t>ECIR</w:t>
             </w:r>
             <w:r>
               <w:rPr>
@@ -18109,17 +18042,19 @@
                 <w:szCs w:val="20"/>
                 <w:lang w:val="en-US"/>
               </w:rPr>
-              <w:t>, Cagliari, Italy</w:t>
-            </w:r>
-            <w:r>
-              <w:rPr>
-                <w:rFonts w:ascii="Garamond" w:hAnsi="Garamond" w:cstheme="minorHAnsi"/>
-                <w:color w:val="000000" w:themeColor="text1"/>
-                <w:sz w:val="20"/>
-                <w:szCs w:val="20"/>
-                <w:lang w:val="en-US"/>
-              </w:rPr>
-              <w:t>.</w:t>
+              <w:t xml:space="preserve">, Glasgow, Scotland, </w:t>
+            </w:r>
+            <w:r>
+              <w:rPr>
+                <w:rFonts w:ascii="Garamond" w:hAnsi="Garamond" w:cstheme="minorHAnsi"/>
+                <w:i/>
+                <w:iCs/>
+                <w:color w:val="000000" w:themeColor="text1"/>
+                <w:sz w:val="20"/>
+                <w:szCs w:val="20"/>
+                <w:lang w:val="en-US"/>
+              </w:rPr>
+              <w:t>CORE Rank: A.</w:t>
             </w:r>
           </w:p>
         </w:tc>
@@ -18147,7 +18082,17 @@
                 <w:szCs w:val="20"/>
                 <w:lang w:val="en-US"/>
               </w:rPr>
-              <w:t>2024</w:t>
+              <w:t>202</w:t>
+            </w:r>
+            <w:r>
+              <w:rPr>
+                <w:rFonts w:ascii="Garamond" w:hAnsi="Garamond" w:cstheme="minorHAnsi"/>
+                <w:color w:val="000000" w:themeColor="text1"/>
+                <w:sz w:val="20"/>
+                <w:szCs w:val="20"/>
+                <w:lang w:val="en-US"/>
+              </w:rPr>
+              <w:t>4</w:t>
             </w:r>
           </w:p>
         </w:tc>
@@ -18166,6 +18111,78 @@
               <w:jc w:val="both"/>
               <w:rPr>
                 <w:rFonts w:ascii="Garamond" w:hAnsi="Garamond" w:cstheme="minorHAnsi"/>
+                <w:color w:val="000000" w:themeColor="text1"/>
+                <w:sz w:val="20"/>
+                <w:szCs w:val="20"/>
+                <w:lang w:val="en-US"/>
+              </w:rPr>
+            </w:pPr>
+            <w:r>
+              <w:rPr>
+                <w:rFonts w:ascii="Garamond" w:hAnsi="Garamond" w:cstheme="minorHAnsi"/>
+                <w:color w:val="000000" w:themeColor="text1"/>
+                <w:sz w:val="20"/>
+                <w:szCs w:val="20"/>
+                <w:lang w:val="en-US"/>
+              </w:rPr>
+              <w:t xml:space="preserve">26. </w:t>
+            </w:r>
+            <w:r>
+              <w:rPr>
+                <w:rFonts w:ascii="Garamond" w:hAnsi="Garamond" w:cstheme="minorHAnsi"/>
+                <w:color w:val="000000" w:themeColor="text1"/>
+                <w:sz w:val="20"/>
+                <w:szCs w:val="20"/>
+                <w:lang w:val="en-US"/>
+              </w:rPr>
+              <w:t>Ahmed</w:t>
+            </w:r>
+            <w:r>
+              <w:rPr>
+                <w:rFonts w:ascii="Garamond" w:hAnsi="Garamond" w:cstheme="minorHAnsi"/>
+                <w:color w:val="000000" w:themeColor="text1"/>
+                <w:sz w:val="20"/>
+                <w:szCs w:val="20"/>
+                <w:vertAlign w:val="superscript"/>
+                <w:lang w:val="en-US"/>
+              </w:rPr>
+              <w:t>*</w:t>
+            </w:r>
+            <w:r>
+              <w:rPr>
+                <w:rFonts w:ascii="Garamond" w:hAnsi="Garamond" w:cstheme="minorHAnsi"/>
+                <w:color w:val="000000" w:themeColor="text1"/>
+                <w:sz w:val="20"/>
+                <w:szCs w:val="20"/>
+                <w:lang w:val="en-US"/>
+              </w:rPr>
+              <w:t xml:space="preserve">, Saeedi, </w:t>
+            </w:r>
+            <w:r>
+              <w:rPr>
+                <w:rFonts w:ascii="Garamond" w:hAnsi="Garamond" w:cstheme="minorHAnsi"/>
+                <w:b/>
+                <w:bCs/>
+                <w:color w:val="000000" w:themeColor="text1"/>
+                <w:sz w:val="20"/>
+                <w:szCs w:val="20"/>
+                <w:lang w:val="en-US"/>
+              </w:rPr>
+              <w:t>Fani</w:t>
+            </w:r>
+            <w:r>
+              <w:rPr>
+                <w:rFonts w:ascii="Garamond" w:hAnsi="Garamond" w:cstheme="minorHAnsi"/>
+                <w:color w:val="000000" w:themeColor="text1"/>
+                <w:sz w:val="20"/>
+                <w:szCs w:val="20"/>
+                <w:lang w:val="en-US"/>
+              </w:rPr>
+              <w:t xml:space="preserve">; Skill Vector Representation Learning for Collaborative Team Recommendation: A Comparative Study. </w:t>
+            </w:r>
+            <w:r>
+              <w:rPr>
+                <w:rFonts w:ascii="Garamond" w:hAnsi="Garamond" w:cstheme="minorHAnsi"/>
                 <w:i/>
                 <w:iCs/>
                 <w:color w:val="000000" w:themeColor="text1"/>
@@ -18173,36 +18190,17 @@
                 <w:szCs w:val="20"/>
                 <w:lang w:val="en-US"/>
               </w:rPr>
-            </w:pPr>
-            <w:r>
-              <w:rPr>
-                <w:rFonts w:ascii="Garamond" w:hAnsi="Garamond" w:cstheme="minorHAnsi"/>
-                <w:color w:val="000000" w:themeColor="text1"/>
-                <w:sz w:val="20"/>
-                <w:szCs w:val="20"/>
-                <w:lang w:val="en-US"/>
-              </w:rPr>
-              <w:t>2</w:t>
-            </w:r>
-            <w:r>
-              <w:rPr>
-                <w:rFonts w:ascii="Garamond" w:hAnsi="Garamond" w:cstheme="minorHAnsi"/>
-                <w:color w:val="000000" w:themeColor="text1"/>
-                <w:sz w:val="20"/>
-                <w:szCs w:val="20"/>
-                <w:lang w:val="en-US"/>
-              </w:rPr>
-              <w:t>7</w:t>
-            </w:r>
-            <w:r>
-              <w:rPr>
-                <w:rFonts w:ascii="Garamond" w:hAnsi="Garamond" w:cstheme="minorHAnsi"/>
-                <w:color w:val="000000" w:themeColor="text1"/>
-                <w:sz w:val="20"/>
-                <w:szCs w:val="20"/>
-                <w:lang w:val="en-US"/>
-              </w:rPr>
-              <w:t xml:space="preserve">. </w:t>
+              <w:t>In the 25th International Web Information Systems Engineering</w:t>
+            </w:r>
+            <w:r>
+              <w:rPr>
+                <w:rFonts w:ascii="Garamond" w:hAnsi="Garamond" w:cstheme="minorHAnsi"/>
+                <w:color w:val="000000" w:themeColor="text1"/>
+                <w:sz w:val="20"/>
+                <w:szCs w:val="20"/>
+                <w:lang w:val="en-US"/>
+              </w:rPr>
+              <w:t xml:space="preserve"> (</w:t>
             </w:r>
             <w:r>
               <w:rPr>
@@ -18214,129 +18212,17 @@
                 <w:szCs w:val="20"/>
                 <w:lang w:val="en-US"/>
               </w:rPr>
-              <w:t>Fani</w:t>
-            </w:r>
-            <w:r>
-              <w:rPr>
-                <w:rFonts w:ascii="Garamond" w:hAnsi="Garamond" w:cstheme="minorHAnsi"/>
-                <w:color w:val="000000" w:themeColor="text1"/>
-                <w:sz w:val="20"/>
-                <w:szCs w:val="20"/>
-                <w:lang w:val="en-US"/>
-              </w:rPr>
-              <w:t xml:space="preserve">, </w:t>
-            </w:r>
-            <w:r>
-              <w:rPr>
-                <w:rFonts w:ascii="Garamond" w:hAnsi="Garamond" w:cstheme="minorHAnsi"/>
-                <w:color w:val="000000" w:themeColor="text1"/>
-                <w:sz w:val="20"/>
-                <w:szCs w:val="20"/>
-                <w:lang w:val="en-US"/>
-              </w:rPr>
-              <w:t>Barzegar</w:t>
-            </w:r>
-            <w:r>
-              <w:rPr>
-                <w:rFonts w:ascii="Garamond" w:hAnsi="Garamond" w:cstheme="minorHAnsi"/>
-                <w:color w:val="000000" w:themeColor="text1"/>
-                <w:sz w:val="20"/>
-                <w:szCs w:val="20"/>
-                <w:vertAlign w:val="superscript"/>
-                <w:lang w:val="en-US"/>
-              </w:rPr>
-              <w:t>*</w:t>
-            </w:r>
-            <w:r>
-              <w:rPr>
-                <w:rFonts w:ascii="Garamond" w:hAnsi="Garamond" w:cstheme="minorHAnsi"/>
-                <w:color w:val="000000" w:themeColor="text1"/>
-                <w:sz w:val="20"/>
-                <w:szCs w:val="20"/>
-                <w:lang w:val="en-US"/>
-              </w:rPr>
-              <w:t xml:space="preserve">, </w:t>
-            </w:r>
-            <w:r>
-              <w:rPr>
-                <w:rFonts w:ascii="Garamond" w:hAnsi="Garamond" w:cstheme="minorHAnsi"/>
-                <w:color w:val="000000" w:themeColor="text1"/>
-                <w:sz w:val="20"/>
-                <w:szCs w:val="20"/>
-                <w:lang w:val="en-US"/>
-              </w:rPr>
-              <w:t>Dashti</w:t>
-            </w:r>
-            <w:r>
-              <w:rPr>
-                <w:rFonts w:ascii="Garamond" w:hAnsi="Garamond" w:cstheme="minorHAnsi"/>
-                <w:color w:val="000000" w:themeColor="text1"/>
-                <w:sz w:val="20"/>
-                <w:szCs w:val="20"/>
-                <w:vertAlign w:val="superscript"/>
-                <w:lang w:val="en-US"/>
-              </w:rPr>
-              <w:t>*</w:t>
-            </w:r>
-            <w:r>
-              <w:rPr>
-                <w:rFonts w:ascii="Garamond" w:hAnsi="Garamond" w:cstheme="minorHAnsi"/>
-                <w:color w:val="000000" w:themeColor="text1"/>
-                <w:sz w:val="20"/>
-                <w:szCs w:val="20"/>
-                <w:lang w:val="en-US"/>
-              </w:rPr>
-              <w:t xml:space="preserve">, </w:t>
-            </w:r>
-            <w:r>
-              <w:rPr>
-                <w:rFonts w:ascii="Garamond" w:hAnsi="Garamond" w:cstheme="minorHAnsi"/>
-                <w:color w:val="000000" w:themeColor="text1"/>
-                <w:sz w:val="20"/>
-                <w:szCs w:val="20"/>
-                <w:lang w:val="en-US"/>
-              </w:rPr>
-              <w:t>Saeedi</w:t>
-            </w:r>
-            <w:r>
-              <w:rPr>
-                <w:rFonts w:ascii="Garamond" w:hAnsi="Garamond" w:cstheme="minorHAnsi"/>
-                <w:color w:val="000000" w:themeColor="text1"/>
-                <w:sz w:val="20"/>
-                <w:szCs w:val="20"/>
-                <w:lang w:val="en-US"/>
-              </w:rPr>
-              <w:t>.</w:t>
-            </w:r>
-            <w:r>
-              <w:rPr>
-                <w:rFonts w:ascii="Garamond" w:hAnsi="Garamond" w:cstheme="minorHAnsi"/>
-                <w:color w:val="000000" w:themeColor="text1"/>
-                <w:sz w:val="20"/>
-                <w:szCs w:val="20"/>
-                <w:lang w:val="en-US"/>
-              </w:rPr>
-              <w:t xml:space="preserve"> </w:t>
-            </w:r>
-            <w:r>
-              <w:rPr>
-                <w:rFonts w:ascii="Garamond" w:hAnsi="Garamond" w:cstheme="minorHAnsi"/>
-                <w:color w:val="000000" w:themeColor="text1"/>
-                <w:sz w:val="20"/>
-                <w:szCs w:val="20"/>
-                <w:lang w:val="en-US"/>
-              </w:rPr>
-              <w:t>A Streaming Approach to Neural Team Formation Training</w:t>
-            </w:r>
-            <w:r>
-              <w:rPr>
-                <w:rFonts w:ascii="Garamond" w:hAnsi="Garamond" w:cstheme="minorHAnsi"/>
-                <w:color w:val="000000" w:themeColor="text1"/>
-                <w:sz w:val="20"/>
-                <w:szCs w:val="20"/>
-                <w:lang w:val="en-US"/>
-              </w:rPr>
-              <w:t xml:space="preserve">. </w:t>
+              <w:t>WISE</w:t>
+            </w:r>
+            <w:r>
+              <w:rPr>
+                <w:rFonts w:ascii="Garamond" w:hAnsi="Garamond" w:cstheme="minorHAnsi"/>
+                <w:color w:val="000000" w:themeColor="text1"/>
+                <w:sz w:val="20"/>
+                <w:szCs w:val="20"/>
+                <w:lang w:val="en-US"/>
+              </w:rPr>
+              <w:t>)</w:t>
             </w:r>
             <w:r>
               <w:rPr>
@@ -18348,75 +18234,17 @@
                 <w:szCs w:val="20"/>
                 <w:lang w:val="en-US"/>
               </w:rPr>
-              <w:t>In the 46th European Conference on Information Retrieval</w:t>
-            </w:r>
-            <w:r>
-              <w:rPr>
-                <w:rFonts w:ascii="Garamond" w:hAnsi="Garamond" w:cstheme="minorHAnsi"/>
-                <w:i/>
-                <w:iCs/>
-                <w:color w:val="000000" w:themeColor="text1"/>
-                <w:sz w:val="20"/>
-                <w:szCs w:val="20"/>
-                <w:lang w:val="en-US"/>
-              </w:rPr>
-              <w:t xml:space="preserve"> </w:t>
-            </w:r>
-            <w:r>
-              <w:rPr>
-                <w:rFonts w:ascii="Garamond" w:hAnsi="Garamond" w:cstheme="minorHAnsi"/>
-                <w:color w:val="000000" w:themeColor="text1"/>
-                <w:sz w:val="20"/>
-                <w:szCs w:val="20"/>
-                <w:lang w:val="en-US"/>
-              </w:rPr>
-              <w:t>(</w:t>
-            </w:r>
-            <w:r>
-              <w:rPr>
-                <w:rFonts w:ascii="Garamond" w:hAnsi="Garamond" w:cstheme="minorHAnsi"/>
-                <w:b/>
-                <w:bCs/>
-                <w:color w:val="000000" w:themeColor="text1"/>
-                <w:sz w:val="20"/>
-                <w:szCs w:val="20"/>
-                <w:lang w:val="en-US"/>
-              </w:rPr>
-              <w:t>ECIR</w:t>
-            </w:r>
-            <w:r>
-              <w:rPr>
-                <w:rFonts w:ascii="Garamond" w:hAnsi="Garamond" w:cstheme="minorHAnsi"/>
-                <w:color w:val="000000" w:themeColor="text1"/>
-                <w:sz w:val="20"/>
-                <w:szCs w:val="20"/>
-                <w:lang w:val="en-US"/>
-              </w:rPr>
-              <w:t>)</w:t>
-            </w:r>
-            <w:r>
-              <w:rPr>
-                <w:rFonts w:ascii="Garamond" w:hAnsi="Garamond" w:cstheme="minorHAnsi"/>
-                <w:i/>
-                <w:iCs/>
-                <w:color w:val="000000" w:themeColor="text1"/>
-                <w:sz w:val="20"/>
-                <w:szCs w:val="20"/>
-                <w:lang w:val="en-US"/>
-              </w:rPr>
-              <w:t xml:space="preserve">, Glasgow, Scotland, </w:t>
-            </w:r>
-            <w:r>
-              <w:rPr>
-                <w:rFonts w:ascii="Garamond" w:hAnsi="Garamond" w:cstheme="minorHAnsi"/>
-                <w:i/>
-                <w:iCs/>
-                <w:color w:val="000000" w:themeColor="text1"/>
-                <w:sz w:val="20"/>
-                <w:szCs w:val="20"/>
-                <w:lang w:val="en-US"/>
-              </w:rPr>
-              <w:t>CORE Rank: A.</w:t>
+              <w:t>, Doha, Qatar, CORE Rank: B</w:t>
+            </w:r>
+            <w:r>
+              <w:rPr>
+                <w:rFonts w:ascii="Garamond" w:hAnsi="Garamond" w:cstheme="minorHAnsi"/>
+                <w:color w:val="000000" w:themeColor="text1"/>
+                <w:sz w:val="20"/>
+                <w:szCs w:val="20"/>
+                <w:lang w:val="en-US"/>
+              </w:rPr>
+              <w:t>.</w:t>
             </w:r>
           </w:p>
         </w:tc>
@@ -18444,17 +18272,7 @@
                 <w:szCs w:val="20"/>
                 <w:lang w:val="en-US"/>
               </w:rPr>
-              <w:t>202</w:t>
-            </w:r>
-            <w:r>
-              <w:rPr>
-                <w:rFonts w:ascii="Garamond" w:hAnsi="Garamond" w:cstheme="minorHAnsi"/>
-                <w:color w:val="000000" w:themeColor="text1"/>
-                <w:sz w:val="20"/>
-                <w:szCs w:val="20"/>
-                <w:lang w:val="en-US"/>
-              </w:rPr>
-              <w:t>4</w:t>
+              <w:t>2024</w:t>
             </w:r>
           </w:p>
         </w:tc>
@@ -18487,17 +18305,17 @@
                 <w:szCs w:val="20"/>
                 <w:lang w:val="en-US"/>
               </w:rPr>
-              <w:t xml:space="preserve">26. </w:t>
-            </w:r>
-            <w:r>
-              <w:rPr>
-                <w:rFonts w:ascii="Garamond" w:hAnsi="Garamond" w:cstheme="minorHAnsi"/>
-                <w:color w:val="000000" w:themeColor="text1"/>
-                <w:sz w:val="20"/>
-                <w:szCs w:val="20"/>
-                <w:lang w:val="en-US"/>
-              </w:rPr>
-              <w:t>Ahmed</w:t>
+              <w:t xml:space="preserve">25. </w:t>
+            </w:r>
+            <w:r>
+              <w:rPr>
+                <w:rFonts w:ascii="Garamond" w:hAnsi="Garamond" w:cstheme="minorHAnsi"/>
+                <w:color w:val="000000" w:themeColor="text1"/>
+                <w:sz w:val="20"/>
+                <w:szCs w:val="20"/>
+                <w:lang w:val="en-US"/>
+              </w:rPr>
+              <w:t>Rajaei</w:t>
             </w:r>
             <w:r>
               <w:rPr>
@@ -18518,7 +18336,28 @@
                 <w:szCs w:val="20"/>
                 <w:lang w:val="en-US"/>
               </w:rPr>
-              <w:t xml:space="preserve">, Saeedi, </w:t>
+              <w:t>, Taheri</w:t>
+            </w:r>
+            <w:r>
+              <w:rPr>
+                <w:rFonts w:ascii="Garamond" w:hAnsi="Garamond" w:cstheme="minorHAnsi"/>
+                <w:color w:val="000000" w:themeColor="text1"/>
+                <w:sz w:val="20"/>
+                <w:szCs w:val="20"/>
+                <w:vertAlign w:val="superscript"/>
+                <w:lang w:val="en-US"/>
+              </w:rPr>
+              <w:t>*</w:t>
+            </w:r>
+            <w:r>
+              <w:rPr>
+                <w:rFonts w:ascii="Garamond" w:hAnsi="Garamond" w:cstheme="minorHAnsi"/>
+                <w:color w:val="000000" w:themeColor="text1"/>
+                <w:sz w:val="20"/>
+                <w:szCs w:val="20"/>
+                <w:lang w:val="en-US"/>
+              </w:rPr>
+              <w:t xml:space="preserve">, </w:t>
             </w:r>
             <w:r>
               <w:rPr>
@@ -18540,7 +18379,7 @@
                 <w:szCs w:val="20"/>
                 <w:lang w:val="en-US"/>
               </w:rPr>
-              <w:t xml:space="preserve">; Skill Vector Representation Learning for Collaborative Team Recommendation: A Comparative Study. </w:t>
+              <w:t xml:space="preserve">; Enhancing RAG's Retrieval via Query Backtranslations. </w:t>
             </w:r>
             <w:r>
               <w:rPr>
@@ -18596,17 +18435,7 @@
                 <w:szCs w:val="20"/>
                 <w:lang w:val="en-US"/>
               </w:rPr>
-              <w:t>, Doha, Qatar, CORE Rank: B</w:t>
-            </w:r>
-            <w:r>
-              <w:rPr>
-                <w:rFonts w:ascii="Garamond" w:hAnsi="Garamond" w:cstheme="minorHAnsi"/>
-                <w:color w:val="000000" w:themeColor="text1"/>
-                <w:sz w:val="20"/>
-                <w:szCs w:val="20"/>
-                <w:lang w:val="en-US"/>
-              </w:rPr>
-              <w:t>.</w:t>
+              <w:t>, Doha, Qatar, CORE Rank: B.</w:t>
             </w:r>
           </w:p>
         </w:tc>
@@ -18667,38 +18496,17 @@
                 <w:szCs w:val="20"/>
                 <w:lang w:val="en-US"/>
               </w:rPr>
-              <w:t xml:space="preserve">25. </w:t>
-            </w:r>
-            <w:r>
-              <w:rPr>
-                <w:rFonts w:ascii="Garamond" w:hAnsi="Garamond" w:cstheme="minorHAnsi"/>
-                <w:color w:val="000000" w:themeColor="text1"/>
-                <w:sz w:val="20"/>
-                <w:szCs w:val="20"/>
-                <w:lang w:val="en-US"/>
-              </w:rPr>
-              <w:t>Rajaei</w:t>
-            </w:r>
-            <w:r>
-              <w:rPr>
-                <w:rFonts w:ascii="Garamond" w:hAnsi="Garamond" w:cstheme="minorHAnsi"/>
-                <w:color w:val="000000" w:themeColor="text1"/>
-                <w:sz w:val="20"/>
-                <w:szCs w:val="20"/>
-                <w:vertAlign w:val="superscript"/>
-                <w:lang w:val="en-US"/>
-              </w:rPr>
-              <w:t>*</w:t>
-            </w:r>
-            <w:r>
-              <w:rPr>
-                <w:rFonts w:ascii="Garamond" w:hAnsi="Garamond" w:cstheme="minorHAnsi"/>
-                <w:color w:val="000000" w:themeColor="text1"/>
-                <w:sz w:val="20"/>
-                <w:szCs w:val="20"/>
-                <w:lang w:val="en-US"/>
-              </w:rPr>
-              <w:t>, Taheri</w:t>
+              <w:t xml:space="preserve">24. </w:t>
+            </w:r>
+            <w:r>
+              <w:rPr>
+                <w:rFonts w:ascii="Garamond" w:hAnsi="Garamond" w:cstheme="minorHAnsi"/>
+                <w:color w:val="000000" w:themeColor="text1"/>
+                <w:sz w:val="20"/>
+                <w:szCs w:val="20"/>
+                <w:lang w:val="en-US"/>
+              </w:rPr>
+              <w:t>Narayanan</w:t>
             </w:r>
             <w:r>
               <w:rPr>
@@ -18741,7 +18549,29 @@
                 <w:szCs w:val="20"/>
                 <w:lang w:val="en-US"/>
               </w:rPr>
-              <w:t xml:space="preserve">; Enhancing RAG's Retrieval via Query Backtranslations. </w:t>
+              <w:t xml:space="preserve">; </w:t>
+            </w:r>
+            <w:proofErr w:type="spellStart"/>
+            <w:r>
+              <w:rPr>
+                <w:rFonts w:ascii="Garamond" w:hAnsi="Garamond" w:cstheme="minorHAnsi"/>
+                <w:color w:val="000000" w:themeColor="text1"/>
+                <w:sz w:val="20"/>
+                <w:szCs w:val="20"/>
+                <w:lang w:val="en-US"/>
+              </w:rPr>
+              <w:t>RePair</w:t>
+            </w:r>
+            <w:proofErr w:type="spellEnd"/>
+            <w:r>
+              <w:rPr>
+                <w:rFonts w:ascii="Garamond" w:hAnsi="Garamond" w:cstheme="minorHAnsi"/>
+                <w:color w:val="000000" w:themeColor="text1"/>
+                <w:sz w:val="20"/>
+                <w:szCs w:val="20"/>
+                <w:lang w:val="en-US"/>
+              </w:rPr>
+              <w:t xml:space="preserve"> My Queries: Personalized Query Reformulation via Conditional Transformers. </w:t>
             </w:r>
             <w:r>
               <w:rPr>
@@ -18840,6 +18670,139 @@
           </w:tcPr>
           <w:p>
             <w:pPr>
+              <w:jc w:val="both"/>
+              <w:rPr>
+                <w:rFonts w:ascii="Garamond" w:hAnsi="Garamond" w:cstheme="minorHAnsi"/>
+                <w:i/>
+                <w:iCs/>
+                <w:color w:val="000000" w:themeColor="text1"/>
+                <w:sz w:val="20"/>
+                <w:szCs w:val="20"/>
+                <w:lang w:val="en-US"/>
+              </w:rPr>
+            </w:pPr>
+            <w:r>
+              <w:rPr>
+                <w:rFonts w:ascii="Garamond" w:hAnsi="Garamond" w:cstheme="minorHAnsi"/>
+                <w:color w:val="000000" w:themeColor="text1"/>
+                <w:sz w:val="20"/>
+                <w:szCs w:val="20"/>
+                <w:lang w:val="en-US"/>
+              </w:rPr>
+              <w:t xml:space="preserve">23. </w:t>
+            </w:r>
+            <w:proofErr w:type="spellStart"/>
+            <w:r>
+              <w:rPr>
+                <w:rFonts w:ascii="Garamond" w:hAnsi="Garamond" w:cstheme="minorHAnsi"/>
+                <w:color w:val="000000" w:themeColor="text1"/>
+                <w:sz w:val="20"/>
+                <w:szCs w:val="20"/>
+                <w:lang w:val="en-US"/>
+              </w:rPr>
+              <w:t>Hemmatizadeh</w:t>
+            </w:r>
+            <w:proofErr w:type="spellEnd"/>
+            <w:r>
+              <w:rPr>
+                <w:rFonts w:ascii="Garamond" w:hAnsi="Garamond" w:cstheme="minorHAnsi"/>
+                <w:color w:val="000000" w:themeColor="text1"/>
+                <w:sz w:val="20"/>
+                <w:szCs w:val="20"/>
+                <w:vertAlign w:val="superscript"/>
+                <w:lang w:val="en-US"/>
+              </w:rPr>
+              <w:t>*</w:t>
+            </w:r>
+            <w:r>
+              <w:rPr>
+                <w:rFonts w:ascii="Garamond" w:hAnsi="Garamond" w:cstheme="minorHAnsi"/>
+                <w:color w:val="000000" w:themeColor="text1"/>
+                <w:sz w:val="20"/>
+                <w:szCs w:val="20"/>
+                <w:lang w:val="en-US"/>
+              </w:rPr>
+              <w:t>, Wong</w:t>
+            </w:r>
+            <w:r>
+              <w:rPr>
+                <w:rFonts w:ascii="Garamond" w:hAnsi="Garamond" w:cstheme="minorHAnsi"/>
+                <w:color w:val="000000" w:themeColor="text1"/>
+                <w:sz w:val="20"/>
+                <w:szCs w:val="20"/>
+                <w:vertAlign w:val="superscript"/>
+                <w:lang w:val="en-US"/>
+              </w:rPr>
+              <w:t>†</w:t>
+            </w:r>
+            <w:r>
+              <w:rPr>
+                <w:rFonts w:ascii="Garamond" w:hAnsi="Garamond" w:cstheme="minorHAnsi"/>
+                <w:color w:val="000000" w:themeColor="text1"/>
+                <w:sz w:val="20"/>
+                <w:szCs w:val="20"/>
+                <w:lang w:val="en-US"/>
+              </w:rPr>
+              <w:t>, Yu</w:t>
+            </w:r>
+            <w:r>
+              <w:rPr>
+                <w:rFonts w:ascii="Garamond" w:hAnsi="Garamond" w:cstheme="minorHAnsi"/>
+                <w:color w:val="000000" w:themeColor="text1"/>
+                <w:sz w:val="20"/>
+                <w:szCs w:val="20"/>
+                <w:vertAlign w:val="superscript"/>
+                <w:lang w:val="en-US"/>
+              </w:rPr>
+              <w:t>+</w:t>
+            </w:r>
+            <w:r>
+              <w:rPr>
+                <w:rFonts w:ascii="Garamond" w:hAnsi="Garamond" w:cstheme="minorHAnsi"/>
+                <w:color w:val="000000" w:themeColor="text1"/>
+                <w:sz w:val="20"/>
+                <w:szCs w:val="20"/>
+                <w:lang w:val="en-US"/>
+              </w:rPr>
+              <w:t xml:space="preserve">, </w:t>
+            </w:r>
+            <w:r>
+              <w:rPr>
+                <w:rFonts w:ascii="Garamond" w:hAnsi="Garamond" w:cstheme="minorHAnsi"/>
+                <w:b/>
+                <w:bCs/>
+                <w:color w:val="000000" w:themeColor="text1"/>
+                <w:sz w:val="20"/>
+                <w:szCs w:val="20"/>
+                <w:lang w:val="en-US"/>
+              </w:rPr>
+              <w:t>Fani</w:t>
+            </w:r>
+            <w:r>
+              <w:rPr>
+                <w:rFonts w:ascii="Garamond" w:hAnsi="Garamond" w:cstheme="minorHAnsi"/>
+                <w:color w:val="000000" w:themeColor="text1"/>
+                <w:sz w:val="20"/>
+                <w:szCs w:val="20"/>
+                <w:lang w:val="en-US"/>
+              </w:rPr>
+              <w:t xml:space="preserve">. Latent Aspect Detection via Backtranslation Augmentation. </w:t>
+            </w:r>
+            <w:r>
+              <w:rPr>
+                <w:rFonts w:ascii="Garamond" w:hAnsi="Garamond" w:cstheme="minorHAnsi"/>
+                <w:i/>
+                <w:iCs/>
+                <w:color w:val="000000" w:themeColor="text1"/>
+                <w:sz w:val="20"/>
+                <w:szCs w:val="20"/>
+                <w:lang w:val="en-US"/>
+              </w:rPr>
+              <w:t>The 32nd ACM International</w:t>
+            </w:r>
+          </w:p>
+          <w:p>
+            <w:pPr>
               <w:spacing w:after="120"/>
               <w:jc w:val="both"/>
               <w:rPr>
@@ -18853,43 +18816,24 @@
             <w:r>
               <w:rPr>
                 <w:rFonts w:ascii="Garamond" w:hAnsi="Garamond" w:cstheme="minorHAnsi"/>
-                <w:color w:val="000000" w:themeColor="text1"/>
-                <w:sz w:val="20"/>
-                <w:szCs w:val="20"/>
-                <w:lang w:val="en-US"/>
-              </w:rPr>
-              <w:t xml:space="preserve">24. </w:t>
-            </w:r>
-            <w:r>
-              <w:rPr>
-                <w:rFonts w:ascii="Garamond" w:hAnsi="Garamond" w:cstheme="minorHAnsi"/>
-                <w:color w:val="000000" w:themeColor="text1"/>
-                <w:sz w:val="20"/>
-                <w:szCs w:val="20"/>
-                <w:lang w:val="en-US"/>
-              </w:rPr>
-              <w:t>Narayanan</w:t>
-            </w:r>
-            <w:r>
-              <w:rPr>
-                <w:rFonts w:ascii="Garamond" w:hAnsi="Garamond" w:cstheme="minorHAnsi"/>
-                <w:color w:val="000000" w:themeColor="text1"/>
-                <w:sz w:val="20"/>
-                <w:szCs w:val="20"/>
-                <w:vertAlign w:val="superscript"/>
-                <w:lang w:val="en-US"/>
-              </w:rPr>
-              <w:t>*</w:t>
-            </w:r>
-            <w:r>
-              <w:rPr>
-                <w:rFonts w:ascii="Garamond" w:hAnsi="Garamond" w:cstheme="minorHAnsi"/>
-                <w:color w:val="000000" w:themeColor="text1"/>
-                <w:sz w:val="20"/>
-                <w:szCs w:val="20"/>
-                <w:lang w:val="en-US"/>
-              </w:rPr>
-              <w:t xml:space="preserve">, </w:t>
+                <w:i/>
+                <w:iCs/>
+                <w:color w:val="000000" w:themeColor="text1"/>
+                <w:sz w:val="20"/>
+                <w:szCs w:val="20"/>
+                <w:lang w:val="en-US"/>
+              </w:rPr>
+              <w:t xml:space="preserve">Conference on Information and Knowledge Management </w:t>
+            </w:r>
+            <w:r>
+              <w:rPr>
+                <w:rFonts w:ascii="Garamond" w:hAnsi="Garamond" w:cstheme="minorHAnsi"/>
+                <w:color w:val="000000" w:themeColor="text1"/>
+                <w:sz w:val="20"/>
+                <w:szCs w:val="20"/>
+                <w:lang w:val="en-US"/>
+              </w:rPr>
+              <w:t>(</w:t>
             </w:r>
             <w:r>
               <w:rPr>
@@ -18901,39 +18845,17 @@
                 <w:szCs w:val="20"/>
                 <w:lang w:val="en-US"/>
               </w:rPr>
-              <w:t>Fani</w:t>
-            </w:r>
-            <w:r>
-              <w:rPr>
-                <w:rFonts w:ascii="Garamond" w:hAnsi="Garamond" w:cstheme="minorHAnsi"/>
-                <w:color w:val="000000" w:themeColor="text1"/>
-                <w:sz w:val="20"/>
-                <w:szCs w:val="20"/>
-                <w:lang w:val="en-US"/>
-              </w:rPr>
-              <w:t xml:space="preserve">; </w:t>
-            </w:r>
-            <w:proofErr w:type="spellStart"/>
-            <w:r>
-              <w:rPr>
-                <w:rFonts w:ascii="Garamond" w:hAnsi="Garamond" w:cstheme="minorHAnsi"/>
-                <w:color w:val="000000" w:themeColor="text1"/>
-                <w:sz w:val="20"/>
-                <w:szCs w:val="20"/>
-                <w:lang w:val="en-US"/>
-              </w:rPr>
-              <w:t>RePair</w:t>
-            </w:r>
-            <w:proofErr w:type="spellEnd"/>
-            <w:r>
-              <w:rPr>
-                <w:rFonts w:ascii="Garamond" w:hAnsi="Garamond" w:cstheme="minorHAnsi"/>
-                <w:color w:val="000000" w:themeColor="text1"/>
-                <w:sz w:val="20"/>
-                <w:szCs w:val="20"/>
-                <w:lang w:val="en-US"/>
-              </w:rPr>
-              <w:t xml:space="preserve"> My Queries: Personalized Query Reformulation via Conditional Transformers. </w:t>
+              <w:t>CIKM</w:t>
+            </w:r>
+            <w:r>
+              <w:rPr>
+                <w:rFonts w:ascii="Garamond" w:hAnsi="Garamond" w:cstheme="minorHAnsi"/>
+                <w:color w:val="000000" w:themeColor="text1"/>
+                <w:sz w:val="20"/>
+                <w:szCs w:val="20"/>
+                <w:lang w:val="en-US"/>
+              </w:rPr>
+              <w:t>)</w:t>
             </w:r>
             <w:r>
               <w:rPr>
@@ -18945,39 +18867,7 @@
                 <w:szCs w:val="20"/>
                 <w:lang w:val="en-US"/>
               </w:rPr>
-              <w:t>In the 25th International Web Information Systems Engineering</w:t>
-            </w:r>
-            <w:r>
-              <w:rPr>
-                <w:rFonts w:ascii="Garamond" w:hAnsi="Garamond" w:cstheme="minorHAnsi"/>
-                <w:color w:val="000000" w:themeColor="text1"/>
-                <w:sz w:val="20"/>
-                <w:szCs w:val="20"/>
-                <w:lang w:val="en-US"/>
-              </w:rPr>
-              <w:t xml:space="preserve"> (</w:t>
-            </w:r>
-            <w:r>
-              <w:rPr>
-                <w:rFonts w:ascii="Garamond" w:hAnsi="Garamond" w:cstheme="minorHAnsi"/>
-                <w:b/>
-                <w:bCs/>
-                <w:color w:val="000000" w:themeColor="text1"/>
-                <w:sz w:val="20"/>
-                <w:szCs w:val="20"/>
-                <w:lang w:val="en-US"/>
-              </w:rPr>
-              <w:t>WISE</w:t>
-            </w:r>
-            <w:r>
-              <w:rPr>
-                <w:rFonts w:ascii="Garamond" w:hAnsi="Garamond" w:cstheme="minorHAnsi"/>
-                <w:color w:val="000000" w:themeColor="text1"/>
-                <w:sz w:val="20"/>
-                <w:szCs w:val="20"/>
-                <w:lang w:val="en-US"/>
-              </w:rPr>
-              <w:t>)</w:t>
+              <w:t xml:space="preserve">, University of Birmingham, UK, </w:t>
             </w:r>
             <w:r>
               <w:rPr>
@@ -18989,7 +18879,43 @@
                 <w:szCs w:val="20"/>
                 <w:lang w:val="en-US"/>
               </w:rPr>
-              <w:t>, Doha, Qatar, CORE Rank: B.</w:t>
+              <w:t>(</w:t>
+            </w:r>
+            <w:r>
+              <w:rPr>
+                <w:rFonts w:ascii="Garamond" w:hAnsi="Garamond" w:cstheme="minorHAnsi"/>
+                <w:i/>
+                <w:iCs/>
+                <w:color w:val="000000" w:themeColor="text1"/>
+                <w:sz w:val="20"/>
+                <w:szCs w:val="20"/>
+                <w:lang w:val="en-US"/>
+              </w:rPr>
+              <w:t>3943–3947</w:t>
+            </w:r>
+            <w:r>
+              <w:rPr>
+                <w:rFonts w:ascii="Garamond" w:hAnsi="Garamond" w:cstheme="minorHAnsi"/>
+                <w:i/>
+                <w:iCs/>
+                <w:color w:val="000000" w:themeColor="text1"/>
+                <w:sz w:val="20"/>
+                <w:szCs w:val="20"/>
+                <w:lang w:val="en-US"/>
+              </w:rPr>
+              <w:t xml:space="preserve">), </w:t>
+            </w:r>
+            <w:r>
+              <w:rPr>
+                <w:rFonts w:ascii="Garamond" w:hAnsi="Garamond" w:cstheme="minorHAnsi"/>
+                <w:i/>
+                <w:iCs/>
+                <w:color w:val="000000" w:themeColor="text1"/>
+                <w:sz w:val="20"/>
+                <w:szCs w:val="20"/>
+                <w:lang w:val="en-US"/>
+              </w:rPr>
+              <w:t>CORE Rank: A.</w:t>
             </w:r>
           </w:p>
         </w:tc>
@@ -19017,8 +18943,19 @@
                 <w:szCs w:val="20"/>
                 <w:lang w:val="en-US"/>
               </w:rPr>
-              <w:t>2024</w:t>
-            </w:r>
+              <w:t>2023</w:t>
+            </w:r>
+          </w:p>
+          <w:p>
+            <w:pPr>
+              <w:jc w:val="right"/>
+              <w:rPr>
+                <w:rFonts w:ascii="Garamond" w:hAnsi="Garamond" w:cstheme="minorHAnsi"/>
+                <w:sz w:val="20"/>
+                <w:szCs w:val="20"/>
+                <w:lang w:val="en-US"/>
+              </w:rPr>
+            </w:pPr>
           </w:p>
         </w:tc>
       </w:tr>
@@ -19051,20 +18988,8 @@
                 <w:szCs w:val="20"/>
                 <w:lang w:val="en-US"/>
               </w:rPr>
-              <w:t xml:space="preserve">23. </w:t>
-            </w:r>
-            <w:proofErr w:type="spellStart"/>
-            <w:r>
-              <w:rPr>
-                <w:rFonts w:ascii="Garamond" w:hAnsi="Garamond" w:cstheme="minorHAnsi"/>
-                <w:color w:val="000000" w:themeColor="text1"/>
-                <w:sz w:val="20"/>
-                <w:szCs w:val="20"/>
-                <w:lang w:val="en-US"/>
-              </w:rPr>
-              <w:t>Hemmatizadeh</w:t>
-            </w:r>
-            <w:proofErr w:type="spellEnd"/>
+              <w:t>22. Narayanan</w:t>
+            </w:r>
             <w:r>
               <w:rPr>
                 <w:rFonts w:ascii="Garamond" w:hAnsi="Garamond" w:cstheme="minorHAnsi"/>
@@ -19075,48 +19000,6 @@
                 <w:lang w:val="en-US"/>
               </w:rPr>
               <w:t>*</w:t>
-            </w:r>
-            <w:r>
-              <w:rPr>
-                <w:rFonts w:ascii="Garamond" w:hAnsi="Garamond" w:cstheme="minorHAnsi"/>
-                <w:color w:val="000000" w:themeColor="text1"/>
-                <w:sz w:val="20"/>
-                <w:szCs w:val="20"/>
-                <w:lang w:val="en-US"/>
-              </w:rPr>
-              <w:t>, Wong</w:t>
-            </w:r>
-            <w:r>
-              <w:rPr>
-                <w:rFonts w:ascii="Garamond" w:hAnsi="Garamond" w:cstheme="minorHAnsi"/>
-                <w:color w:val="000000" w:themeColor="text1"/>
-                <w:sz w:val="20"/>
-                <w:szCs w:val="20"/>
-                <w:vertAlign w:val="superscript"/>
-                <w:lang w:val="en-US"/>
-              </w:rPr>
-              <w:t>†</w:t>
-            </w:r>
-            <w:r>
-              <w:rPr>
-                <w:rFonts w:ascii="Garamond" w:hAnsi="Garamond" w:cstheme="minorHAnsi"/>
-                <w:color w:val="000000" w:themeColor="text1"/>
-                <w:sz w:val="20"/>
-                <w:szCs w:val="20"/>
-                <w:lang w:val="en-US"/>
-              </w:rPr>
-              <w:t>, Yu</w:t>
-            </w:r>
-            <w:r>
-              <w:rPr>
-                <w:rFonts w:ascii="Garamond" w:hAnsi="Garamond" w:cstheme="minorHAnsi"/>
-                <w:color w:val="000000" w:themeColor="text1"/>
-                <w:sz w:val="20"/>
-                <w:szCs w:val="20"/>
-                <w:vertAlign w:val="superscript"/>
-                <w:lang w:val="en-US"/>
-              </w:rPr>
-              <w:t>+</w:t>
             </w:r>
             <w:r>
               <w:rPr>
@@ -19148,7 +19031,29 @@
                 <w:szCs w:val="20"/>
                 <w:lang w:val="en-US"/>
               </w:rPr>
-              <w:t xml:space="preserve">. Latent Aspect Detection via Backtranslation Augmentation. </w:t>
+              <w:t xml:space="preserve">. </w:t>
+            </w:r>
+            <w:proofErr w:type="spellStart"/>
+            <w:r>
+              <w:rPr>
+                <w:rFonts w:ascii="Garamond" w:hAnsi="Garamond" w:cstheme="minorHAnsi"/>
+                <w:color w:val="000000" w:themeColor="text1"/>
+                <w:sz w:val="20"/>
+                <w:szCs w:val="20"/>
+                <w:lang w:val="en-US"/>
+              </w:rPr>
+              <w:t>RePair</w:t>
+            </w:r>
+            <w:proofErr w:type="spellEnd"/>
+            <w:r>
+              <w:rPr>
+                <w:rFonts w:ascii="Garamond" w:hAnsi="Garamond" w:cstheme="minorHAnsi"/>
+                <w:color w:val="000000" w:themeColor="text1"/>
+                <w:sz w:val="20"/>
+                <w:szCs w:val="20"/>
+                <w:lang w:val="en-US"/>
+              </w:rPr>
+              <w:t xml:space="preserve">: An Extensible Toolkit to Generate Large-Scale Datasets via Transformers for Query Refinement. </w:t>
             </w:r>
             <w:r>
               <w:rPr>
@@ -19160,12 +19065,11 @@
                 <w:szCs w:val="20"/>
                 <w:lang w:val="en-US"/>
               </w:rPr>
-              <w:t>The 32nd ACM International</w:t>
-            </w:r>
-          </w:p>
-          <w:p>
-            <w:pPr>
-              <w:spacing w:after="120"/>
+              <w:t>The</w:t>
+            </w:r>
+          </w:p>
+          <w:p>
+            <w:pPr>
               <w:jc w:val="both"/>
               <w:rPr>
                 <w:rFonts w:ascii="Garamond" w:hAnsi="Garamond" w:cstheme="minorHAnsi"/>
@@ -19185,7 +19089,7 @@
                 <w:szCs w:val="20"/>
                 <w:lang w:val="en-US"/>
               </w:rPr>
-              <w:t xml:space="preserve">Conference on Information and Knowledge Management </w:t>
+              <w:t xml:space="preserve">32nd ACM International Conference on Information and Knowledge Management </w:t>
             </w:r>
             <w:r>
               <w:rPr>
@@ -19253,7 +19157,7 @@
                 <w:szCs w:val="20"/>
                 <w:lang w:val="en-US"/>
               </w:rPr>
-              <w:t>3943–3947</w:t>
+              <w:t>5376–5380</w:t>
             </w:r>
             <w:r>
               <w:rPr>
@@ -19287,11 +19191,9 @@
           </w:tcPr>
           <w:p>
             <w:pPr>
-              <w:spacing w:after="120"/>
               <w:jc w:val="right"/>
               <w:rPr>
                 <w:rFonts w:ascii="Garamond" w:hAnsi="Garamond" w:cstheme="minorHAnsi"/>
-                <w:color w:val="000000" w:themeColor="text1"/>
                 <w:sz w:val="20"/>
                 <w:szCs w:val="20"/>
                 <w:lang w:val="en-US"/>
@@ -19307,17 +19209,6 @@
               </w:rPr>
               <w:t>2023</w:t>
             </w:r>
-          </w:p>
-          <w:p>
-            <w:pPr>
-              <w:jc w:val="right"/>
-              <w:rPr>
-                <w:rFonts w:ascii="Garamond" w:hAnsi="Garamond" w:cstheme="minorHAnsi"/>
-                <w:sz w:val="20"/>
-                <w:szCs w:val="20"/>
-                <w:lang w:val="en-US"/>
-              </w:rPr>
-            </w:pPr>
           </w:p>
         </w:tc>
       </w:tr>
@@ -19331,7 +19222,93 @@
           </w:tcPr>
           <w:p>
             <w:pPr>
+              <w:spacing w:after="120"/>
               <w:jc w:val="both"/>
+              <w:rPr>
+                <w:rFonts w:ascii="Garamond" w:hAnsi="Garamond" w:cstheme="minorHAnsi"/>
+                <w:color w:val="000000" w:themeColor="text1"/>
+                <w:sz w:val="20"/>
+                <w:szCs w:val="20"/>
+                <w:lang w:val="en-US"/>
+              </w:rPr>
+            </w:pPr>
+            <w:r>
+              <w:rPr>
+                <w:rFonts w:ascii="Garamond" w:hAnsi="Garamond" w:cstheme="minorHAnsi"/>
+                <w:color w:val="000000" w:themeColor="text1"/>
+                <w:sz w:val="20"/>
+                <w:szCs w:val="20"/>
+                <w:lang w:val="en-US"/>
+              </w:rPr>
+              <w:t xml:space="preserve">21. </w:t>
+            </w:r>
+            <w:proofErr w:type="spellStart"/>
+            <w:r>
+              <w:rPr>
+                <w:rFonts w:ascii="Garamond" w:hAnsi="Garamond" w:cstheme="minorHAnsi"/>
+                <w:color w:val="000000" w:themeColor="text1"/>
+                <w:sz w:val="20"/>
+                <w:szCs w:val="20"/>
+                <w:lang w:val="en-US"/>
+              </w:rPr>
+              <w:t>Loghmani</w:t>
+            </w:r>
+            <w:proofErr w:type="spellEnd"/>
+            <w:r>
+              <w:rPr>
+                <w:rFonts w:ascii="Garamond" w:hAnsi="Garamond" w:cstheme="minorHAnsi"/>
+                <w:color w:val="000000" w:themeColor="text1"/>
+                <w:sz w:val="20"/>
+                <w:szCs w:val="20"/>
+                <w:vertAlign w:val="superscript"/>
+                <w:lang w:val="en-US"/>
+              </w:rPr>
+              <w:t>*</w:t>
+            </w:r>
+            <w:r>
+              <w:rPr>
+                <w:rFonts w:ascii="Garamond" w:hAnsi="Garamond" w:cstheme="minorHAnsi"/>
+                <w:color w:val="000000" w:themeColor="text1"/>
+                <w:sz w:val="20"/>
+                <w:szCs w:val="20"/>
+                <w:lang w:val="en-US"/>
+              </w:rPr>
+              <w:t>,</w:t>
+            </w:r>
+            <w:r>
+              <w:rPr>
+                <w:rFonts w:ascii="Garamond" w:hAnsi="Garamond" w:cstheme="minorHAnsi"/>
+                <w:color w:val="000000" w:themeColor="text1"/>
+                <w:sz w:val="20"/>
+                <w:szCs w:val="20"/>
+                <w:vertAlign w:val="superscript"/>
+                <w:lang w:val="en-US"/>
+              </w:rPr>
+              <w:t xml:space="preserve"> </w:t>
+            </w:r>
+            <w:r>
+              <w:rPr>
+                <w:rFonts w:ascii="Garamond" w:hAnsi="Garamond" w:cstheme="minorHAnsi"/>
+                <w:b/>
+                <w:bCs/>
+                <w:color w:val="000000" w:themeColor="text1"/>
+                <w:sz w:val="20"/>
+                <w:szCs w:val="20"/>
+                <w:lang w:val="en-US"/>
+              </w:rPr>
+              <w:t>Fani</w:t>
+            </w:r>
+            <w:r>
+              <w:rPr>
+                <w:rFonts w:ascii="Garamond" w:hAnsi="Garamond" w:cstheme="minorHAnsi"/>
+                <w:color w:val="000000" w:themeColor="text1"/>
+                <w:sz w:val="20"/>
+                <w:szCs w:val="20"/>
+                <w:lang w:val="en-US"/>
+              </w:rPr>
+              <w:t xml:space="preserve">; Bootless Application of Greedy Re-ranking Algorithms in Fair Neural Team Formation. </w:t>
+            </w:r>
+            <w:r>
               <w:rPr>
                 <w:rFonts w:ascii="Garamond" w:hAnsi="Garamond" w:cstheme="minorHAnsi"/>
                 <w:i/>
@@ -19341,37 +19318,17 @@
                 <w:szCs w:val="20"/>
                 <w:lang w:val="en-US"/>
               </w:rPr>
-            </w:pPr>
-            <w:r>
-              <w:rPr>
-                <w:rFonts w:ascii="Garamond" w:hAnsi="Garamond" w:cstheme="minorHAnsi"/>
-                <w:color w:val="000000" w:themeColor="text1"/>
-                <w:sz w:val="20"/>
-                <w:szCs w:val="20"/>
-                <w:lang w:val="en-US"/>
-              </w:rPr>
-              <w:t>22. Narayanan</w:t>
-            </w:r>
-            <w:r>
-              <w:rPr>
-                <w:rFonts w:ascii="Garamond" w:hAnsi="Garamond" w:cstheme="minorHAnsi"/>
-                <w:color w:val="000000" w:themeColor="text1"/>
-                <w:sz w:val="20"/>
-                <w:szCs w:val="20"/>
-                <w:vertAlign w:val="superscript"/>
-                <w:lang w:val="en-US"/>
-              </w:rPr>
-              <w:t>*</w:t>
-            </w:r>
-            <w:r>
-              <w:rPr>
-                <w:rFonts w:ascii="Garamond" w:hAnsi="Garamond" w:cstheme="minorHAnsi"/>
-                <w:color w:val="000000" w:themeColor="text1"/>
-                <w:sz w:val="20"/>
-                <w:szCs w:val="20"/>
-                <w:lang w:val="en-US"/>
-              </w:rPr>
-              <w:t xml:space="preserve">, </w:t>
+              <w:t>The 4th International Workshop on Algorithmic Bias in Search and Recommendation, Co-located with the 45th European Conference on Information Retrieval (</w:t>
+            </w:r>
+            <w:r>
+              <w:rPr>
+                <w:rFonts w:ascii="Garamond" w:hAnsi="Garamond" w:cstheme="minorHAnsi"/>
+                <w:color w:val="000000" w:themeColor="text1"/>
+                <w:sz w:val="20"/>
+                <w:szCs w:val="20"/>
+                <w:lang w:val="en-US"/>
+              </w:rPr>
+              <w:t>(</w:t>
             </w:r>
             <w:r>
               <w:rPr>
@@ -19383,39 +19340,31 @@
                 <w:szCs w:val="20"/>
                 <w:lang w:val="en-US"/>
               </w:rPr>
-              <w:t>Fani</w:t>
-            </w:r>
-            <w:r>
-              <w:rPr>
-                <w:rFonts w:ascii="Garamond" w:hAnsi="Garamond" w:cstheme="minorHAnsi"/>
-                <w:color w:val="000000" w:themeColor="text1"/>
-                <w:sz w:val="20"/>
-                <w:szCs w:val="20"/>
-                <w:lang w:val="en-US"/>
-              </w:rPr>
-              <w:t xml:space="preserve">. </w:t>
-            </w:r>
-            <w:proofErr w:type="spellStart"/>
-            <w:r>
-              <w:rPr>
-                <w:rFonts w:ascii="Garamond" w:hAnsi="Garamond" w:cstheme="minorHAnsi"/>
-                <w:color w:val="000000" w:themeColor="text1"/>
-                <w:sz w:val="20"/>
-                <w:szCs w:val="20"/>
-                <w:lang w:val="en-US"/>
-              </w:rPr>
-              <w:t>RePair</w:t>
-            </w:r>
-            <w:proofErr w:type="spellEnd"/>
-            <w:r>
-              <w:rPr>
-                <w:rFonts w:ascii="Garamond" w:hAnsi="Garamond" w:cstheme="minorHAnsi"/>
-                <w:color w:val="000000" w:themeColor="text1"/>
-                <w:sz w:val="20"/>
-                <w:szCs w:val="20"/>
-                <w:lang w:val="en-US"/>
-              </w:rPr>
-              <w:t xml:space="preserve">: An Extensible Toolkit to Generate Large-Scale Datasets via Transformers for Query Refinement. </w:t>
+              <w:t>BIAS</w:t>
+            </w:r>
+            <w:r>
+              <w:rPr>
+                <w:rFonts w:ascii="Garamond" w:hAnsi="Garamond" w:cstheme="minorHAnsi"/>
+                <w:b/>
+                <w:bCs/>
+                <w:color w:val="000000" w:themeColor="text1"/>
+                <w:sz w:val="20"/>
+                <w:szCs w:val="20"/>
+                <w:lang w:val="en-US"/>
+              </w:rPr>
+              <w:t>-</w:t>
+            </w:r>
+            <w:r>
+              <w:rPr>
+                <w:rFonts w:ascii="Garamond" w:hAnsi="Garamond" w:cstheme="minorHAnsi"/>
+                <w:b/>
+                <w:bCs/>
+                <w:color w:val="000000" w:themeColor="text1"/>
+                <w:sz w:val="20"/>
+                <w:szCs w:val="20"/>
+                <w:lang w:val="en-US"/>
+              </w:rPr>
+              <w:t>ECIR)</w:t>
             </w:r>
             <w:r>
               <w:rPr>
@@ -19427,20 +19376,8 @@
                 <w:szCs w:val="20"/>
                 <w:lang w:val="en-US"/>
               </w:rPr>
-              <w:t>The</w:t>
-            </w:r>
-          </w:p>
-          <w:p>
-            <w:pPr>
-              <w:jc w:val="both"/>
-              <w:rPr>
-                <w:rFonts w:ascii="Garamond" w:hAnsi="Garamond" w:cstheme="minorHAnsi"/>
-                <w:color w:val="000000" w:themeColor="text1"/>
-                <w:sz w:val="20"/>
-                <w:szCs w:val="20"/>
-                <w:lang w:val="en-US"/>
-              </w:rPr>
-            </w:pPr>
+              <w:t xml:space="preserve">, Dublin, Ireland, </w:t>
+            </w:r>
             <w:r>
               <w:rPr>
                 <w:rFonts w:ascii="Garamond" w:hAnsi="Garamond" w:cstheme="minorHAnsi"/>
@@ -19451,39 +19388,7 @@
                 <w:szCs w:val="20"/>
                 <w:lang w:val="en-US"/>
               </w:rPr>
-              <w:t xml:space="preserve">32nd ACM International Conference on Information and Knowledge Management </w:t>
-            </w:r>
-            <w:r>
-              <w:rPr>
-                <w:rFonts w:ascii="Garamond" w:hAnsi="Garamond" w:cstheme="minorHAnsi"/>
-                <w:color w:val="000000" w:themeColor="text1"/>
-                <w:sz w:val="20"/>
-                <w:szCs w:val="20"/>
-                <w:lang w:val="en-US"/>
-              </w:rPr>
               <w:t>(</w:t>
-            </w:r>
-            <w:r>
-              <w:rPr>
-                <w:rFonts w:ascii="Garamond" w:hAnsi="Garamond" w:cstheme="minorHAnsi"/>
-                <w:b/>
-                <w:bCs/>
-                <w:color w:val="000000" w:themeColor="text1"/>
-                <w:sz w:val="20"/>
-                <w:szCs w:val="20"/>
-                <w:lang w:val="en-US"/>
-              </w:rPr>
-              <w:t>CIKM</w:t>
-            </w:r>
-            <w:r>
-              <w:rPr>
-                <w:rFonts w:ascii="Garamond" w:hAnsi="Garamond" w:cstheme="minorHAnsi"/>
-                <w:color w:val="000000" w:themeColor="text1"/>
-                <w:sz w:val="20"/>
-                <w:szCs w:val="20"/>
-                <w:lang w:val="en-US"/>
-              </w:rPr>
-              <w:t>)</w:t>
             </w:r>
             <w:r>
               <w:rPr>
@@ -19495,7 +19400,7 @@
                 <w:szCs w:val="20"/>
                 <w:lang w:val="en-US"/>
               </w:rPr>
-              <w:t xml:space="preserve">, University of Birmingham, UK, </w:t>
+              <w:t>108-118</w:t>
             </w:r>
             <w:r>
               <w:rPr>
@@ -19507,7 +19412,7 @@
                 <w:szCs w:val="20"/>
                 <w:lang w:val="en-US"/>
               </w:rPr>
-              <w:t>(</w:t>
+              <w:t xml:space="preserve">), </w:t>
             </w:r>
             <w:r>
               <w:rPr>
@@ -19519,30 +19424,6 @@
                 <w:szCs w:val="20"/>
                 <w:lang w:val="en-US"/>
               </w:rPr>
-              <w:t>5376–5380</w:t>
-            </w:r>
-            <w:r>
-              <w:rPr>
-                <w:rFonts w:ascii="Garamond" w:hAnsi="Garamond" w:cstheme="minorHAnsi"/>
-                <w:i/>
-                <w:iCs/>
-                <w:color w:val="000000" w:themeColor="text1"/>
-                <w:sz w:val="20"/>
-                <w:szCs w:val="20"/>
-                <w:lang w:val="en-US"/>
-              </w:rPr>
-              <w:t xml:space="preserve">), </w:t>
-            </w:r>
-            <w:r>
-              <w:rPr>
-                <w:rFonts w:ascii="Garamond" w:hAnsi="Garamond" w:cstheme="minorHAnsi"/>
-                <w:i/>
-                <w:iCs/>
-                <w:color w:val="000000" w:themeColor="text1"/>
-                <w:sz w:val="20"/>
-                <w:szCs w:val="20"/>
-                <w:lang w:val="en-US"/>
-              </w:rPr>
               <w:t>CORE Rank: A.</w:t>
             </w:r>
           </w:p>
@@ -19564,7 +19445,6 @@
             <w:r>
               <w:rPr>
                 <w:rFonts w:ascii="Garamond" w:hAnsi="Garamond" w:cstheme="minorHAnsi"/>
-                <w:color w:val="000000" w:themeColor="text1"/>
                 <w:sz w:val="20"/>
                 <w:szCs w:val="20"/>
                 <w:lang w:val="en-US"/>
@@ -19602,20 +19482,8 @@
                 <w:szCs w:val="20"/>
                 <w:lang w:val="en-US"/>
               </w:rPr>
-              <w:t xml:space="preserve">21. </w:t>
-            </w:r>
-            <w:proofErr w:type="spellStart"/>
-            <w:r>
-              <w:rPr>
-                <w:rFonts w:ascii="Garamond" w:hAnsi="Garamond" w:cstheme="minorHAnsi"/>
-                <w:color w:val="000000" w:themeColor="text1"/>
-                <w:sz w:val="20"/>
-                <w:szCs w:val="20"/>
-                <w:lang w:val="en-US"/>
-              </w:rPr>
-              <w:t>Loghmani</w:t>
-            </w:r>
-            <w:proofErr w:type="spellEnd"/>
+              <w:t>20. Dashti</w:t>
+            </w:r>
             <w:r>
               <w:rPr>
                 <w:rFonts w:ascii="Garamond" w:hAnsi="Garamond" w:cstheme="minorHAnsi"/>
@@ -19643,7 +19511,26 @@
                 <w:color w:val="000000" w:themeColor="text1"/>
                 <w:sz w:val="20"/>
                 <w:szCs w:val="20"/>
-                <w:vertAlign w:val="superscript"/>
+                <w:lang w:val="en-US"/>
+              </w:rPr>
+              <w:t xml:space="preserve"> </w:t>
+            </w:r>
+            <w:r>
+              <w:rPr>
+                <w:rFonts w:ascii="Garamond" w:hAnsi="Garamond" w:cstheme="minorHAnsi"/>
+                <w:color w:val="000000" w:themeColor="text1"/>
+                <w:sz w:val="20"/>
+                <w:szCs w:val="20"/>
+                <w:lang w:val="en-US"/>
+              </w:rPr>
+              <w:t>Samet,</w:t>
+            </w:r>
+            <w:r>
+              <w:rPr>
+                <w:rFonts w:ascii="Garamond" w:hAnsi="Garamond" w:cstheme="minorHAnsi"/>
+                <w:color w:val="000000" w:themeColor="text1"/>
+                <w:sz w:val="20"/>
+                <w:szCs w:val="20"/>
                 <w:lang w:val="en-US"/>
               </w:rPr>
               <w:t xml:space="preserve"> </w:t>
@@ -19668,7 +19555,40 @@
                 <w:szCs w:val="20"/>
                 <w:lang w:val="en-US"/>
               </w:rPr>
-              <w:t xml:space="preserve">; Bootless Application of Greedy Re-ranking Algorithms in Fair Neural Team Formation. </w:t>
+              <w:t>.</w:t>
+            </w:r>
+            <w:r>
+              <w:t xml:space="preserve"> </w:t>
+            </w:r>
+            <w:r>
+              <w:rPr>
+                <w:rFonts w:ascii="Garamond" w:hAnsi="Garamond" w:cstheme="minorHAnsi"/>
+                <w:color w:val="000000" w:themeColor="text1"/>
+                <w:sz w:val="20"/>
+                <w:szCs w:val="20"/>
+                <w:lang w:val="en-US"/>
+              </w:rPr>
+              <w:t>Effective Neural Team Formation via Negative Samples</w:t>
+            </w:r>
+            <w:r>
+              <w:rPr>
+                <w:rFonts w:ascii="Garamond" w:hAnsi="Garamond" w:cstheme="minorHAnsi"/>
+                <w:color w:val="000000" w:themeColor="text1"/>
+                <w:sz w:val="20"/>
+                <w:szCs w:val="20"/>
+                <w:lang w:val="en-US"/>
+              </w:rPr>
+              <w:t>.</w:t>
+            </w:r>
+            <w:r>
+              <w:rPr>
+                <w:rFonts w:ascii="Garamond" w:hAnsi="Garamond" w:cstheme="minorHAnsi"/>
+                <w:color w:val="000000" w:themeColor="text1"/>
+                <w:sz w:val="20"/>
+                <w:szCs w:val="20"/>
+                <w:lang w:val="en-US"/>
+              </w:rPr>
+              <w:t xml:space="preserve"> </w:t>
             </w:r>
             <w:r>
               <w:rPr>
@@ -19680,7 +19600,56 @@
                 <w:szCs w:val="20"/>
                 <w:lang w:val="en-US"/>
               </w:rPr>
-              <w:t>The 4th International Workshop on Algorithmic Bias in Search and Recommendation, Co-located with the 45th European Conference on Information Retrieval (</w:t>
+              <w:t>The 3</w:t>
+            </w:r>
+            <w:r>
+              <w:rPr>
+                <w:rFonts w:ascii="Garamond" w:hAnsi="Garamond" w:cstheme="minorHAnsi"/>
+                <w:i/>
+                <w:iCs/>
+                <w:color w:val="000000" w:themeColor="text1"/>
+                <w:sz w:val="20"/>
+                <w:szCs w:val="20"/>
+                <w:lang w:val="en-US"/>
+              </w:rPr>
+              <w:t>1</w:t>
+            </w:r>
+            <w:r>
+              <w:rPr>
+                <w:rFonts w:ascii="Garamond" w:hAnsi="Garamond" w:cstheme="minorHAnsi"/>
+                <w:i/>
+                <w:iCs/>
+                <w:color w:val="000000" w:themeColor="text1"/>
+                <w:sz w:val="20"/>
+                <w:szCs w:val="20"/>
+                <w:vertAlign w:val="superscript"/>
+                <w:lang w:val="en-US"/>
+              </w:rPr>
+              <w:t>st</w:t>
+            </w:r>
+            <w:r>
+              <w:rPr>
+                <w:rFonts w:ascii="Garamond" w:hAnsi="Garamond" w:cstheme="minorHAnsi"/>
+                <w:i/>
+                <w:iCs/>
+                <w:color w:val="000000" w:themeColor="text1"/>
+                <w:sz w:val="20"/>
+                <w:szCs w:val="20"/>
+                <w:lang w:val="en-US"/>
+              </w:rPr>
+              <w:t xml:space="preserve"> </w:t>
+            </w:r>
+            <w:r>
+              <w:rPr>
+                <w:rFonts w:ascii="Garamond" w:hAnsi="Garamond" w:cstheme="minorHAnsi"/>
+                <w:i/>
+                <w:iCs/>
+                <w:color w:val="000000" w:themeColor="text1"/>
+                <w:sz w:val="20"/>
+                <w:szCs w:val="20"/>
+                <w:lang w:val="en-US"/>
+              </w:rPr>
+              <w:t xml:space="preserve">ACM International Conference on Information and Knowledge Management </w:t>
             </w:r>
             <w:r>
               <w:rPr>
@@ -19702,31 +19671,17 @@
                 <w:szCs w:val="20"/>
                 <w:lang w:val="en-US"/>
               </w:rPr>
-              <w:t>BIAS</w:t>
-            </w:r>
-            <w:r>
-              <w:rPr>
-                <w:rFonts w:ascii="Garamond" w:hAnsi="Garamond" w:cstheme="minorHAnsi"/>
-                <w:b/>
-                <w:bCs/>
-                <w:color w:val="000000" w:themeColor="text1"/>
-                <w:sz w:val="20"/>
-                <w:szCs w:val="20"/>
-                <w:lang w:val="en-US"/>
-              </w:rPr>
-              <w:t>-</w:t>
-            </w:r>
-            <w:r>
-              <w:rPr>
-                <w:rFonts w:ascii="Garamond" w:hAnsi="Garamond" w:cstheme="minorHAnsi"/>
-                <w:b/>
-                <w:bCs/>
-                <w:color w:val="000000" w:themeColor="text1"/>
-                <w:sz w:val="20"/>
-                <w:szCs w:val="20"/>
-                <w:lang w:val="en-US"/>
-              </w:rPr>
-              <w:t>ECIR)</w:t>
+              <w:t>CIKM</w:t>
+            </w:r>
+            <w:r>
+              <w:rPr>
+                <w:rFonts w:ascii="Garamond" w:hAnsi="Garamond" w:cstheme="minorHAnsi"/>
+                <w:color w:val="000000" w:themeColor="text1"/>
+                <w:sz w:val="20"/>
+                <w:szCs w:val="20"/>
+                <w:lang w:val="en-US"/>
+              </w:rPr>
+              <w:t>)</w:t>
             </w:r>
             <w:r>
               <w:rPr>
@@ -19738,7 +19693,7 @@
                 <w:szCs w:val="20"/>
                 <w:lang w:val="en-US"/>
               </w:rPr>
-              <w:t xml:space="preserve">, Dublin, Ireland, </w:t>
+              <w:t xml:space="preserve">, </w:t>
             </w:r>
             <w:r>
               <w:rPr>
@@ -19750,7 +19705,7 @@
                 <w:szCs w:val="20"/>
                 <w:lang w:val="en-US"/>
               </w:rPr>
-              <w:t>(</w:t>
+              <w:t>Atlanta</w:t>
             </w:r>
             <w:r>
               <w:rPr>
@@ -19762,7 +19717,7 @@
                 <w:szCs w:val="20"/>
                 <w:lang w:val="en-US"/>
               </w:rPr>
-              <w:t>108-118</w:t>
+              <w:t>,</w:t>
             </w:r>
             <w:r>
               <w:rPr>
@@ -19774,7 +19729,7 @@
                 <w:szCs w:val="20"/>
                 <w:lang w:val="en-US"/>
               </w:rPr>
-              <w:t xml:space="preserve">), </w:t>
+              <w:t xml:space="preserve"> </w:t>
             </w:r>
             <w:r>
               <w:rPr>
@@ -19786,7 +19741,103 @@
                 <w:szCs w:val="20"/>
                 <w:lang w:val="en-US"/>
               </w:rPr>
-              <w:t>CORE Rank: A.</w:t>
+              <w:t>Georgia</w:t>
+            </w:r>
+            <w:r>
+              <w:rPr>
+                <w:rFonts w:ascii="Garamond" w:hAnsi="Garamond" w:cstheme="minorHAnsi"/>
+                <w:i/>
+                <w:iCs/>
+                <w:color w:val="000000" w:themeColor="text1"/>
+                <w:sz w:val="20"/>
+                <w:szCs w:val="20"/>
+                <w:lang w:val="en-US"/>
+              </w:rPr>
+              <w:t>,</w:t>
+            </w:r>
+            <w:r>
+              <w:rPr>
+                <w:rFonts w:ascii="Garamond" w:hAnsi="Garamond" w:cstheme="minorHAnsi"/>
+                <w:i/>
+                <w:iCs/>
+                <w:color w:val="000000" w:themeColor="text1"/>
+                <w:sz w:val="20"/>
+                <w:szCs w:val="20"/>
+                <w:lang w:val="en-US"/>
+              </w:rPr>
+              <w:t xml:space="preserve"> </w:t>
+            </w:r>
+            <w:r>
+              <w:rPr>
+                <w:rFonts w:ascii="Garamond" w:hAnsi="Garamond" w:cstheme="minorHAnsi"/>
+                <w:i/>
+                <w:iCs/>
+                <w:color w:val="000000" w:themeColor="text1"/>
+                <w:sz w:val="20"/>
+                <w:szCs w:val="20"/>
+                <w:lang w:val="en-US"/>
+              </w:rPr>
+              <w:t>USA</w:t>
+            </w:r>
+            <w:r>
+              <w:rPr>
+                <w:rFonts w:ascii="Garamond" w:hAnsi="Garamond" w:cstheme="minorHAnsi"/>
+                <w:i/>
+                <w:iCs/>
+                <w:color w:val="000000" w:themeColor="text1"/>
+                <w:sz w:val="20"/>
+                <w:szCs w:val="20"/>
+                <w:lang w:val="en-US"/>
+              </w:rPr>
+              <w:t>,</w:t>
+            </w:r>
+            <w:r>
+              <w:rPr>
+                <w:rFonts w:ascii="Garamond" w:hAnsi="Garamond" w:cstheme="minorHAnsi"/>
+                <w:i/>
+                <w:iCs/>
+                <w:color w:val="000000" w:themeColor="text1"/>
+                <w:sz w:val="20"/>
+                <w:szCs w:val="20"/>
+                <w:lang w:val="en-US"/>
+              </w:rPr>
+              <w:t xml:space="preserve"> (</w:t>
+            </w:r>
+            <w:r>
+              <w:rPr>
+                <w:rFonts w:ascii="Garamond" w:hAnsi="Garamond" w:cstheme="minorHAnsi"/>
+                <w:i/>
+                <w:iCs/>
+                <w:color w:val="000000" w:themeColor="text1"/>
+                <w:sz w:val="20"/>
+                <w:szCs w:val="20"/>
+                <w:lang w:val="en-US"/>
+              </w:rPr>
+              <w:t>3908-3912</w:t>
+            </w:r>
+            <w:r>
+              <w:rPr>
+                <w:rFonts w:ascii="Garamond" w:hAnsi="Garamond" w:cstheme="minorHAnsi"/>
+                <w:i/>
+                <w:iCs/>
+                <w:color w:val="000000" w:themeColor="text1"/>
+                <w:sz w:val="20"/>
+                <w:szCs w:val="20"/>
+                <w:lang w:val="en-US"/>
+              </w:rPr>
+              <w:t>),</w:t>
+            </w:r>
+            <w:r>
+              <w:rPr>
+                <w:rFonts w:ascii="Garamond" w:hAnsi="Garamond" w:cstheme="minorHAnsi"/>
+                <w:i/>
+                <w:iCs/>
+                <w:color w:val="000000" w:themeColor="text1"/>
+                <w:sz w:val="20"/>
+                <w:szCs w:val="20"/>
+                <w:lang w:val="en-US"/>
+              </w:rPr>
+              <w:t xml:space="preserve"> CORE Rank: A.</w:t>
             </w:r>
           </w:p>
         </w:tc>
@@ -19811,7 +19862,7 @@
                 <w:szCs w:val="20"/>
                 <w:lang w:val="en-US"/>
               </w:rPr>
-              <w:t>2023</w:t>
+              <w:t>2022</w:t>
             </w:r>
           </w:p>
         </w:tc>
@@ -19844,7 +19895,7 @@
                 <w:szCs w:val="20"/>
                 <w:lang w:val="en-US"/>
               </w:rPr>
-              <w:t>20. Dashti</w:t>
+              <w:t>19. Dashti</w:t>
             </w:r>
             <w:r>
               <w:rPr>
@@ -19885,7 +19936,49 @@
                 <w:szCs w:val="20"/>
                 <w:lang w:val="en-US"/>
               </w:rPr>
-              <w:t>Samet,</w:t>
+              <w:t>Saxena</w:t>
+            </w:r>
+            <w:r>
+              <w:rPr>
+                <w:rFonts w:ascii="Garamond" w:hAnsi="Garamond" w:cstheme="minorHAnsi"/>
+                <w:color w:val="000000" w:themeColor="text1"/>
+                <w:sz w:val="20"/>
+                <w:szCs w:val="20"/>
+                <w:vertAlign w:val="superscript"/>
+                <w:lang w:val="en-US"/>
+              </w:rPr>
+              <w:t>*</w:t>
+            </w:r>
+            <w:r>
+              <w:rPr>
+                <w:rFonts w:ascii="Garamond" w:hAnsi="Garamond" w:cstheme="minorHAnsi"/>
+                <w:color w:val="000000" w:themeColor="text1"/>
+                <w:sz w:val="20"/>
+                <w:szCs w:val="20"/>
+                <w:lang w:val="en-US"/>
+              </w:rPr>
+              <w:t>, Patel</w:t>
+            </w:r>
+            <w:r>
+              <w:rPr>
+                <w:rFonts w:ascii="Garamond" w:hAnsi="Garamond" w:cstheme="minorHAnsi"/>
+                <w:color w:val="000000" w:themeColor="text1"/>
+                <w:sz w:val="20"/>
+                <w:szCs w:val="20"/>
+                <w:vertAlign w:val="superscript"/>
+                <w:lang w:val="en-US"/>
+              </w:rPr>
+              <w:t>†</w:t>
+            </w:r>
+            <w:r>
+              <w:rPr>
+                <w:rFonts w:ascii="Garamond" w:hAnsi="Garamond" w:cstheme="minorHAnsi"/>
+                <w:color w:val="000000" w:themeColor="text1"/>
+                <w:sz w:val="20"/>
+                <w:szCs w:val="20"/>
+                <w:lang w:val="en-US"/>
+              </w:rPr>
+              <w:t>,</w:t>
             </w:r>
             <w:r>
               <w:rPr>
@@ -19917,20 +20010,39 @@
                 <w:szCs w:val="20"/>
                 <w:lang w:val="en-US"/>
               </w:rPr>
-              <w:t>.</w:t>
-            </w:r>
-            <w:r>
-              <w:t xml:space="preserve"> </w:t>
-            </w:r>
-            <w:r>
-              <w:rPr>
-                <w:rFonts w:ascii="Garamond" w:hAnsi="Garamond" w:cstheme="minorHAnsi"/>
-                <w:color w:val="000000" w:themeColor="text1"/>
-                <w:sz w:val="20"/>
-                <w:szCs w:val="20"/>
-                <w:lang w:val="en-US"/>
-              </w:rPr>
-              <w:t>Effective Neural Team Formation via Negative Samples</w:t>
+              <w:t xml:space="preserve">. </w:t>
+            </w:r>
+            <w:proofErr w:type="spellStart"/>
+            <w:r>
+              <w:rPr>
+                <w:rFonts w:ascii="Garamond" w:hAnsi="Garamond" w:cstheme="minorHAnsi"/>
+                <w:color w:val="000000" w:themeColor="text1"/>
+                <w:sz w:val="20"/>
+                <w:szCs w:val="20"/>
+                <w:lang w:val="en-US"/>
+              </w:rPr>
+              <w:t>OpeNTF</w:t>
+            </w:r>
+            <w:proofErr w:type="spellEnd"/>
+            <w:r>
+              <w:rPr>
+                <w:rFonts w:ascii="Garamond" w:hAnsi="Garamond" w:cstheme="minorHAnsi"/>
+                <w:color w:val="000000" w:themeColor="text1"/>
+                <w:sz w:val="20"/>
+                <w:szCs w:val="20"/>
+                <w:lang w:val="en-US"/>
+              </w:rPr>
+              <w:t xml:space="preserve">: </w:t>
+            </w:r>
+            <w:r>
+              <w:rPr>
+                <w:rFonts w:ascii="Garamond" w:hAnsi="Garamond" w:cstheme="minorHAnsi"/>
+                <w:color w:val="000000" w:themeColor="text1"/>
+                <w:sz w:val="20"/>
+                <w:szCs w:val="20"/>
+                <w:lang w:val="en-US"/>
+              </w:rPr>
+              <w:t>A Benchmark Library for Neural Team Formation</w:t>
             </w:r>
             <w:r>
               <w:rPr>
@@ -20079,7 +20191,7 @@
                 <w:szCs w:val="20"/>
                 <w:lang w:val="en-US"/>
               </w:rPr>
-              <w:t>,</w:t>
+              <w:t xml:space="preserve">, </w:t>
             </w:r>
             <w:r>
               <w:rPr>
@@ -20091,7 +20203,7 @@
                 <w:szCs w:val="20"/>
                 <w:lang w:val="en-US"/>
               </w:rPr>
-              <w:t xml:space="preserve"> </w:t>
+              <w:t>Georgia</w:t>
             </w:r>
             <w:r>
               <w:rPr>
@@ -20103,7 +20215,7 @@
                 <w:szCs w:val="20"/>
                 <w:lang w:val="en-US"/>
               </w:rPr>
-              <w:t>Georgia</w:t>
+              <w:t>, USA</w:t>
             </w:r>
             <w:r>
               <w:rPr>
@@ -20115,7 +20227,7 @@
                 <w:szCs w:val="20"/>
                 <w:lang w:val="en-US"/>
               </w:rPr>
-              <w:t>,</w:t>
+              <w:t xml:space="preserve">, </w:t>
             </w:r>
             <w:r>
               <w:rPr>
@@ -20127,7 +20239,7 @@
                 <w:szCs w:val="20"/>
                 <w:lang w:val="en-US"/>
               </w:rPr>
-              <w:t xml:space="preserve"> </w:t>
+              <w:t>(</w:t>
             </w:r>
             <w:r>
               <w:rPr>
@@ -20139,7 +20251,7 @@
                 <w:szCs w:val="20"/>
                 <w:lang w:val="en-US"/>
               </w:rPr>
-              <w:t>USA</w:t>
+              <w:t>3913-3917</w:t>
             </w:r>
             <w:r>
               <w:rPr>
@@ -20151,7 +20263,7 @@
                 <w:szCs w:val="20"/>
                 <w:lang w:val="en-US"/>
               </w:rPr>
-              <w:t>,</w:t>
+              <w:t xml:space="preserve">), </w:t>
             </w:r>
             <w:r>
               <w:rPr>
@@ -20163,43 +20275,7 @@
                 <w:szCs w:val="20"/>
                 <w:lang w:val="en-US"/>
               </w:rPr>
-              <w:t xml:space="preserve"> (</w:t>
-            </w:r>
-            <w:r>
-              <w:rPr>
-                <w:rFonts w:ascii="Garamond" w:hAnsi="Garamond" w:cstheme="minorHAnsi"/>
-                <w:i/>
-                <w:iCs/>
-                <w:color w:val="000000" w:themeColor="text1"/>
-                <w:sz w:val="20"/>
-                <w:szCs w:val="20"/>
-                <w:lang w:val="en-US"/>
-              </w:rPr>
-              <w:t>3908-3912</w:t>
-            </w:r>
-            <w:r>
-              <w:rPr>
-                <w:rFonts w:ascii="Garamond" w:hAnsi="Garamond" w:cstheme="minorHAnsi"/>
-                <w:i/>
-                <w:iCs/>
-                <w:color w:val="000000" w:themeColor="text1"/>
-                <w:sz w:val="20"/>
-                <w:szCs w:val="20"/>
-                <w:lang w:val="en-US"/>
-              </w:rPr>
-              <w:t>),</w:t>
-            </w:r>
-            <w:r>
-              <w:rPr>
-                <w:rFonts w:ascii="Garamond" w:hAnsi="Garamond" w:cstheme="minorHAnsi"/>
-                <w:i/>
-                <w:iCs/>
-                <w:color w:val="000000" w:themeColor="text1"/>
-                <w:sz w:val="20"/>
-                <w:szCs w:val="20"/>
-                <w:lang w:val="en-US"/>
-              </w:rPr>
-              <w:t xml:space="preserve"> CORE Rank: A.</w:t>
+              <w:t>CORE Rank: A.</w:t>
             </w:r>
           </w:p>
         </w:tc>
@@ -20257,9 +20333,20 @@
                 <w:szCs w:val="20"/>
                 <w:lang w:val="en-US"/>
               </w:rPr>
-              <w:lastRenderedPageBreak/>
-              <w:t>19. Dashti</w:t>
-            </w:r>
+              <w:t xml:space="preserve">18. </w:t>
+            </w:r>
+            <w:proofErr w:type="spellStart"/>
+            <w:r>
+              <w:rPr>
+                <w:rFonts w:ascii="Garamond" w:hAnsi="Garamond" w:cstheme="minorHAnsi"/>
+                <w:color w:val="000000" w:themeColor="text1"/>
+                <w:sz w:val="20"/>
+                <w:szCs w:val="20"/>
+                <w:lang w:val="en-US"/>
+              </w:rPr>
+              <w:t>Ziaenejad</w:t>
+            </w:r>
+            <w:proofErr w:type="spellEnd"/>
             <w:r>
               <w:rPr>
                 <w:rFonts w:ascii="Garamond" w:hAnsi="Garamond" w:cstheme="minorHAnsi"/>
@@ -20299,49 +20386,7 @@
                 <w:szCs w:val="20"/>
                 <w:lang w:val="en-US"/>
               </w:rPr>
-              <w:t>Saxena</w:t>
-            </w:r>
-            <w:r>
-              <w:rPr>
-                <w:rFonts w:ascii="Garamond" w:hAnsi="Garamond" w:cstheme="minorHAnsi"/>
-                <w:color w:val="000000" w:themeColor="text1"/>
-                <w:sz w:val="20"/>
-                <w:szCs w:val="20"/>
-                <w:vertAlign w:val="superscript"/>
-                <w:lang w:val="en-US"/>
-              </w:rPr>
-              <w:t>*</w:t>
-            </w:r>
-            <w:r>
-              <w:rPr>
-                <w:rFonts w:ascii="Garamond" w:hAnsi="Garamond" w:cstheme="minorHAnsi"/>
-                <w:color w:val="000000" w:themeColor="text1"/>
-                <w:sz w:val="20"/>
-                <w:szCs w:val="20"/>
-                <w:lang w:val="en-US"/>
-              </w:rPr>
-              <w:t>, Patel</w:t>
-            </w:r>
-            <w:r>
-              <w:rPr>
-                <w:rFonts w:ascii="Garamond" w:hAnsi="Garamond" w:cstheme="minorHAnsi"/>
-                <w:color w:val="000000" w:themeColor="text1"/>
-                <w:sz w:val="20"/>
-                <w:szCs w:val="20"/>
-                <w:vertAlign w:val="superscript"/>
-                <w:lang w:val="en-US"/>
-              </w:rPr>
-              <w:t>†</w:t>
-            </w:r>
-            <w:r>
-              <w:rPr>
-                <w:rFonts w:ascii="Garamond" w:hAnsi="Garamond" w:cstheme="minorHAnsi"/>
-                <w:color w:val="000000" w:themeColor="text1"/>
-                <w:sz w:val="20"/>
-                <w:szCs w:val="20"/>
-                <w:lang w:val="en-US"/>
-              </w:rPr>
-              <w:t>,</w:t>
+              <w:t>Samet,</w:t>
             </w:r>
             <w:r>
               <w:rPr>
@@ -20375,37 +20420,25 @@
               </w:rPr>
               <w:t xml:space="preserve">. </w:t>
             </w:r>
-            <w:proofErr w:type="spellStart"/>
-            <w:r>
-              <w:rPr>
-                <w:rFonts w:ascii="Garamond" w:hAnsi="Garamond" w:cstheme="minorHAnsi"/>
-                <w:color w:val="000000" w:themeColor="text1"/>
-                <w:sz w:val="20"/>
-                <w:szCs w:val="20"/>
-                <w:lang w:val="en-US"/>
-              </w:rPr>
-              <w:t>OpeNTF</w:t>
-            </w:r>
-            <w:proofErr w:type="spellEnd"/>
-            <w:r>
-              <w:rPr>
-                <w:rFonts w:ascii="Garamond" w:hAnsi="Garamond" w:cstheme="minorHAnsi"/>
-                <w:color w:val="000000" w:themeColor="text1"/>
-                <w:sz w:val="20"/>
-                <w:szCs w:val="20"/>
-                <w:lang w:val="en-US"/>
-              </w:rPr>
-              <w:t xml:space="preserve">: </w:t>
-            </w:r>
-            <w:r>
-              <w:rPr>
-                <w:rFonts w:ascii="Garamond" w:hAnsi="Garamond" w:cstheme="minorHAnsi"/>
-                <w:color w:val="000000" w:themeColor="text1"/>
-                <w:sz w:val="20"/>
-                <w:szCs w:val="20"/>
-                <w:lang w:val="en-US"/>
-              </w:rPr>
-              <w:t>A Benchmark Library for Neural Team Formation</w:t>
+            <w:r>
+              <w:rPr>
+                <w:rFonts w:ascii="Garamond" w:hAnsi="Garamond" w:cstheme="minorHAnsi"/>
+                <w:color w:val="000000" w:themeColor="text1"/>
+                <w:sz w:val="20"/>
+                <w:szCs w:val="20"/>
+                <w:lang w:val="en-US"/>
+              </w:rPr>
+              <w:t xml:space="preserve">SEERa: </w:t>
+            </w:r>
+            <w:r>
+              <w:rPr>
+                <w:rFonts w:ascii="Garamond" w:hAnsi="Garamond" w:cstheme="minorHAnsi"/>
+                <w:color w:val="000000" w:themeColor="text1"/>
+                <w:sz w:val="20"/>
+                <w:szCs w:val="20"/>
+                <w:lang w:val="en-US"/>
+              </w:rPr>
+              <w:t>A Framework for Community Prediction</w:t>
             </w:r>
             <w:r>
               <w:rPr>
@@ -20590,7 +20623,7 @@
                 <w:szCs w:val="20"/>
                 <w:lang w:val="en-US"/>
               </w:rPr>
-              <w:t xml:space="preserve">, </w:t>
+              <w:t>,</w:t>
             </w:r>
             <w:r>
               <w:rPr>
@@ -20602,7 +20635,7 @@
                 <w:szCs w:val="20"/>
                 <w:lang w:val="en-US"/>
               </w:rPr>
-              <w:t>(</w:t>
+              <w:t xml:space="preserve"> (</w:t>
             </w:r>
             <w:r>
               <w:rPr>
@@ -20614,7 +20647,7 @@
                 <w:szCs w:val="20"/>
                 <w:lang w:val="en-US"/>
               </w:rPr>
-              <w:t>3913-3917</w:t>
+              <w:t>4762-4766</w:t>
             </w:r>
             <w:r>
               <w:rPr>
@@ -20626,7 +20659,7 @@
                 <w:szCs w:val="20"/>
                 <w:lang w:val="en-US"/>
               </w:rPr>
-              <w:t xml:space="preserve">), </w:t>
+              <w:t>),</w:t>
             </w:r>
             <w:r>
               <w:rPr>
@@ -20638,7 +20671,7 @@
                 <w:szCs w:val="20"/>
                 <w:lang w:val="en-US"/>
               </w:rPr>
-              <w:t>CORE Rank: A.</w:t>
+              <w:t xml:space="preserve"> CORE Rank: A.</w:t>
             </w:r>
           </w:p>
         </w:tc>
@@ -20696,20 +20729,18 @@
                 <w:szCs w:val="20"/>
                 <w:lang w:val="en-US"/>
               </w:rPr>
-              <w:t xml:space="preserve">18. </w:t>
-            </w:r>
-            <w:proofErr w:type="spellStart"/>
-            <w:r>
-              <w:rPr>
-                <w:rFonts w:ascii="Garamond" w:hAnsi="Garamond" w:cstheme="minorHAnsi"/>
-                <w:color w:val="000000" w:themeColor="text1"/>
-                <w:sz w:val="20"/>
-                <w:szCs w:val="20"/>
-                <w:lang w:val="en-US"/>
-              </w:rPr>
-              <w:t>Ziaenejad</w:t>
-            </w:r>
-            <w:proofErr w:type="spellEnd"/>
+              <w:t xml:space="preserve">17. </w:t>
+            </w:r>
+            <w:r>
+              <w:rPr>
+                <w:rFonts w:ascii="Garamond" w:hAnsi="Garamond" w:cstheme="minorHAnsi"/>
+                <w:color w:val="000000" w:themeColor="text1"/>
+                <w:sz w:val="20"/>
+                <w:szCs w:val="20"/>
+                <w:lang w:val="en-US"/>
+              </w:rPr>
+              <w:t>Rad</w:t>
+            </w:r>
             <w:r>
               <w:rPr>
                 <w:rFonts w:ascii="Garamond" w:hAnsi="Garamond" w:cstheme="minorHAnsi"/>
@@ -20739,17 +20770,28 @@
                 <w:szCs w:val="20"/>
                 <w:lang w:val="en-US"/>
               </w:rPr>
-              <w:t xml:space="preserve"> </w:t>
-            </w:r>
-            <w:r>
-              <w:rPr>
-                <w:rFonts w:ascii="Garamond" w:hAnsi="Garamond" w:cstheme="minorHAnsi"/>
-                <w:color w:val="000000" w:themeColor="text1"/>
-                <w:sz w:val="20"/>
-                <w:szCs w:val="20"/>
-                <w:lang w:val="en-US"/>
-              </w:rPr>
-              <w:t>Samet,</w:t>
+              <w:t xml:space="preserve"> Mitha</w:t>
+            </w:r>
+            <w:r>
+              <w:rPr>
+                <w:rFonts w:ascii="Garamond" w:hAnsi="Garamond" w:cstheme="minorHAnsi"/>
+                <w:color w:val="000000" w:themeColor="text1"/>
+                <w:sz w:val="20"/>
+                <w:szCs w:val="20"/>
+                <w:vertAlign w:val="superscript"/>
+                <w:lang w:val="en-US"/>
+              </w:rPr>
+              <w:t>†</w:t>
+            </w:r>
+            <w:r>
+              <w:rPr>
+                <w:rFonts w:ascii="Garamond" w:hAnsi="Garamond" w:cstheme="minorHAnsi"/>
+                <w:color w:val="000000" w:themeColor="text1"/>
+                <w:sz w:val="20"/>
+                <w:szCs w:val="20"/>
+                <w:lang w:val="en-US"/>
+              </w:rPr>
+              <w:t>,</w:t>
             </w:r>
             <w:r>
               <w:rPr>
@@ -20781,37 +20823,91 @@
                 <w:szCs w:val="20"/>
                 <w:lang w:val="en-US"/>
               </w:rPr>
-              <w:t xml:space="preserve">. </w:t>
-            </w:r>
-            <w:r>
-              <w:rPr>
-                <w:rFonts w:ascii="Garamond" w:hAnsi="Garamond" w:cstheme="minorHAnsi"/>
-                <w:color w:val="000000" w:themeColor="text1"/>
-                <w:sz w:val="20"/>
-                <w:szCs w:val="20"/>
-                <w:lang w:val="en-US"/>
-              </w:rPr>
-              <w:t xml:space="preserve">SEERa: </w:t>
-            </w:r>
-            <w:r>
-              <w:rPr>
-                <w:rFonts w:ascii="Garamond" w:hAnsi="Garamond" w:cstheme="minorHAnsi"/>
-                <w:color w:val="000000" w:themeColor="text1"/>
-                <w:sz w:val="20"/>
-                <w:szCs w:val="20"/>
-                <w:lang w:val="en-US"/>
-              </w:rPr>
-              <w:t>A Framework for Community Prediction</w:t>
-            </w:r>
-            <w:r>
-              <w:rPr>
-                <w:rFonts w:ascii="Garamond" w:hAnsi="Garamond" w:cstheme="minorHAnsi"/>
-                <w:color w:val="000000" w:themeColor="text1"/>
-                <w:sz w:val="20"/>
-                <w:szCs w:val="20"/>
-                <w:lang w:val="en-US"/>
-              </w:rPr>
-              <w:t>.</w:t>
+              <w:t>,</w:t>
+            </w:r>
+            <w:r>
+              <w:rPr>
+                <w:rFonts w:ascii="Garamond" w:hAnsi="Garamond" w:cstheme="minorHAnsi"/>
+                <w:color w:val="000000" w:themeColor="text1"/>
+                <w:sz w:val="20"/>
+                <w:szCs w:val="20"/>
+                <w:lang w:val="en-US"/>
+              </w:rPr>
+              <w:t xml:space="preserve"> Kargar</w:t>
+            </w:r>
+            <w:r>
+              <w:rPr>
+                <w:rFonts w:ascii="Garamond" w:hAnsi="Garamond" w:cstheme="minorHAnsi"/>
+                <w:color w:val="000000" w:themeColor="text1"/>
+                <w:sz w:val="20"/>
+                <w:szCs w:val="20"/>
+                <w:lang w:val="en-US"/>
+              </w:rPr>
+              <w:t>,</w:t>
+            </w:r>
+            <w:r>
+              <w:rPr>
+                <w:rFonts w:ascii="Garamond" w:hAnsi="Garamond" w:cstheme="minorHAnsi"/>
+                <w:color w:val="000000" w:themeColor="text1"/>
+                <w:sz w:val="20"/>
+                <w:szCs w:val="20"/>
+                <w:lang w:val="en-US"/>
+              </w:rPr>
+              <w:t xml:space="preserve"> </w:t>
+            </w:r>
+            <w:proofErr w:type="spellStart"/>
+            <w:r>
+              <w:rPr>
+                <w:rFonts w:ascii="Garamond" w:hAnsi="Garamond" w:cstheme="minorHAnsi"/>
+                <w:color w:val="000000" w:themeColor="text1"/>
+                <w:sz w:val="20"/>
+                <w:szCs w:val="20"/>
+                <w:lang w:val="en-US"/>
+              </w:rPr>
+              <w:t>Szlichta</w:t>
+            </w:r>
+            <w:proofErr w:type="spellEnd"/>
+            <w:r>
+              <w:rPr>
+                <w:rFonts w:ascii="Garamond" w:hAnsi="Garamond" w:cstheme="minorHAnsi"/>
+                <w:color w:val="000000" w:themeColor="text1"/>
+                <w:sz w:val="20"/>
+                <w:szCs w:val="20"/>
+                <w:lang w:val="en-US"/>
+              </w:rPr>
+              <w:t>,</w:t>
+            </w:r>
+            <w:r>
+              <w:rPr>
+                <w:rFonts w:ascii="Garamond" w:hAnsi="Garamond" w:cstheme="minorHAnsi"/>
+                <w:color w:val="000000" w:themeColor="text1"/>
+                <w:sz w:val="20"/>
+                <w:szCs w:val="20"/>
+                <w:lang w:val="en-US"/>
+              </w:rPr>
+              <w:t xml:space="preserve"> Bagheri. </w:t>
+            </w:r>
+            <w:proofErr w:type="spellStart"/>
+            <w:r>
+              <w:rPr>
+                <w:rFonts w:ascii="Garamond" w:hAnsi="Garamond" w:cstheme="minorHAnsi"/>
+                <w:color w:val="000000" w:themeColor="text1"/>
+                <w:sz w:val="20"/>
+                <w:szCs w:val="20"/>
+                <w:lang w:val="en-US"/>
+              </w:rPr>
+              <w:t>PyTFL</w:t>
+            </w:r>
+            <w:proofErr w:type="spellEnd"/>
+            <w:r>
+              <w:rPr>
+                <w:rFonts w:ascii="Garamond" w:hAnsi="Garamond" w:cstheme="minorHAnsi"/>
+                <w:color w:val="000000" w:themeColor="text1"/>
+                <w:sz w:val="20"/>
+                <w:szCs w:val="20"/>
+                <w:lang w:val="en-US"/>
+              </w:rPr>
+              <w:t>: A Python–based Neural Team Formation Toolkit.</w:t>
             </w:r>
             <w:r>
               <w:rPr>
@@ -20833,7 +20929,7 @@
                 <w:szCs w:val="20"/>
                 <w:lang w:val="en-US"/>
               </w:rPr>
-              <w:t>The 3</w:t>
+              <w:t>The 30</w:t>
             </w:r>
             <w:r>
               <w:rPr>
@@ -20843,9 +20939,10 @@
                 <w:color w:val="000000" w:themeColor="text1"/>
                 <w:sz w:val="20"/>
                 <w:szCs w:val="20"/>
-                <w:lang w:val="en-US"/>
-              </w:rPr>
-              <w:t>1</w:t>
+                <w:vertAlign w:val="superscript"/>
+                <w:lang w:val="en-US"/>
+              </w:rPr>
+              <w:t>th</w:t>
             </w:r>
             <w:r>
               <w:rPr>
@@ -20855,10 +20952,41 @@
                 <w:color w:val="000000" w:themeColor="text1"/>
                 <w:sz w:val="20"/>
                 <w:szCs w:val="20"/>
-                <w:vertAlign w:val="superscript"/>
-                <w:lang w:val="en-US"/>
-              </w:rPr>
-              <w:t>st</w:t>
+                <w:lang w:val="en-US"/>
+              </w:rPr>
+              <w:t xml:space="preserve"> ACM International Conference on Information and Knowledge Management </w:t>
+            </w:r>
+            <w:r>
+              <w:rPr>
+                <w:rFonts w:ascii="Garamond" w:hAnsi="Garamond" w:cstheme="minorHAnsi"/>
+                <w:color w:val="000000" w:themeColor="text1"/>
+                <w:sz w:val="20"/>
+                <w:szCs w:val="20"/>
+                <w:lang w:val="en-US"/>
+              </w:rPr>
+              <w:t>(</w:t>
+            </w:r>
+            <w:r>
+              <w:rPr>
+                <w:rFonts w:ascii="Garamond" w:hAnsi="Garamond" w:cstheme="minorHAnsi"/>
+                <w:b/>
+                <w:bCs/>
+                <w:color w:val="000000" w:themeColor="text1"/>
+                <w:sz w:val="20"/>
+                <w:szCs w:val="20"/>
+                <w:lang w:val="en-US"/>
+              </w:rPr>
+              <w:t>CIKM</w:t>
+            </w:r>
+            <w:r>
+              <w:rPr>
+                <w:rFonts w:ascii="Garamond" w:hAnsi="Garamond" w:cstheme="minorHAnsi"/>
+                <w:color w:val="000000" w:themeColor="text1"/>
+                <w:sz w:val="20"/>
+                <w:szCs w:val="20"/>
+                <w:lang w:val="en-US"/>
+              </w:rPr>
+              <w:t>)</w:t>
             </w:r>
             <w:r>
               <w:rPr>
@@ -20870,7 +20998,7 @@
                 <w:szCs w:val="20"/>
                 <w:lang w:val="en-US"/>
               </w:rPr>
-              <w:t xml:space="preserve"> </w:t>
+              <w:t>, Queensland, Australia</w:t>
             </w:r>
             <w:r>
               <w:rPr>
@@ -20882,39 +21010,7 @@
                 <w:szCs w:val="20"/>
                 <w:lang w:val="en-US"/>
               </w:rPr>
-              <w:t xml:space="preserve">ACM International Conference on Information and Knowledge Management </w:t>
-            </w:r>
-            <w:r>
-              <w:rPr>
-                <w:rFonts w:ascii="Garamond" w:hAnsi="Garamond" w:cstheme="minorHAnsi"/>
-                <w:color w:val="000000" w:themeColor="text1"/>
-                <w:sz w:val="20"/>
-                <w:szCs w:val="20"/>
-                <w:lang w:val="en-US"/>
-              </w:rPr>
-              <w:t>(</w:t>
-            </w:r>
-            <w:r>
-              <w:rPr>
-                <w:rFonts w:ascii="Garamond" w:hAnsi="Garamond" w:cstheme="minorHAnsi"/>
-                <w:b/>
-                <w:bCs/>
-                <w:color w:val="000000" w:themeColor="text1"/>
-                <w:sz w:val="20"/>
-                <w:szCs w:val="20"/>
-                <w:lang w:val="en-US"/>
-              </w:rPr>
-              <w:t>CIKM</w:t>
-            </w:r>
-            <w:r>
-              <w:rPr>
-                <w:rFonts w:ascii="Garamond" w:hAnsi="Garamond" w:cstheme="minorHAnsi"/>
-                <w:color w:val="000000" w:themeColor="text1"/>
-                <w:sz w:val="20"/>
-                <w:szCs w:val="20"/>
-                <w:lang w:val="en-US"/>
-              </w:rPr>
-              <w:t>)</w:t>
+              <w:t xml:space="preserve"> (</w:t>
             </w:r>
             <w:r>
               <w:rPr>
@@ -20926,7 +21022,7 @@
                 <w:szCs w:val="20"/>
                 <w:lang w:val="en-US"/>
               </w:rPr>
-              <w:t xml:space="preserve">, </w:t>
+              <w:t>4716-4720</w:t>
             </w:r>
             <w:r>
               <w:rPr>
@@ -20938,7 +21034,7 @@
                 <w:szCs w:val="20"/>
                 <w:lang w:val="en-US"/>
               </w:rPr>
-              <w:t>Atlanta</w:t>
+              <w:t>)</w:t>
             </w:r>
             <w:r>
               <w:rPr>
@@ -20950,91 +21046,7 @@
                 <w:szCs w:val="20"/>
                 <w:lang w:val="en-US"/>
               </w:rPr>
-              <w:t xml:space="preserve">, </w:t>
-            </w:r>
-            <w:r>
-              <w:rPr>
-                <w:rFonts w:ascii="Garamond" w:hAnsi="Garamond" w:cstheme="minorHAnsi"/>
-                <w:i/>
-                <w:iCs/>
-                <w:color w:val="000000" w:themeColor="text1"/>
-                <w:sz w:val="20"/>
-                <w:szCs w:val="20"/>
-                <w:lang w:val="en-US"/>
-              </w:rPr>
-              <w:t>Georgia</w:t>
-            </w:r>
-            <w:r>
-              <w:rPr>
-                <w:rFonts w:ascii="Garamond" w:hAnsi="Garamond" w:cstheme="minorHAnsi"/>
-                <w:i/>
-                <w:iCs/>
-                <w:color w:val="000000" w:themeColor="text1"/>
-                <w:sz w:val="20"/>
-                <w:szCs w:val="20"/>
-                <w:lang w:val="en-US"/>
-              </w:rPr>
-              <w:t>, USA</w:t>
-            </w:r>
-            <w:r>
-              <w:rPr>
-                <w:rFonts w:ascii="Garamond" w:hAnsi="Garamond" w:cstheme="minorHAnsi"/>
-                <w:i/>
-                <w:iCs/>
-                <w:color w:val="000000" w:themeColor="text1"/>
-                <w:sz w:val="20"/>
-                <w:szCs w:val="20"/>
-                <w:lang w:val="en-US"/>
-              </w:rPr>
-              <w:t>,</w:t>
-            </w:r>
-            <w:r>
-              <w:rPr>
-                <w:rFonts w:ascii="Garamond" w:hAnsi="Garamond" w:cstheme="minorHAnsi"/>
-                <w:i/>
-                <w:iCs/>
-                <w:color w:val="000000" w:themeColor="text1"/>
-                <w:sz w:val="20"/>
-                <w:szCs w:val="20"/>
-                <w:lang w:val="en-US"/>
-              </w:rPr>
-              <w:t xml:space="preserve"> (</w:t>
-            </w:r>
-            <w:r>
-              <w:rPr>
-                <w:rFonts w:ascii="Garamond" w:hAnsi="Garamond" w:cstheme="minorHAnsi"/>
-                <w:i/>
-                <w:iCs/>
-                <w:color w:val="000000" w:themeColor="text1"/>
-                <w:sz w:val="20"/>
-                <w:szCs w:val="20"/>
-                <w:lang w:val="en-US"/>
-              </w:rPr>
-              <w:t>4762-4766</w:t>
-            </w:r>
-            <w:r>
-              <w:rPr>
-                <w:rFonts w:ascii="Garamond" w:hAnsi="Garamond" w:cstheme="minorHAnsi"/>
-                <w:i/>
-                <w:iCs/>
-                <w:color w:val="000000" w:themeColor="text1"/>
-                <w:sz w:val="20"/>
-                <w:szCs w:val="20"/>
-                <w:lang w:val="en-US"/>
-              </w:rPr>
-              <w:t>),</w:t>
-            </w:r>
-            <w:r>
-              <w:rPr>
-                <w:rFonts w:ascii="Garamond" w:hAnsi="Garamond" w:cstheme="minorHAnsi"/>
-                <w:i/>
-                <w:iCs/>
-                <w:color w:val="000000" w:themeColor="text1"/>
-                <w:sz w:val="20"/>
-                <w:szCs w:val="20"/>
-                <w:lang w:val="en-US"/>
-              </w:rPr>
-              <w:t xml:space="preserve"> CORE Rank: A.</w:t>
+              <w:t>, CORE Rank: A.</w:t>
             </w:r>
           </w:p>
         </w:tc>
@@ -21059,15 +21071,12 @@
                 <w:szCs w:val="20"/>
                 <w:lang w:val="en-US"/>
               </w:rPr>
-              <w:t>2022</w:t>
+              <w:t>2021</w:t>
             </w:r>
           </w:p>
         </w:tc>
       </w:tr>
       <w:tr>
-        <w:trPr>
-          <w:trHeight w:val="263"/>
-        </w:trPr>
         <w:tc>
           <w:tcPr>
             <w:tcW w:w="10302" w:type="dxa"/>
@@ -21092,378 +21101,7 @@
                 <w:szCs w:val="20"/>
                 <w:lang w:val="en-US"/>
               </w:rPr>
-              <w:t xml:space="preserve">17. </w:t>
-            </w:r>
-            <w:r>
-              <w:rPr>
-                <w:rFonts w:ascii="Garamond" w:hAnsi="Garamond" w:cstheme="minorHAnsi"/>
-                <w:color w:val="000000" w:themeColor="text1"/>
-                <w:sz w:val="20"/>
-                <w:szCs w:val="20"/>
-                <w:lang w:val="en-US"/>
-              </w:rPr>
-              <w:t>Rad</w:t>
-            </w:r>
-            <w:r>
-              <w:rPr>
-                <w:rFonts w:ascii="Garamond" w:hAnsi="Garamond" w:cstheme="minorHAnsi"/>
-                <w:color w:val="000000" w:themeColor="text1"/>
-                <w:sz w:val="20"/>
-                <w:szCs w:val="20"/>
-                <w:vertAlign w:val="superscript"/>
-                <w:lang w:val="en-US"/>
-              </w:rPr>
-              <w:t>*</w:t>
-            </w:r>
-            <w:r>
-              <w:rPr>
-                <w:rFonts w:ascii="Garamond" w:hAnsi="Garamond" w:cstheme="minorHAnsi"/>
-                <w:color w:val="000000" w:themeColor="text1"/>
-                <w:sz w:val="20"/>
-                <w:szCs w:val="20"/>
-                <w:lang w:val="en-US"/>
-              </w:rPr>
-              <w:t>,</w:t>
-            </w:r>
-            <w:r>
-              <w:rPr>
-                <w:rFonts w:ascii="Garamond" w:hAnsi="Garamond" w:cstheme="minorHAnsi"/>
-                <w:color w:val="000000" w:themeColor="text1"/>
-                <w:sz w:val="20"/>
-                <w:szCs w:val="20"/>
-                <w:lang w:val="en-US"/>
-              </w:rPr>
-              <w:t xml:space="preserve"> Mitha</w:t>
-            </w:r>
-            <w:r>
-              <w:rPr>
-                <w:rFonts w:ascii="Garamond" w:hAnsi="Garamond" w:cstheme="minorHAnsi"/>
-                <w:color w:val="000000" w:themeColor="text1"/>
-                <w:sz w:val="20"/>
-                <w:szCs w:val="20"/>
-                <w:vertAlign w:val="superscript"/>
-                <w:lang w:val="en-US"/>
-              </w:rPr>
-              <w:t>†</w:t>
-            </w:r>
-            <w:r>
-              <w:rPr>
-                <w:rFonts w:ascii="Garamond" w:hAnsi="Garamond" w:cstheme="minorHAnsi"/>
-                <w:color w:val="000000" w:themeColor="text1"/>
-                <w:sz w:val="20"/>
-                <w:szCs w:val="20"/>
-                <w:lang w:val="en-US"/>
-              </w:rPr>
-              <w:t>,</w:t>
-            </w:r>
-            <w:r>
-              <w:rPr>
-                <w:rFonts w:ascii="Garamond" w:hAnsi="Garamond" w:cstheme="minorHAnsi"/>
-                <w:color w:val="000000" w:themeColor="text1"/>
-                <w:sz w:val="20"/>
-                <w:szCs w:val="20"/>
-                <w:lang w:val="en-US"/>
-              </w:rPr>
-              <w:t xml:space="preserve"> </w:t>
-            </w:r>
-            <w:r>
-              <w:rPr>
-                <w:rFonts w:ascii="Garamond" w:hAnsi="Garamond" w:cstheme="minorHAnsi"/>
-                <w:b/>
-                <w:bCs/>
-                <w:color w:val="000000" w:themeColor="text1"/>
-                <w:sz w:val="20"/>
-                <w:szCs w:val="20"/>
-                <w:lang w:val="en-US"/>
-              </w:rPr>
-              <w:t>Fani</w:t>
-            </w:r>
-            <w:r>
-              <w:rPr>
-                <w:rFonts w:ascii="Garamond" w:hAnsi="Garamond" w:cstheme="minorHAnsi"/>
-                <w:color w:val="000000" w:themeColor="text1"/>
-                <w:sz w:val="20"/>
-                <w:szCs w:val="20"/>
-                <w:lang w:val="en-US"/>
-              </w:rPr>
-              <w:t>,</w:t>
-            </w:r>
-            <w:r>
-              <w:rPr>
-                <w:rFonts w:ascii="Garamond" w:hAnsi="Garamond" w:cstheme="minorHAnsi"/>
-                <w:color w:val="000000" w:themeColor="text1"/>
-                <w:sz w:val="20"/>
-                <w:szCs w:val="20"/>
-                <w:lang w:val="en-US"/>
-              </w:rPr>
-              <w:t xml:space="preserve"> Kargar</w:t>
-            </w:r>
-            <w:r>
-              <w:rPr>
-                <w:rFonts w:ascii="Garamond" w:hAnsi="Garamond" w:cstheme="minorHAnsi"/>
-                <w:color w:val="000000" w:themeColor="text1"/>
-                <w:sz w:val="20"/>
-                <w:szCs w:val="20"/>
-                <w:lang w:val="en-US"/>
-              </w:rPr>
-              <w:t>,</w:t>
-            </w:r>
-            <w:r>
-              <w:rPr>
-                <w:rFonts w:ascii="Garamond" w:hAnsi="Garamond" w:cstheme="minorHAnsi"/>
-                <w:color w:val="000000" w:themeColor="text1"/>
-                <w:sz w:val="20"/>
-                <w:szCs w:val="20"/>
-                <w:lang w:val="en-US"/>
-              </w:rPr>
-              <w:t xml:space="preserve"> </w:t>
-            </w:r>
-            <w:proofErr w:type="spellStart"/>
-            <w:r>
-              <w:rPr>
-                <w:rFonts w:ascii="Garamond" w:hAnsi="Garamond" w:cstheme="minorHAnsi"/>
-                <w:color w:val="000000" w:themeColor="text1"/>
-                <w:sz w:val="20"/>
-                <w:szCs w:val="20"/>
-                <w:lang w:val="en-US"/>
-              </w:rPr>
-              <w:t>Szlichta</w:t>
-            </w:r>
-            <w:proofErr w:type="spellEnd"/>
-            <w:r>
-              <w:rPr>
-                <w:rFonts w:ascii="Garamond" w:hAnsi="Garamond" w:cstheme="minorHAnsi"/>
-                <w:color w:val="000000" w:themeColor="text1"/>
-                <w:sz w:val="20"/>
-                <w:szCs w:val="20"/>
-                <w:lang w:val="en-US"/>
-              </w:rPr>
-              <w:t>,</w:t>
-            </w:r>
-            <w:r>
-              <w:rPr>
-                <w:rFonts w:ascii="Garamond" w:hAnsi="Garamond" w:cstheme="minorHAnsi"/>
-                <w:color w:val="000000" w:themeColor="text1"/>
-                <w:sz w:val="20"/>
-                <w:szCs w:val="20"/>
-                <w:lang w:val="en-US"/>
-              </w:rPr>
-              <w:t xml:space="preserve"> Bagheri. </w:t>
-            </w:r>
-            <w:proofErr w:type="spellStart"/>
-            <w:r>
-              <w:rPr>
-                <w:rFonts w:ascii="Garamond" w:hAnsi="Garamond" w:cstheme="minorHAnsi"/>
-                <w:color w:val="000000" w:themeColor="text1"/>
-                <w:sz w:val="20"/>
-                <w:szCs w:val="20"/>
-                <w:lang w:val="en-US"/>
-              </w:rPr>
-              <w:t>PyTFL</w:t>
-            </w:r>
-            <w:proofErr w:type="spellEnd"/>
-            <w:r>
-              <w:rPr>
-                <w:rFonts w:ascii="Garamond" w:hAnsi="Garamond" w:cstheme="minorHAnsi"/>
-                <w:color w:val="000000" w:themeColor="text1"/>
-                <w:sz w:val="20"/>
-                <w:szCs w:val="20"/>
-                <w:lang w:val="en-US"/>
-              </w:rPr>
-              <w:t>: A Python–based Neural Team Formation Toolkit.</w:t>
-            </w:r>
-            <w:r>
-              <w:rPr>
-                <w:rFonts w:ascii="Garamond" w:hAnsi="Garamond" w:cstheme="minorHAnsi"/>
-                <w:color w:val="000000" w:themeColor="text1"/>
-                <w:sz w:val="20"/>
-                <w:szCs w:val="20"/>
-                <w:lang w:val="en-US"/>
-              </w:rPr>
-              <w:t xml:space="preserve"> </w:t>
-            </w:r>
-            <w:r>
-              <w:rPr>
-                <w:rFonts w:ascii="Garamond" w:hAnsi="Garamond" w:cstheme="minorHAnsi"/>
-                <w:i/>
-                <w:iCs/>
-                <w:color w:val="000000" w:themeColor="text1"/>
-                <w:sz w:val="20"/>
-                <w:szCs w:val="20"/>
-                <w:lang w:val="en-US"/>
-              </w:rPr>
-              <w:t>The 30</w:t>
-            </w:r>
-            <w:r>
-              <w:rPr>
-                <w:rFonts w:ascii="Garamond" w:hAnsi="Garamond" w:cstheme="minorHAnsi"/>
-                <w:i/>
-                <w:iCs/>
-                <w:color w:val="000000" w:themeColor="text1"/>
-                <w:sz w:val="20"/>
-                <w:szCs w:val="20"/>
-                <w:vertAlign w:val="superscript"/>
-                <w:lang w:val="en-US"/>
-              </w:rPr>
-              <w:t>th</w:t>
-            </w:r>
-            <w:r>
-              <w:rPr>
-                <w:rFonts w:ascii="Garamond" w:hAnsi="Garamond" w:cstheme="minorHAnsi"/>
-                <w:i/>
-                <w:iCs/>
-                <w:color w:val="000000" w:themeColor="text1"/>
-                <w:sz w:val="20"/>
-                <w:szCs w:val="20"/>
-                <w:lang w:val="en-US"/>
-              </w:rPr>
-              <w:t xml:space="preserve"> ACM International Conference on Information and Knowledge Management </w:t>
-            </w:r>
-            <w:r>
-              <w:rPr>
-                <w:rFonts w:ascii="Garamond" w:hAnsi="Garamond" w:cstheme="minorHAnsi"/>
-                <w:color w:val="000000" w:themeColor="text1"/>
-                <w:sz w:val="20"/>
-                <w:szCs w:val="20"/>
-                <w:lang w:val="en-US"/>
-              </w:rPr>
-              <w:t>(</w:t>
-            </w:r>
-            <w:r>
-              <w:rPr>
-                <w:rFonts w:ascii="Garamond" w:hAnsi="Garamond" w:cstheme="minorHAnsi"/>
-                <w:b/>
-                <w:bCs/>
-                <w:color w:val="000000" w:themeColor="text1"/>
-                <w:sz w:val="20"/>
-                <w:szCs w:val="20"/>
-                <w:lang w:val="en-US"/>
-              </w:rPr>
-              <w:t>CIKM</w:t>
-            </w:r>
-            <w:r>
-              <w:rPr>
-                <w:rFonts w:ascii="Garamond" w:hAnsi="Garamond" w:cstheme="minorHAnsi"/>
-                <w:color w:val="000000" w:themeColor="text1"/>
-                <w:sz w:val="20"/>
-                <w:szCs w:val="20"/>
-                <w:lang w:val="en-US"/>
-              </w:rPr>
-              <w:t>)</w:t>
-            </w:r>
-            <w:r>
-              <w:rPr>
-                <w:rFonts w:ascii="Garamond" w:hAnsi="Garamond" w:cstheme="minorHAnsi"/>
-                <w:i/>
-                <w:iCs/>
-                <w:color w:val="000000" w:themeColor="text1"/>
-                <w:sz w:val="20"/>
-                <w:szCs w:val="20"/>
-                <w:lang w:val="en-US"/>
-              </w:rPr>
-              <w:t>, Queensland, Australia</w:t>
-            </w:r>
-            <w:r>
-              <w:rPr>
-                <w:rFonts w:ascii="Garamond" w:hAnsi="Garamond" w:cstheme="minorHAnsi"/>
-                <w:i/>
-                <w:iCs/>
-                <w:color w:val="000000" w:themeColor="text1"/>
-                <w:sz w:val="20"/>
-                <w:szCs w:val="20"/>
-                <w:lang w:val="en-US"/>
-              </w:rPr>
-              <w:t xml:space="preserve"> (</w:t>
-            </w:r>
-            <w:r>
-              <w:rPr>
-                <w:rFonts w:ascii="Garamond" w:hAnsi="Garamond" w:cstheme="minorHAnsi"/>
-                <w:i/>
-                <w:iCs/>
-                <w:color w:val="000000" w:themeColor="text1"/>
-                <w:sz w:val="20"/>
-                <w:szCs w:val="20"/>
-                <w:lang w:val="en-US"/>
-              </w:rPr>
-              <w:t>4716-4720</w:t>
-            </w:r>
-            <w:r>
-              <w:rPr>
-                <w:rFonts w:ascii="Garamond" w:hAnsi="Garamond" w:cstheme="minorHAnsi"/>
-                <w:i/>
-                <w:iCs/>
-                <w:color w:val="000000" w:themeColor="text1"/>
-                <w:sz w:val="20"/>
-                <w:szCs w:val="20"/>
-                <w:lang w:val="en-US"/>
-              </w:rPr>
-              <w:t>)</w:t>
-            </w:r>
-            <w:r>
-              <w:rPr>
-                <w:rFonts w:ascii="Garamond" w:hAnsi="Garamond" w:cstheme="minorHAnsi"/>
-                <w:i/>
-                <w:iCs/>
-                <w:color w:val="000000" w:themeColor="text1"/>
-                <w:sz w:val="20"/>
-                <w:szCs w:val="20"/>
-                <w:lang w:val="en-US"/>
-              </w:rPr>
-              <w:t>, CORE Rank: A.</w:t>
-            </w:r>
-          </w:p>
-        </w:tc>
-        <w:tc>
-          <w:tcPr>
-            <w:tcW w:w="673" w:type="dxa"/>
-          </w:tcPr>
-          <w:p>
-            <w:pPr>
-              <w:jc w:val="right"/>
-              <w:rPr>
-                <w:rFonts w:ascii="Garamond" w:hAnsi="Garamond" w:cstheme="minorHAnsi"/>
-                <w:sz w:val="20"/>
-                <w:szCs w:val="20"/>
-                <w:lang w:val="en-US"/>
-              </w:rPr>
-            </w:pPr>
-            <w:r>
-              <w:rPr>
-                <w:rFonts w:ascii="Garamond" w:hAnsi="Garamond" w:cstheme="minorHAnsi"/>
-                <w:sz w:val="20"/>
-                <w:szCs w:val="20"/>
-                <w:lang w:val="en-US"/>
-              </w:rPr>
-              <w:t>2021</w:t>
-            </w:r>
-          </w:p>
-        </w:tc>
-      </w:tr>
-      <w:tr>
-        <w:tc>
-          <w:tcPr>
-            <w:tcW w:w="10302" w:type="dxa"/>
-          </w:tcPr>
-          <w:p>
-            <w:pPr>
-              <w:spacing w:after="120"/>
-              <w:jc w:val="both"/>
-              <w:rPr>
-                <w:rFonts w:ascii="Garamond" w:hAnsi="Garamond" w:cstheme="minorHAnsi"/>
-                <w:color w:val="000000" w:themeColor="text1"/>
-                <w:sz w:val="20"/>
-                <w:szCs w:val="20"/>
-                <w:lang w:val="en-US"/>
-              </w:rPr>
-            </w:pPr>
-            <w:r>
-              <w:rPr>
-                <w:rFonts w:ascii="Garamond" w:hAnsi="Garamond" w:cstheme="minorHAnsi"/>
-                <w:color w:val="000000" w:themeColor="text1"/>
-                <w:sz w:val="20"/>
-                <w:szCs w:val="20"/>
-                <w:lang w:val="en-US"/>
-              </w:rPr>
+              <w:lastRenderedPageBreak/>
               <w:t>16.</w:t>
             </w:r>
             <w:r>
@@ -25596,29 +25234,27 @@
                 <w:szCs w:val="20"/>
                 <w:lang w:val="en-US"/>
               </w:rPr>
-              <w:t xml:space="preserve">08. Saeedi, </w:t>
-            </w:r>
-            <w:proofErr w:type="spellStart"/>
-            <w:r>
-              <w:rPr>
-                <w:rFonts w:ascii="Garamond" w:hAnsi="Garamond" w:cstheme="minorHAnsi"/>
-                <w:color w:val="000000" w:themeColor="text1"/>
-                <w:sz w:val="20"/>
-                <w:szCs w:val="20"/>
-                <w:lang w:val="en-US"/>
-              </w:rPr>
-              <w:t>Kobti</w:t>
-            </w:r>
-            <w:proofErr w:type="spellEnd"/>
-            <w:r>
-              <w:rPr>
-                <w:rFonts w:ascii="Garamond" w:hAnsi="Garamond" w:cstheme="minorHAnsi"/>
-                <w:color w:val="000000" w:themeColor="text1"/>
-                <w:sz w:val="20"/>
-                <w:szCs w:val="20"/>
-                <w:lang w:val="en-US"/>
-              </w:rPr>
-              <w:t xml:space="preserve">, </w:t>
+              <w:t>0</w:t>
+            </w:r>
+            <w:r>
+              <w:rPr>
+                <w:rFonts w:ascii="Garamond" w:hAnsi="Garamond" w:cstheme="minorHAnsi"/>
+                <w:color w:val="000000" w:themeColor="text1"/>
+                <w:sz w:val="20"/>
+                <w:szCs w:val="20"/>
+                <w:lang w:val="en-US"/>
+              </w:rPr>
+              <w:t>9</w:t>
+            </w:r>
+            <w:r>
+              <w:rPr>
+                <w:rFonts w:ascii="Garamond" w:hAnsi="Garamond" w:cstheme="minorHAnsi"/>
+                <w:color w:val="000000" w:themeColor="text1"/>
+                <w:sz w:val="20"/>
+                <w:szCs w:val="20"/>
+                <w:lang w:val="en-US"/>
+              </w:rPr>
+              <w:t xml:space="preserve">. Saeedi, </w:t>
             </w:r>
             <w:r>
               <w:rPr>
@@ -25650,7 +25286,17 @@
                 <w:szCs w:val="20"/>
                 <w:lang w:val="en-US"/>
               </w:rPr>
-              <w:t xml:space="preserve">Learning Collaborative Teams via Social Information Retrieval. </w:t>
+              <w:t>Beyond Searching a Village: Learning to Recommend Diverse and Successful Collaborative Teams</w:t>
+            </w:r>
+            <w:r>
+              <w:rPr>
+                <w:rFonts w:ascii="Garamond" w:hAnsi="Garamond" w:cstheme="minorHAnsi"/>
+                <w:color w:val="000000" w:themeColor="text1"/>
+                <w:sz w:val="20"/>
+                <w:szCs w:val="20"/>
+                <w:lang w:val="en-US"/>
+              </w:rPr>
+              <w:t xml:space="preserve">. </w:t>
             </w:r>
             <w:r>
               <w:rPr>
@@ -25662,7 +25308,19 @@
                 <w:szCs w:val="20"/>
                 <w:lang w:val="en-US"/>
               </w:rPr>
-              <w:t>In the 2026 ACM Web Conference</w:t>
+              <w:t xml:space="preserve">In the </w:t>
+            </w:r>
+            <w:r>
+              <w:rPr>
+                <w:rFonts w:ascii="Garamond" w:hAnsi="Garamond" w:cstheme="minorHAnsi"/>
+                <w:i/>
+                <w:iCs/>
+                <w:color w:val="000000" w:themeColor="text1"/>
+                <w:sz w:val="20"/>
+                <w:szCs w:val="20"/>
+                <w:lang w:val="en-US"/>
+              </w:rPr>
+              <w:t>20th ACM Conference on Recommender Systems</w:t>
             </w:r>
             <w:r>
               <w:rPr>
@@ -25674,6 +25332,7 @@
               </w:rPr>
               <w:t xml:space="preserve"> (</w:t>
             </w:r>
+            <w:proofErr w:type="spellStart"/>
             <w:r>
               <w:rPr>
                 <w:rFonts w:ascii="Garamond" w:hAnsi="Garamond" w:cstheme="minorHAnsi"/>
@@ -25684,8 +25343,9 @@
                 <w:szCs w:val="20"/>
                 <w:lang w:val="en-US"/>
               </w:rPr>
-              <w:t>WWW</w:t>
-            </w:r>
+              <w:t>RecSys</w:t>
+            </w:r>
+            <w:proofErr w:type="spellEnd"/>
             <w:r>
               <w:rPr>
                 <w:rFonts w:ascii="Garamond" w:hAnsi="Garamond" w:cstheme="minorHAnsi"/>
@@ -25716,7 +25376,19 @@
                 <w:szCs w:val="20"/>
                 <w:lang w:val="en-US"/>
               </w:rPr>
-              <w:t>UAE, Dubai, CORE Rank: A*</w:t>
+              <w:t>Minneapolis, Minnesota, USA</w:t>
+            </w:r>
+            <w:r>
+              <w:rPr>
+                <w:rFonts w:ascii="Garamond" w:hAnsi="Garamond" w:cstheme="minorHAnsi"/>
+                <w:i/>
+                <w:iCs/>
+                <w:color w:val="000000" w:themeColor="text1"/>
+                <w:sz w:val="20"/>
+                <w:szCs w:val="20"/>
+                <w:lang w:val="en-US"/>
+              </w:rPr>
+              <w:t>, CORE Rank: A</w:t>
             </w:r>
             <w:r>
               <w:rPr>
@@ -25739,6 +25411,7 @@
               <w:jc w:val="right"/>
               <w:rPr>
                 <w:rFonts w:ascii="Garamond" w:hAnsi="Garamond" w:cstheme="minorHAnsi"/>
+                <w:color w:val="000000" w:themeColor="text1"/>
                 <w:sz w:val="20"/>
                 <w:szCs w:val="20"/>
                 <w:lang w:val="en-US"/>
@@ -25785,17 +25458,29 @@
                 <w:szCs w:val="20"/>
                 <w:lang w:val="en-US"/>
               </w:rPr>
-              <w:t xml:space="preserve">07. </w:t>
-            </w:r>
-            <w:r>
-              <w:rPr>
-                <w:rFonts w:ascii="Garamond" w:hAnsi="Garamond" w:cstheme="minorHAnsi"/>
-                <w:color w:val="000000" w:themeColor="text1"/>
-                <w:sz w:val="20"/>
-                <w:szCs w:val="20"/>
-                <w:lang w:val="en-US"/>
-              </w:rPr>
-              <w:t xml:space="preserve">Saeedi, </w:t>
+              <w:t xml:space="preserve">08. Saeedi, </w:t>
+            </w:r>
+            <w:proofErr w:type="spellStart"/>
+            <w:r>
+              <w:rPr>
+                <w:rFonts w:ascii="Garamond" w:hAnsi="Garamond" w:cstheme="minorHAnsi"/>
+                <w:color w:val="000000" w:themeColor="text1"/>
+                <w:sz w:val="20"/>
+                <w:szCs w:val="20"/>
+                <w:lang w:val="en-US"/>
+              </w:rPr>
+              <w:t>Kobti</w:t>
+            </w:r>
+            <w:proofErr w:type="spellEnd"/>
+            <w:r>
+              <w:rPr>
+                <w:rFonts w:ascii="Garamond" w:hAnsi="Garamond" w:cstheme="minorHAnsi"/>
+                <w:color w:val="000000" w:themeColor="text1"/>
+                <w:sz w:val="20"/>
+                <w:szCs w:val="20"/>
+                <w:lang w:val="en-US"/>
+              </w:rPr>
+              <w:t xml:space="preserve">, </w:t>
             </w:r>
             <w:r>
               <w:rPr>
@@ -25817,7 +25502,17 @@
                 <w:szCs w:val="20"/>
                 <w:lang w:val="en-US"/>
               </w:rPr>
-              <w:t xml:space="preserve">; Neural Shifts in Collaborative Team Recommendation. </w:t>
+              <w:t xml:space="preserve">; </w:t>
+            </w:r>
+            <w:r>
+              <w:rPr>
+                <w:rFonts w:ascii="Garamond" w:hAnsi="Garamond" w:cstheme="minorHAnsi"/>
+                <w:color w:val="000000" w:themeColor="text1"/>
+                <w:sz w:val="20"/>
+                <w:szCs w:val="20"/>
+                <w:lang w:val="en-US"/>
+              </w:rPr>
+              <w:t xml:space="preserve">Learning Collaborative Teams via Social Information Retrieval. </w:t>
             </w:r>
             <w:r>
               <w:rPr>
@@ -25829,7 +25524,7 @@
                 <w:szCs w:val="20"/>
                 <w:lang w:val="en-US"/>
               </w:rPr>
-              <w:t>In the 34th ACM International Conference on Information and Knowledge Management</w:t>
+              <w:t>In the 2026 ACM Web Conference</w:t>
             </w:r>
             <w:r>
               <w:rPr>
@@ -25851,17 +25546,27 @@
                 <w:szCs w:val="20"/>
                 <w:lang w:val="en-US"/>
               </w:rPr>
-              <w:t>CIKM</w:t>
-            </w:r>
-            <w:r>
-              <w:rPr>
-                <w:rFonts w:ascii="Garamond" w:hAnsi="Garamond" w:cstheme="minorHAnsi"/>
-                <w:color w:val="000000" w:themeColor="text1"/>
-                <w:sz w:val="20"/>
-                <w:szCs w:val="20"/>
-                <w:lang w:val="en-US"/>
-              </w:rPr>
-              <w:t xml:space="preserve">), </w:t>
+              <w:t>WWW</w:t>
+            </w:r>
+            <w:r>
+              <w:rPr>
+                <w:rFonts w:ascii="Garamond" w:hAnsi="Garamond" w:cstheme="minorHAnsi"/>
+                <w:color w:val="000000" w:themeColor="text1"/>
+                <w:sz w:val="20"/>
+                <w:szCs w:val="20"/>
+                <w:lang w:val="en-US"/>
+              </w:rPr>
+              <w:t>)</w:t>
+            </w:r>
+            <w:r>
+              <w:rPr>
+                <w:rFonts w:ascii="Garamond" w:hAnsi="Garamond" w:cstheme="minorHAnsi"/>
+                <w:color w:val="000000" w:themeColor="text1"/>
+                <w:sz w:val="20"/>
+                <w:szCs w:val="20"/>
+                <w:lang w:val="en-US"/>
+              </w:rPr>
+              <w:t xml:space="preserve">, </w:t>
             </w:r>
             <w:r>
               <w:rPr>
@@ -25873,25 +25578,11 @@
                 <w:szCs w:val="20"/>
                 <w:lang w:val="en-US"/>
               </w:rPr>
-              <w:t xml:space="preserve">Seol, South Korea, </w:t>
-            </w:r>
-            <w:r>
-              <w:rPr>
-                <w:rFonts w:ascii="Garamond" w:hAnsi="Garamond" w:cstheme="minorHAnsi"/>
-                <w:i/>
-                <w:iCs/>
-                <w:color w:val="000000" w:themeColor="text1"/>
-                <w:sz w:val="20"/>
-                <w:szCs w:val="20"/>
-                <w:lang w:val="en-US"/>
-              </w:rPr>
-              <w:t>CORE Rank: A</w:t>
-            </w:r>
-            <w:r>
-              <w:rPr>
-                <w:rFonts w:ascii="Garamond" w:hAnsi="Garamond" w:cstheme="minorHAnsi"/>
-                <w:i/>
-                <w:iCs/>
+              <w:t>UAE, Dubai, CORE Rank: A*</w:t>
+            </w:r>
+            <w:r>
+              <w:rPr>
+                <w:rFonts w:ascii="Garamond" w:hAnsi="Garamond" w:cstheme="minorHAnsi"/>
                 <w:color w:val="000000" w:themeColor="text1"/>
                 <w:sz w:val="20"/>
                 <w:szCs w:val="20"/>
@@ -25923,7 +25614,7 @@
                 <w:szCs w:val="20"/>
                 <w:lang w:val="en-US"/>
               </w:rPr>
-              <w:t>2025</w:t>
+              <w:t>2026</w:t>
             </w:r>
           </w:p>
         </w:tc>
@@ -25956,38 +25647,17 @@
                 <w:szCs w:val="20"/>
                 <w:lang w:val="en-US"/>
               </w:rPr>
-              <w:t xml:space="preserve">06. </w:t>
-            </w:r>
-            <w:r>
-              <w:rPr>
-                <w:rFonts w:ascii="Garamond" w:hAnsi="Garamond" w:cstheme="minorHAnsi"/>
-                <w:color w:val="000000" w:themeColor="text1"/>
-                <w:sz w:val="20"/>
-                <w:szCs w:val="20"/>
-                <w:lang w:val="en-US"/>
-              </w:rPr>
-              <w:t>Saeedi, Wong</w:t>
-            </w:r>
-            <w:r>
-              <w:rPr>
-                <w:rFonts w:ascii="Garamond" w:hAnsi="Garamond" w:cstheme="minorHAnsi"/>
-                <w:color w:val="000000" w:themeColor="text1"/>
-                <w:sz w:val="20"/>
-                <w:szCs w:val="20"/>
-                <w:vertAlign w:val="superscript"/>
-                <w:lang w:val="en-US"/>
-              </w:rPr>
-              <w:t>†</w:t>
-            </w:r>
-            <w:r>
-              <w:rPr>
-                <w:rFonts w:ascii="Garamond" w:hAnsi="Garamond" w:cstheme="minorHAnsi"/>
-                <w:color w:val="000000" w:themeColor="text1"/>
-                <w:sz w:val="20"/>
-                <w:szCs w:val="20"/>
-                <w:lang w:val="en-US"/>
-              </w:rPr>
-              <w:t xml:space="preserve">, </w:t>
+              <w:t xml:space="preserve">07. </w:t>
+            </w:r>
+            <w:r>
+              <w:rPr>
+                <w:rFonts w:ascii="Garamond" w:hAnsi="Garamond" w:cstheme="minorHAnsi"/>
+                <w:color w:val="000000" w:themeColor="text1"/>
+                <w:sz w:val="20"/>
+                <w:szCs w:val="20"/>
+                <w:lang w:val="en-US"/>
+              </w:rPr>
+              <w:t xml:space="preserve">Saeedi, </w:t>
             </w:r>
             <w:r>
               <w:rPr>
@@ -26009,27 +25679,7 @@
                 <w:szCs w:val="20"/>
                 <w:lang w:val="en-US"/>
               </w:rPr>
-              <w:t xml:space="preserve">; </w:t>
-            </w:r>
-            <w:r>
-              <w:rPr>
-                <w:rFonts w:ascii="Garamond" w:hAnsi="Garamond" w:cstheme="minorHAnsi"/>
-                <w:color w:val="000000" w:themeColor="text1"/>
-                <w:sz w:val="20"/>
-                <w:szCs w:val="20"/>
-                <w:lang w:val="en-US"/>
-              </w:rPr>
-              <w:t>Bridging Historical Subgraph Optimization and Modern Graph Neural Network Approaches in Team Recommendation</w:t>
-            </w:r>
-            <w:r>
-              <w:rPr>
-                <w:rFonts w:ascii="Garamond" w:hAnsi="Garamond" w:cstheme="minorHAnsi"/>
-                <w:color w:val="000000" w:themeColor="text1"/>
-                <w:sz w:val="20"/>
-                <w:szCs w:val="20"/>
-                <w:lang w:val="en-US"/>
-              </w:rPr>
-              <w:t xml:space="preserve">. </w:t>
+              <w:t xml:space="preserve">; Neural Shifts in Collaborative Team Recommendation. </w:t>
             </w:r>
             <w:r>
               <w:rPr>
@@ -26041,17 +25691,39 @@
                 <w:szCs w:val="20"/>
                 <w:lang w:val="en-US"/>
               </w:rPr>
-              <w:t>In</w:t>
-            </w:r>
-            <w:r>
-              <w:rPr>
-                <w:rFonts w:ascii="Garamond" w:hAnsi="Garamond" w:cstheme="minorHAnsi"/>
-                <w:color w:val="000000" w:themeColor="text1"/>
-                <w:sz w:val="20"/>
-                <w:szCs w:val="20"/>
-                <w:lang w:val="en-US"/>
-              </w:rPr>
-              <w:t xml:space="preserve"> </w:t>
+              <w:t>In the 34th ACM International Conference on Information and Knowledge Management</w:t>
+            </w:r>
+            <w:r>
+              <w:rPr>
+                <w:rFonts w:ascii="Garamond" w:hAnsi="Garamond" w:cstheme="minorHAnsi"/>
+                <w:color w:val="000000" w:themeColor="text1"/>
+                <w:sz w:val="20"/>
+                <w:szCs w:val="20"/>
+                <w:lang w:val="en-US"/>
+              </w:rPr>
+              <w:t xml:space="preserve"> (</w:t>
+            </w:r>
+            <w:r>
+              <w:rPr>
+                <w:rFonts w:ascii="Garamond" w:hAnsi="Garamond" w:cstheme="minorHAnsi"/>
+                <w:b/>
+                <w:bCs/>
+                <w:color w:val="000000" w:themeColor="text1"/>
+                <w:sz w:val="20"/>
+                <w:szCs w:val="20"/>
+                <w:lang w:val="en-US"/>
+              </w:rPr>
+              <w:t>CIKM</w:t>
+            </w:r>
+            <w:r>
+              <w:rPr>
+                <w:rFonts w:ascii="Garamond" w:hAnsi="Garamond" w:cstheme="minorHAnsi"/>
+                <w:color w:val="000000" w:themeColor="text1"/>
+                <w:sz w:val="20"/>
+                <w:szCs w:val="20"/>
+                <w:lang w:val="en-US"/>
+              </w:rPr>
+              <w:t xml:space="preserve">), </w:t>
             </w:r>
             <w:r>
               <w:rPr>
@@ -26063,7 +25735,7 @@
                 <w:szCs w:val="20"/>
                 <w:lang w:val="en-US"/>
               </w:rPr>
-              <w:t>t</w:t>
+              <w:t xml:space="preserve">Seol, South Korea, </w:t>
             </w:r>
             <w:r>
               <w:rPr>
@@ -26075,7 +25747,7 @@
                 <w:szCs w:val="20"/>
                 <w:lang w:val="en-US"/>
               </w:rPr>
-              <w:t>he 18th ACM International Conference on Web Search and Data Mining</w:t>
+              <w:t>CORE Rank: A</w:t>
             </w:r>
             <w:r>
               <w:rPr>
@@ -26087,98 +25759,6 @@
                 <w:szCs w:val="20"/>
                 <w:lang w:val="en-US"/>
               </w:rPr>
-              <w:t xml:space="preserve"> </w:t>
-            </w:r>
-            <w:r>
-              <w:rPr>
-                <w:rFonts w:ascii="Garamond" w:hAnsi="Garamond" w:cstheme="minorHAnsi"/>
-                <w:color w:val="000000" w:themeColor="text1"/>
-                <w:sz w:val="20"/>
-                <w:szCs w:val="20"/>
-                <w:lang w:val="en-US"/>
-              </w:rPr>
-              <w:t>(</w:t>
-            </w:r>
-            <w:r>
-              <w:rPr>
-                <w:rFonts w:ascii="Garamond" w:hAnsi="Garamond" w:cstheme="minorHAnsi"/>
-                <w:b/>
-                <w:bCs/>
-                <w:color w:val="000000" w:themeColor="text1"/>
-                <w:sz w:val="20"/>
-                <w:szCs w:val="20"/>
-                <w:lang w:val="en-US"/>
-              </w:rPr>
-              <w:t>WSDM</w:t>
-            </w:r>
-            <w:r>
-              <w:rPr>
-                <w:rFonts w:ascii="Garamond" w:hAnsi="Garamond" w:cstheme="minorHAnsi"/>
-                <w:color w:val="000000" w:themeColor="text1"/>
-                <w:sz w:val="20"/>
-                <w:szCs w:val="20"/>
-                <w:lang w:val="en-US"/>
-              </w:rPr>
-              <w:t>)</w:t>
-            </w:r>
-            <w:r>
-              <w:rPr>
-                <w:rFonts w:ascii="Garamond" w:hAnsi="Garamond" w:cstheme="minorHAnsi"/>
-                <w:i/>
-                <w:iCs/>
-                <w:color w:val="000000" w:themeColor="text1"/>
-                <w:sz w:val="20"/>
-                <w:szCs w:val="20"/>
-                <w:lang w:val="en-US"/>
-              </w:rPr>
-              <w:t xml:space="preserve">, </w:t>
-            </w:r>
-            <w:r>
-              <w:rPr>
-                <w:rFonts w:ascii="Garamond" w:hAnsi="Garamond" w:cstheme="minorHAnsi"/>
-                <w:i/>
-                <w:iCs/>
-                <w:color w:val="000000" w:themeColor="text1"/>
-                <w:sz w:val="20"/>
-                <w:szCs w:val="20"/>
-                <w:lang w:val="en-US"/>
-              </w:rPr>
-              <w:t>CORE Rank: A*</w:t>
-            </w:r>
-            <w:r>
-              <w:rPr>
-                <w:rFonts w:ascii="Garamond" w:hAnsi="Garamond" w:cstheme="minorHAnsi"/>
-                <w:i/>
-                <w:iCs/>
-                <w:color w:val="000000" w:themeColor="text1"/>
-                <w:sz w:val="20"/>
-                <w:szCs w:val="20"/>
-                <w:lang w:val="en-US"/>
-              </w:rPr>
-              <w:t xml:space="preserve">, </w:t>
-            </w:r>
-            <w:r>
-              <w:rPr>
-                <w:rFonts w:ascii="Garamond" w:hAnsi="Garamond" w:cstheme="minorHAnsi"/>
-                <w:i/>
-                <w:iCs/>
-                <w:color w:val="000000" w:themeColor="text1"/>
-                <w:sz w:val="20"/>
-                <w:szCs w:val="20"/>
-                <w:lang w:val="en-US"/>
-              </w:rPr>
-              <w:t>Hannover, Germany</w:t>
-            </w:r>
-            <w:r>
-              <w:rPr>
-                <w:rFonts w:ascii="Garamond" w:hAnsi="Garamond" w:cstheme="minorHAnsi"/>
-                <w:i/>
-                <w:iCs/>
-                <w:color w:val="000000" w:themeColor="text1"/>
-                <w:sz w:val="20"/>
-                <w:szCs w:val="20"/>
-                <w:lang w:val="en-US"/>
-              </w:rPr>
               <w:t>.</w:t>
             </w:r>
           </w:p>
@@ -26200,6 +25780,7 @@
             <w:r>
               <w:rPr>
                 <w:rFonts w:ascii="Garamond" w:hAnsi="Garamond" w:cstheme="minorHAnsi"/>
+                <w:color w:val="000000" w:themeColor="text1"/>
                 <w:sz w:val="20"/>
                 <w:szCs w:val="20"/>
                 <w:lang w:val="en-US"/>
@@ -26223,6 +25804,98 @@
               <w:jc w:val="both"/>
               <w:rPr>
                 <w:rFonts w:ascii="Garamond" w:hAnsi="Garamond" w:cstheme="minorHAnsi"/>
+                <w:color w:val="000000" w:themeColor="text1"/>
+                <w:sz w:val="20"/>
+                <w:szCs w:val="20"/>
+                <w:lang w:val="en-US"/>
+              </w:rPr>
+            </w:pPr>
+            <w:r>
+              <w:rPr>
+                <w:rFonts w:ascii="Garamond" w:hAnsi="Garamond" w:cstheme="minorHAnsi"/>
+                <w:color w:val="000000" w:themeColor="text1"/>
+                <w:sz w:val="20"/>
+                <w:szCs w:val="20"/>
+                <w:lang w:val="en-US"/>
+              </w:rPr>
+              <w:t xml:space="preserve">06. </w:t>
+            </w:r>
+            <w:r>
+              <w:rPr>
+                <w:rFonts w:ascii="Garamond" w:hAnsi="Garamond" w:cstheme="minorHAnsi"/>
+                <w:color w:val="000000" w:themeColor="text1"/>
+                <w:sz w:val="20"/>
+                <w:szCs w:val="20"/>
+                <w:lang w:val="en-US"/>
+              </w:rPr>
+              <w:t>Saeedi, Wong</w:t>
+            </w:r>
+            <w:r>
+              <w:rPr>
+                <w:rFonts w:ascii="Garamond" w:hAnsi="Garamond" w:cstheme="minorHAnsi"/>
+                <w:color w:val="000000" w:themeColor="text1"/>
+                <w:sz w:val="20"/>
+                <w:szCs w:val="20"/>
+                <w:vertAlign w:val="superscript"/>
+                <w:lang w:val="en-US"/>
+              </w:rPr>
+              <w:t>†</w:t>
+            </w:r>
+            <w:r>
+              <w:rPr>
+                <w:rFonts w:ascii="Garamond" w:hAnsi="Garamond" w:cstheme="minorHAnsi"/>
+                <w:color w:val="000000" w:themeColor="text1"/>
+                <w:sz w:val="20"/>
+                <w:szCs w:val="20"/>
+                <w:lang w:val="en-US"/>
+              </w:rPr>
+              <w:t xml:space="preserve">, </w:t>
+            </w:r>
+            <w:r>
+              <w:rPr>
+                <w:rFonts w:ascii="Garamond" w:hAnsi="Garamond" w:cstheme="minorHAnsi"/>
+                <w:b/>
+                <w:bCs/>
+                <w:color w:val="000000" w:themeColor="text1"/>
+                <w:sz w:val="20"/>
+                <w:szCs w:val="20"/>
+                <w:lang w:val="en-US"/>
+              </w:rPr>
+              <w:t>Fani</w:t>
+            </w:r>
+            <w:r>
+              <w:rPr>
+                <w:rFonts w:ascii="Garamond" w:hAnsi="Garamond" w:cstheme="minorHAnsi"/>
+                <w:color w:val="000000" w:themeColor="text1"/>
+                <w:sz w:val="20"/>
+                <w:szCs w:val="20"/>
+                <w:lang w:val="en-US"/>
+              </w:rPr>
+              <w:t xml:space="preserve">; </w:t>
+            </w:r>
+            <w:r>
+              <w:rPr>
+                <w:rFonts w:ascii="Garamond" w:hAnsi="Garamond" w:cstheme="minorHAnsi"/>
+                <w:color w:val="000000" w:themeColor="text1"/>
+                <w:sz w:val="20"/>
+                <w:szCs w:val="20"/>
+                <w:lang w:val="en-US"/>
+              </w:rPr>
+              <w:t>Bridging Historical Subgraph Optimization and Modern Graph Neural Network Approaches in Team Recommendation</w:t>
+            </w:r>
+            <w:r>
+              <w:rPr>
+                <w:rFonts w:ascii="Garamond" w:hAnsi="Garamond" w:cstheme="minorHAnsi"/>
+                <w:color w:val="000000" w:themeColor="text1"/>
+                <w:sz w:val="20"/>
+                <w:szCs w:val="20"/>
+                <w:lang w:val="en-US"/>
+              </w:rPr>
+              <w:t xml:space="preserve">. </w:t>
+            </w:r>
+            <w:r>
+              <w:rPr>
+                <w:rFonts w:ascii="Garamond" w:hAnsi="Garamond" w:cstheme="minorHAnsi"/>
                 <w:i/>
                 <w:iCs/>
                 <w:color w:val="000000" w:themeColor="text1"/>
@@ -26230,47 +25903,63 @@
                 <w:szCs w:val="20"/>
                 <w:lang w:val="en-US"/>
               </w:rPr>
-            </w:pPr>
-            <w:r>
-              <w:rPr>
-                <w:rFonts w:ascii="Garamond" w:hAnsi="Garamond" w:cstheme="minorHAnsi"/>
-                <w:color w:val="000000" w:themeColor="text1"/>
-                <w:sz w:val="20"/>
-                <w:szCs w:val="20"/>
-                <w:lang w:val="en-US"/>
-              </w:rPr>
-              <w:t xml:space="preserve">05. </w:t>
-            </w:r>
-            <w:r>
-              <w:rPr>
-                <w:rFonts w:ascii="Garamond" w:hAnsi="Garamond" w:cstheme="minorHAnsi"/>
-                <w:color w:val="000000" w:themeColor="text1"/>
-                <w:sz w:val="20"/>
-                <w:szCs w:val="20"/>
-                <w:lang w:val="en-US"/>
-              </w:rPr>
-              <w:t>Saeedi, Wong</w:t>
-            </w:r>
-            <w:r>
-              <w:rPr>
-                <w:rFonts w:ascii="Garamond" w:hAnsi="Garamond" w:cstheme="minorHAnsi"/>
-                <w:color w:val="000000" w:themeColor="text1"/>
-                <w:sz w:val="20"/>
-                <w:szCs w:val="20"/>
-                <w:vertAlign w:val="superscript"/>
-                <w:lang w:val="en-US"/>
-              </w:rPr>
-              <w:t>†</w:t>
-            </w:r>
-            <w:r>
-              <w:rPr>
-                <w:rFonts w:ascii="Garamond" w:hAnsi="Garamond" w:cstheme="minorHAnsi"/>
-                <w:color w:val="000000" w:themeColor="text1"/>
-                <w:sz w:val="20"/>
-                <w:szCs w:val="20"/>
-                <w:lang w:val="en-US"/>
-              </w:rPr>
-              <w:t xml:space="preserve">, </w:t>
+              <w:t>In</w:t>
+            </w:r>
+            <w:r>
+              <w:rPr>
+                <w:rFonts w:ascii="Garamond" w:hAnsi="Garamond" w:cstheme="minorHAnsi"/>
+                <w:color w:val="000000" w:themeColor="text1"/>
+                <w:sz w:val="20"/>
+                <w:szCs w:val="20"/>
+                <w:lang w:val="en-US"/>
+              </w:rPr>
+              <w:t xml:space="preserve"> </w:t>
+            </w:r>
+            <w:r>
+              <w:rPr>
+                <w:rFonts w:ascii="Garamond" w:hAnsi="Garamond" w:cstheme="minorHAnsi"/>
+                <w:i/>
+                <w:iCs/>
+                <w:color w:val="000000" w:themeColor="text1"/>
+                <w:sz w:val="20"/>
+                <w:szCs w:val="20"/>
+                <w:lang w:val="en-US"/>
+              </w:rPr>
+              <w:t>t</w:t>
+            </w:r>
+            <w:r>
+              <w:rPr>
+                <w:rFonts w:ascii="Garamond" w:hAnsi="Garamond" w:cstheme="minorHAnsi"/>
+                <w:i/>
+                <w:iCs/>
+                <w:color w:val="000000" w:themeColor="text1"/>
+                <w:sz w:val="20"/>
+                <w:szCs w:val="20"/>
+                <w:lang w:val="en-US"/>
+              </w:rPr>
+              <w:t>he 18th ACM International Conference on Web Search and Data Mining</w:t>
+            </w:r>
+            <w:r>
+              <w:rPr>
+                <w:rFonts w:ascii="Garamond" w:hAnsi="Garamond" w:cstheme="minorHAnsi"/>
+                <w:i/>
+                <w:iCs/>
+                <w:color w:val="000000" w:themeColor="text1"/>
+                <w:sz w:val="20"/>
+                <w:szCs w:val="20"/>
+                <w:lang w:val="en-US"/>
+              </w:rPr>
+              <w:t xml:space="preserve"> </w:t>
+            </w:r>
+            <w:r>
+              <w:rPr>
+                <w:rFonts w:ascii="Garamond" w:hAnsi="Garamond" w:cstheme="minorHAnsi"/>
+                <w:color w:val="000000" w:themeColor="text1"/>
+                <w:sz w:val="20"/>
+                <w:szCs w:val="20"/>
+                <w:lang w:val="en-US"/>
+              </w:rPr>
+              <w:t>(</w:t>
             </w:r>
             <w:r>
               <w:rPr>
@@ -26282,40 +25971,17 @@
                 <w:szCs w:val="20"/>
                 <w:lang w:val="en-US"/>
               </w:rPr>
-              <w:t>Fani</w:t>
-            </w:r>
-            <w:r>
-              <w:rPr>
-                <w:rFonts w:ascii="Garamond" w:hAnsi="Garamond" w:cstheme="minorHAnsi"/>
-                <w:color w:val="000000" w:themeColor="text1"/>
-                <w:sz w:val="20"/>
-                <w:szCs w:val="20"/>
-                <w:lang w:val="en-US"/>
-              </w:rPr>
-              <w:t>;</w:t>
-            </w:r>
-            <w:r>
-              <w:t xml:space="preserve"> </w:t>
-            </w:r>
-            <w:r>
-              <w:rPr>
-                <w:rFonts w:ascii="Garamond" w:hAnsi="Garamond" w:cstheme="minorHAnsi"/>
-                <w:color w:val="000000" w:themeColor="text1"/>
-                <w:sz w:val="20"/>
-                <w:szCs w:val="20"/>
-                <w:lang w:val="en-US"/>
-              </w:rPr>
-              <w:t>Paradigm Shifts in Team Recommendation: From Historical Subgraph Optimization to Emerging Graph Neural Network</w:t>
-            </w:r>
-            <w:r>
-              <w:rPr>
-                <w:rFonts w:ascii="Garamond" w:hAnsi="Garamond" w:cstheme="minorHAnsi"/>
-                <w:color w:val="000000" w:themeColor="text1"/>
-                <w:sz w:val="20"/>
-                <w:szCs w:val="20"/>
-                <w:lang w:val="en-US"/>
-              </w:rPr>
-              <w:t xml:space="preserve">. </w:t>
+              <w:t>WSDM</w:t>
+            </w:r>
+            <w:r>
+              <w:rPr>
+                <w:rFonts w:ascii="Garamond" w:hAnsi="Garamond" w:cstheme="minorHAnsi"/>
+                <w:color w:val="000000" w:themeColor="text1"/>
+                <w:sz w:val="20"/>
+                <w:szCs w:val="20"/>
+                <w:lang w:val="en-US"/>
+              </w:rPr>
+              <w:t>)</w:t>
             </w:r>
             <w:r>
               <w:rPr>
@@ -26327,7 +25993,7 @@
                 <w:szCs w:val="20"/>
                 <w:lang w:val="en-US"/>
               </w:rPr>
-              <w:t>In the 2nd</w:t>
+              <w:t xml:space="preserve">, </w:t>
             </w:r>
             <w:r>
               <w:rPr>
@@ -26339,7 +26005,7 @@
                 <w:szCs w:val="20"/>
                 <w:lang w:val="en-US"/>
               </w:rPr>
-              <w:t xml:space="preserve"> International ACM SIGIR Conference on Information Retrieval in the Asia Pacific</w:t>
+              <w:t>CORE Rank: A*</w:t>
             </w:r>
             <w:r>
               <w:rPr>
@@ -26351,39 +26017,7 @@
                 <w:szCs w:val="20"/>
                 <w:lang w:val="en-US"/>
               </w:rPr>
-              <w:t xml:space="preserve"> </w:t>
-            </w:r>
-            <w:r>
-              <w:rPr>
-                <w:rFonts w:ascii="Garamond" w:hAnsi="Garamond" w:cstheme="minorHAnsi"/>
-                <w:color w:val="000000" w:themeColor="text1"/>
-                <w:sz w:val="20"/>
-                <w:szCs w:val="20"/>
-                <w:lang w:val="en-US"/>
-              </w:rPr>
-              <w:t>(</w:t>
-            </w:r>
-            <w:r>
-              <w:rPr>
-                <w:rFonts w:ascii="Garamond" w:hAnsi="Garamond" w:cstheme="minorHAnsi"/>
-                <w:b/>
-                <w:bCs/>
-                <w:color w:val="000000" w:themeColor="text1"/>
-                <w:sz w:val="20"/>
-                <w:szCs w:val="20"/>
-                <w:lang w:val="en-US"/>
-              </w:rPr>
-              <w:t>SIGIR-AP</w:t>
-            </w:r>
-            <w:r>
-              <w:rPr>
-                <w:rFonts w:ascii="Garamond" w:hAnsi="Garamond" w:cstheme="minorHAnsi"/>
-                <w:color w:val="000000" w:themeColor="text1"/>
-                <w:sz w:val="20"/>
-                <w:szCs w:val="20"/>
-                <w:lang w:val="en-US"/>
-              </w:rPr>
-              <w:t>)</w:t>
+              <w:t xml:space="preserve">, </w:t>
             </w:r>
             <w:r>
               <w:rPr>
@@ -26395,7 +26029,7 @@
                 <w:szCs w:val="20"/>
                 <w:lang w:val="en-US"/>
               </w:rPr>
-              <w:t xml:space="preserve">, </w:t>
+              <w:t>Hannover, Germany</w:t>
             </w:r>
             <w:r>
               <w:rPr>
@@ -26407,42 +26041,6 @@
                 <w:szCs w:val="20"/>
                 <w:lang w:val="en-US"/>
               </w:rPr>
-              <w:t>Tokyo</w:t>
-            </w:r>
-            <w:r>
-              <w:rPr>
-                <w:rFonts w:ascii="Garamond" w:hAnsi="Garamond" w:cstheme="minorHAnsi"/>
-                <w:i/>
-                <w:iCs/>
-                <w:color w:val="000000" w:themeColor="text1"/>
-                <w:sz w:val="20"/>
-                <w:szCs w:val="20"/>
-                <w:lang w:val="en-US"/>
-              </w:rPr>
-              <w:t xml:space="preserve">, </w:t>
-            </w:r>
-            <w:r>
-              <w:rPr>
-                <w:rFonts w:ascii="Garamond" w:hAnsi="Garamond" w:cstheme="minorHAnsi"/>
-                <w:i/>
-                <w:iCs/>
-                <w:color w:val="000000" w:themeColor="text1"/>
-                <w:sz w:val="20"/>
-                <w:szCs w:val="20"/>
-                <w:lang w:val="en-US"/>
-              </w:rPr>
-              <w:t>Japan</w:t>
-            </w:r>
-            <w:r>
-              <w:rPr>
-                <w:rFonts w:ascii="Garamond" w:hAnsi="Garamond" w:cstheme="minorHAnsi"/>
-                <w:i/>
-                <w:iCs/>
-                <w:color w:val="000000" w:themeColor="text1"/>
-                <w:sz w:val="20"/>
-                <w:szCs w:val="20"/>
-                <w:lang w:val="en-US"/>
-              </w:rPr>
               <w:t>.</w:t>
             </w:r>
           </w:p>
@@ -26468,7 +26066,7 @@
                 <w:szCs w:val="20"/>
                 <w:lang w:val="en-US"/>
               </w:rPr>
-              <w:t>2024</w:t>
+              <w:t>2025</w:t>
             </w:r>
           </w:p>
         </w:tc>
@@ -26487,31 +26085,54 @@
               <w:jc w:val="both"/>
               <w:rPr>
                 <w:rFonts w:ascii="Garamond" w:hAnsi="Garamond" w:cstheme="minorHAnsi"/>
-                <w:color w:val="000000" w:themeColor="text1"/>
-                <w:sz w:val="20"/>
-                <w:szCs w:val="20"/>
-                <w:lang w:val="en-US"/>
-              </w:rPr>
-            </w:pPr>
-            <w:r>
-              <w:rPr>
-                <w:rFonts w:ascii="Garamond" w:hAnsi="Garamond" w:cstheme="minorHAnsi"/>
-                <w:color w:val="000000" w:themeColor="text1"/>
-                <w:sz w:val="20"/>
-                <w:szCs w:val="20"/>
-                <w:lang w:val="en-US"/>
-              </w:rPr>
-              <w:t xml:space="preserve">04. </w:t>
-            </w:r>
-            <w:r>
-              <w:rPr>
-                <w:rFonts w:ascii="Garamond" w:hAnsi="Garamond" w:cstheme="minorHAnsi"/>
-                <w:color w:val="000000" w:themeColor="text1"/>
-                <w:sz w:val="20"/>
-                <w:szCs w:val="20"/>
-                <w:lang w:val="en-US"/>
-              </w:rPr>
-              <w:t xml:space="preserve">Saeedi, Wong†, </w:t>
+                <w:i/>
+                <w:iCs/>
+                <w:color w:val="000000" w:themeColor="text1"/>
+                <w:sz w:val="20"/>
+                <w:szCs w:val="20"/>
+                <w:lang w:val="en-US"/>
+              </w:rPr>
+            </w:pPr>
+            <w:r>
+              <w:rPr>
+                <w:rFonts w:ascii="Garamond" w:hAnsi="Garamond" w:cstheme="minorHAnsi"/>
+                <w:color w:val="000000" w:themeColor="text1"/>
+                <w:sz w:val="20"/>
+                <w:szCs w:val="20"/>
+                <w:lang w:val="en-US"/>
+              </w:rPr>
+              <w:t xml:space="preserve">05. </w:t>
+            </w:r>
+            <w:r>
+              <w:rPr>
+                <w:rFonts w:ascii="Garamond" w:hAnsi="Garamond" w:cstheme="minorHAnsi"/>
+                <w:color w:val="000000" w:themeColor="text1"/>
+                <w:sz w:val="20"/>
+                <w:szCs w:val="20"/>
+                <w:lang w:val="en-US"/>
+              </w:rPr>
+              <w:t>Saeedi, Wong</w:t>
+            </w:r>
+            <w:r>
+              <w:rPr>
+                <w:rFonts w:ascii="Garamond" w:hAnsi="Garamond" w:cstheme="minorHAnsi"/>
+                <w:color w:val="000000" w:themeColor="text1"/>
+                <w:sz w:val="20"/>
+                <w:szCs w:val="20"/>
+                <w:vertAlign w:val="superscript"/>
+                <w:lang w:val="en-US"/>
+              </w:rPr>
+              <w:t>†</w:t>
+            </w:r>
+            <w:r>
+              <w:rPr>
+                <w:rFonts w:ascii="Garamond" w:hAnsi="Garamond" w:cstheme="minorHAnsi"/>
+                <w:color w:val="000000" w:themeColor="text1"/>
+                <w:sz w:val="20"/>
+                <w:szCs w:val="20"/>
+                <w:lang w:val="en-US"/>
+              </w:rPr>
+              <w:t xml:space="preserve">, </w:t>
             </w:r>
             <w:r>
               <w:rPr>
@@ -26533,7 +26154,30 @@
                 <w:szCs w:val="20"/>
                 <w:lang w:val="en-US"/>
               </w:rPr>
-              <w:t xml:space="preserve">; Collaborative Team Recommendation for Skilled Users: Objectives, Techniques, and New Perspectives. </w:t>
+              <w:t>;</w:t>
+            </w:r>
+            <w:r>
+              <w:t xml:space="preserve"> </w:t>
+            </w:r>
+            <w:r>
+              <w:rPr>
+                <w:rFonts w:ascii="Garamond" w:hAnsi="Garamond" w:cstheme="minorHAnsi"/>
+                <w:color w:val="000000" w:themeColor="text1"/>
+                <w:sz w:val="20"/>
+                <w:szCs w:val="20"/>
+                <w:lang w:val="en-US"/>
+              </w:rPr>
+              <w:t>Paradigm Shifts in Team Recommendation: From Historical Subgraph Optimization to Emerging Graph Neural Network</w:t>
+            </w:r>
+            <w:r>
+              <w:rPr>
+                <w:rFonts w:ascii="Garamond" w:hAnsi="Garamond" w:cstheme="minorHAnsi"/>
+                <w:color w:val="000000" w:themeColor="text1"/>
+                <w:sz w:val="20"/>
+                <w:szCs w:val="20"/>
+                <w:lang w:val="en-US"/>
+              </w:rPr>
+              <w:t xml:space="preserve">. </w:t>
             </w:r>
             <w:r>
               <w:rPr>
@@ -26545,7 +26189,31 @@
                 <w:szCs w:val="20"/>
                 <w:lang w:val="en-US"/>
               </w:rPr>
-              <w:t xml:space="preserve">In the 32nd ACM Conference on User Modeling, Adaptation and Personalization </w:t>
+              <w:t>In the 2nd</w:t>
+            </w:r>
+            <w:r>
+              <w:rPr>
+                <w:rFonts w:ascii="Garamond" w:hAnsi="Garamond" w:cstheme="minorHAnsi"/>
+                <w:i/>
+                <w:iCs/>
+                <w:color w:val="000000" w:themeColor="text1"/>
+                <w:sz w:val="20"/>
+                <w:szCs w:val="20"/>
+                <w:lang w:val="en-US"/>
+              </w:rPr>
+              <w:t xml:space="preserve"> International ACM SIGIR Conference on Information Retrieval in the Asia Pacific</w:t>
+            </w:r>
+            <w:r>
+              <w:rPr>
+                <w:rFonts w:ascii="Garamond" w:hAnsi="Garamond" w:cstheme="minorHAnsi"/>
+                <w:i/>
+                <w:iCs/>
+                <w:color w:val="000000" w:themeColor="text1"/>
+                <w:sz w:val="20"/>
+                <w:szCs w:val="20"/>
+                <w:lang w:val="en-US"/>
+              </w:rPr>
+              <w:t xml:space="preserve"> </w:t>
             </w:r>
             <w:r>
               <w:rPr>
@@ -26567,7 +26235,7 @@
                 <w:szCs w:val="20"/>
                 <w:lang w:val="en-US"/>
               </w:rPr>
-              <w:t>UMAP</w:t>
+              <w:t>SIGIR-AP</w:t>
             </w:r>
             <w:r>
               <w:rPr>
@@ -26589,7 +26257,55 @@
                 <w:szCs w:val="20"/>
                 <w:lang w:val="en-US"/>
               </w:rPr>
-              <w:t>, Cagliari, Italy.</w:t>
+              <w:t xml:space="preserve">, </w:t>
+            </w:r>
+            <w:r>
+              <w:rPr>
+                <w:rFonts w:ascii="Garamond" w:hAnsi="Garamond" w:cstheme="minorHAnsi"/>
+                <w:i/>
+                <w:iCs/>
+                <w:color w:val="000000" w:themeColor="text1"/>
+                <w:sz w:val="20"/>
+                <w:szCs w:val="20"/>
+                <w:lang w:val="en-US"/>
+              </w:rPr>
+              <w:t>Tokyo</w:t>
+            </w:r>
+            <w:r>
+              <w:rPr>
+                <w:rFonts w:ascii="Garamond" w:hAnsi="Garamond" w:cstheme="minorHAnsi"/>
+                <w:i/>
+                <w:iCs/>
+                <w:color w:val="000000" w:themeColor="text1"/>
+                <w:sz w:val="20"/>
+                <w:szCs w:val="20"/>
+                <w:lang w:val="en-US"/>
+              </w:rPr>
+              <w:t xml:space="preserve">, </w:t>
+            </w:r>
+            <w:r>
+              <w:rPr>
+                <w:rFonts w:ascii="Garamond" w:hAnsi="Garamond" w:cstheme="minorHAnsi"/>
+                <w:i/>
+                <w:iCs/>
+                <w:color w:val="000000" w:themeColor="text1"/>
+                <w:sz w:val="20"/>
+                <w:szCs w:val="20"/>
+                <w:lang w:val="en-US"/>
+              </w:rPr>
+              <w:t>Japan</w:t>
+            </w:r>
+            <w:r>
+              <w:rPr>
+                <w:rFonts w:ascii="Garamond" w:hAnsi="Garamond" w:cstheme="minorHAnsi"/>
+                <w:i/>
+                <w:iCs/>
+                <w:color w:val="000000" w:themeColor="text1"/>
+                <w:sz w:val="20"/>
+                <w:szCs w:val="20"/>
+                <w:lang w:val="en-US"/>
+              </w:rPr>
+              <w:t>.</w:t>
             </w:r>
           </w:p>
         </w:tc>
@@ -26647,7 +26363,152 @@
                 <w:szCs w:val="20"/>
                 <w:lang w:val="en-US"/>
               </w:rPr>
-              <w:lastRenderedPageBreak/>
+              <w:t xml:space="preserve">04. </w:t>
+            </w:r>
+            <w:r>
+              <w:rPr>
+                <w:rFonts w:ascii="Garamond" w:hAnsi="Garamond" w:cstheme="minorHAnsi"/>
+                <w:color w:val="000000" w:themeColor="text1"/>
+                <w:sz w:val="20"/>
+                <w:szCs w:val="20"/>
+                <w:lang w:val="en-US"/>
+              </w:rPr>
+              <w:t xml:space="preserve">Saeedi, Wong†, </w:t>
+            </w:r>
+            <w:r>
+              <w:rPr>
+                <w:rFonts w:ascii="Garamond" w:hAnsi="Garamond" w:cstheme="minorHAnsi"/>
+                <w:b/>
+                <w:bCs/>
+                <w:color w:val="000000" w:themeColor="text1"/>
+                <w:sz w:val="20"/>
+                <w:szCs w:val="20"/>
+                <w:lang w:val="en-US"/>
+              </w:rPr>
+              <w:t>Fani</w:t>
+            </w:r>
+            <w:r>
+              <w:rPr>
+                <w:rFonts w:ascii="Garamond" w:hAnsi="Garamond" w:cstheme="minorHAnsi"/>
+                <w:color w:val="000000" w:themeColor="text1"/>
+                <w:sz w:val="20"/>
+                <w:szCs w:val="20"/>
+                <w:lang w:val="en-US"/>
+              </w:rPr>
+              <w:t xml:space="preserve">; Collaborative Team Recommendation for Skilled Users: Objectives, Techniques, and New Perspectives. </w:t>
+            </w:r>
+            <w:r>
+              <w:rPr>
+                <w:rFonts w:ascii="Garamond" w:hAnsi="Garamond" w:cstheme="minorHAnsi"/>
+                <w:i/>
+                <w:iCs/>
+                <w:color w:val="000000" w:themeColor="text1"/>
+                <w:sz w:val="20"/>
+                <w:szCs w:val="20"/>
+                <w:lang w:val="en-US"/>
+              </w:rPr>
+              <w:t xml:space="preserve">In the 32nd ACM Conference on User Modeling, Adaptation and Personalization </w:t>
+            </w:r>
+            <w:r>
+              <w:rPr>
+                <w:rFonts w:ascii="Garamond" w:hAnsi="Garamond" w:cstheme="minorHAnsi"/>
+                <w:color w:val="000000" w:themeColor="text1"/>
+                <w:sz w:val="20"/>
+                <w:szCs w:val="20"/>
+                <w:lang w:val="en-US"/>
+              </w:rPr>
+              <w:t>(</w:t>
+            </w:r>
+            <w:r>
+              <w:rPr>
+                <w:rFonts w:ascii="Garamond" w:hAnsi="Garamond" w:cstheme="minorHAnsi"/>
+                <w:b/>
+                <w:bCs/>
+                <w:color w:val="000000" w:themeColor="text1"/>
+                <w:sz w:val="20"/>
+                <w:szCs w:val="20"/>
+                <w:lang w:val="en-US"/>
+              </w:rPr>
+              <w:t>UMAP</w:t>
+            </w:r>
+            <w:r>
+              <w:rPr>
+                <w:rFonts w:ascii="Garamond" w:hAnsi="Garamond" w:cstheme="minorHAnsi"/>
+                <w:color w:val="000000" w:themeColor="text1"/>
+                <w:sz w:val="20"/>
+                <w:szCs w:val="20"/>
+                <w:lang w:val="en-US"/>
+              </w:rPr>
+              <w:t>)</w:t>
+            </w:r>
+            <w:r>
+              <w:rPr>
+                <w:rFonts w:ascii="Garamond" w:hAnsi="Garamond" w:cstheme="minorHAnsi"/>
+                <w:i/>
+                <w:iCs/>
+                <w:color w:val="000000" w:themeColor="text1"/>
+                <w:sz w:val="20"/>
+                <w:szCs w:val="20"/>
+                <w:lang w:val="en-US"/>
+              </w:rPr>
+              <w:t>, Cagliari, Italy.</w:t>
+            </w:r>
+          </w:p>
+        </w:tc>
+        <w:tc>
+          <w:tcPr>
+            <w:tcW w:w="673" w:type="dxa"/>
+          </w:tcPr>
+          <w:p>
+            <w:pPr>
+              <w:jc w:val="right"/>
+              <w:rPr>
+                <w:rFonts w:ascii="Garamond" w:hAnsi="Garamond" w:cstheme="minorHAnsi"/>
+                <w:sz w:val="20"/>
+                <w:szCs w:val="20"/>
+                <w:lang w:val="en-US"/>
+              </w:rPr>
+            </w:pPr>
+            <w:r>
+              <w:rPr>
+                <w:rFonts w:ascii="Garamond" w:hAnsi="Garamond" w:cstheme="minorHAnsi"/>
+                <w:sz w:val="20"/>
+                <w:szCs w:val="20"/>
+                <w:lang w:val="en-US"/>
+              </w:rPr>
+              <w:t>2024</w:t>
+            </w:r>
+          </w:p>
+        </w:tc>
+      </w:tr>
+      <w:tr>
+        <w:trPr>
+          <w:trHeight w:val="462"/>
+        </w:trPr>
+        <w:tc>
+          <w:tcPr>
+            <w:tcW w:w="10302" w:type="dxa"/>
+          </w:tcPr>
+          <w:p>
+            <w:pPr>
+              <w:spacing w:after="120"/>
+              <w:jc w:val="both"/>
+              <w:rPr>
+                <w:rFonts w:ascii="Garamond" w:hAnsi="Garamond" w:cstheme="minorHAnsi"/>
+                <w:color w:val="000000" w:themeColor="text1"/>
+                <w:sz w:val="20"/>
+                <w:szCs w:val="20"/>
+                <w:lang w:val="en-US"/>
+              </w:rPr>
+            </w:pPr>
+            <w:r>
+              <w:rPr>
+                <w:rFonts w:ascii="Garamond" w:hAnsi="Garamond" w:cstheme="minorHAnsi"/>
+                <w:color w:val="000000" w:themeColor="text1"/>
+                <w:sz w:val="20"/>
+                <w:szCs w:val="20"/>
+                <w:lang w:val="en-US"/>
+              </w:rPr>
               <w:t xml:space="preserve">03. </w:t>
             </w:r>
             <w:proofErr w:type="spellStart"/>
@@ -27019,6 +26880,7 @@
                 <w:szCs w:val="20"/>
                 <w:lang w:val="en-US"/>
               </w:rPr>
+              <w:lastRenderedPageBreak/>
               <w:t>0</w:t>
             </w:r>
             <w:r>
@@ -33199,7 +33061,6 @@
                 <w:szCs w:val="20"/>
                 <w:lang w:val="en-US"/>
               </w:rPr>
-              <w:lastRenderedPageBreak/>
               <w:t xml:space="preserve">09. Gabriel Rueda, BSc, </w:t>
             </w:r>
             <w:r>
@@ -33813,6 +33674,7 @@
                 <w:szCs w:val="20"/>
                 <w:lang w:val="en-US"/>
               </w:rPr>
+              <w:lastRenderedPageBreak/>
               <w:t xml:space="preserve">04. Ehsan Salimi, BSc, </w:t>
             </w:r>
             <w:r>
@@ -40826,7 +40688,6 @@
                 <w:szCs w:val="20"/>
                 <w:lang w:val="en-US"/>
               </w:rPr>
-              <w:lastRenderedPageBreak/>
               <w:t xml:space="preserve">15. </w:t>
             </w:r>
             <w:r>
@@ -41501,6 +41362,7 @@
                 <w:szCs w:val="20"/>
                 <w:lang w:val="en-US"/>
               </w:rPr>
+              <w:lastRenderedPageBreak/>
               <w:t>10</w:t>
             </w:r>
             <w:r>
@@ -47012,7 +46874,6 @@
                 <w:szCs w:val="20"/>
                 <w:lang w:val="en-US"/>
               </w:rPr>
-              <w:lastRenderedPageBreak/>
               <w:t>3</w:t>
             </w:r>
             <w:r>
@@ -47631,6 +47492,7 @@
                 <w:szCs w:val="20"/>
                 <w:lang w:val="en-US"/>
               </w:rPr>
+              <w:lastRenderedPageBreak/>
               <w:t>1</w:t>
             </w:r>
             <w:r>
@@ -50562,7 +50424,7 @@
         <w:szCs w:val="20"/>
         <w:lang w:val="en-US"/>
       </w:rPr>
-      <w:t>March</w:t>
+      <w:t>May</w:t>
     </w:r>
     <w:r>
       <w:rPr>

--- a/res/hfani_cv_full.docx
+++ b/res/hfani_cv_full.docx
@@ -11867,7 +11867,55 @@
           <w:szCs w:val="20"/>
           <w:lang w:val="en-US"/>
         </w:rPr>
-        <w:t xml:space="preserve">citations: 685, i10-index: 23, </w:t>
+        <w:t xml:space="preserve">citations: </w:t>
+      </w:r>
+      <w:r>
+        <w:rPr>
+          <w:rFonts w:ascii="Garamond" w:hAnsi="Garamond" w:cstheme="minorHAnsi"/>
+          <w:b/>
+          <w:bCs/>
+          <w:color w:val="0000FF"/>
+          <w:sz w:val="20"/>
+          <w:szCs w:val="20"/>
+          <w:lang w:val="en-US"/>
+        </w:rPr>
+        <w:t>738</w:t>
+      </w:r>
+      <w:r>
+        <w:rPr>
+          <w:rFonts w:ascii="Garamond" w:hAnsi="Garamond" w:cstheme="minorHAnsi"/>
+          <w:b/>
+          <w:bCs/>
+          <w:color w:val="0000FF"/>
+          <w:sz w:val="20"/>
+          <w:szCs w:val="20"/>
+          <w:lang w:val="en-US"/>
+        </w:rPr>
+        <w:t xml:space="preserve">, i10-index: </w:t>
+      </w:r>
+      <w:r>
+        <w:rPr>
+          <w:rFonts w:ascii="Garamond" w:hAnsi="Garamond" w:cstheme="minorHAnsi"/>
+          <w:b/>
+          <w:bCs/>
+          <w:color w:val="0000FF"/>
+          <w:sz w:val="20"/>
+          <w:szCs w:val="20"/>
+          <w:lang w:val="en-US"/>
+        </w:rPr>
+        <w:t>24</w:t>
+      </w:r>
+      <w:r>
+        <w:rPr>
+          <w:rFonts w:ascii="Garamond" w:hAnsi="Garamond" w:cstheme="minorHAnsi"/>
+          <w:b/>
+          <w:bCs/>
+          <w:color w:val="0000FF"/>
+          <w:sz w:val="20"/>
+          <w:szCs w:val="20"/>
+          <w:lang w:val="en-US"/>
+        </w:rPr>
+        <w:t xml:space="preserve">, </w:t>
       </w:r>
       <w:r>
         <w:rPr>
@@ -11903,7 +11951,7 @@
           <w:szCs w:val="20"/>
           <w:lang w:val="en-US"/>
         </w:rPr>
-        <w:t>6</w:t>
+        <w:t>7</w:t>
       </w:r>
       <w:r>
         <w:rPr>
@@ -25234,27 +25282,7 @@
                 <w:szCs w:val="20"/>
                 <w:lang w:val="en-US"/>
               </w:rPr>
-              <w:t>0</w:t>
-            </w:r>
-            <w:r>
-              <w:rPr>
-                <w:rFonts w:ascii="Garamond" w:hAnsi="Garamond" w:cstheme="minorHAnsi"/>
-                <w:color w:val="000000" w:themeColor="text1"/>
-                <w:sz w:val="20"/>
-                <w:szCs w:val="20"/>
-                <w:lang w:val="en-US"/>
-              </w:rPr>
-              <w:t>9</w:t>
-            </w:r>
-            <w:r>
-              <w:rPr>
-                <w:rFonts w:ascii="Garamond" w:hAnsi="Garamond" w:cstheme="minorHAnsi"/>
-                <w:color w:val="000000" w:themeColor="text1"/>
-                <w:sz w:val="20"/>
-                <w:szCs w:val="20"/>
-                <w:lang w:val="en-US"/>
-              </w:rPr>
-              <w:t xml:space="preserve">. Saeedi, </w:t>
+              <w:t xml:space="preserve">09. Saeedi, </w:t>
             </w:r>
             <w:r>
               <w:rPr>
@@ -48538,7 +48566,7 @@
                 <w:szCs w:val="20"/>
                 <w:lang w:val="en-US"/>
               </w:rPr>
-              <w:t>5</w:t>
+              <w:t>6</w:t>
             </w:r>
           </w:p>
         </w:tc>
@@ -48716,7 +48744,7 @@
                 <w:szCs w:val="20"/>
                 <w:lang w:val="en-US"/>
               </w:rPr>
-              <w:t>5</w:t>
+              <w:t>6</w:t>
             </w:r>
           </w:p>
         </w:tc>
@@ -49502,6 +49530,7 @@
                 <w:lang w:val="en-US"/>
               </w:rPr>
             </w:pPr>
+            <w:proofErr w:type="gramStart"/>
             <w:r>
               <w:rPr>
                 <w:rFonts w:ascii="Garamond" w:hAnsi="Garamond" w:cstheme="minorHAnsi"/>
@@ -49520,7 +49549,28 @@
                 <w:szCs w:val="20"/>
                 <w:lang w:val="en-US"/>
               </w:rPr>
-              <w:t>, 2025</w:t>
+              <w:t>,</w:t>
+            </w:r>
+            <w:r>
+              <w:rPr>
+                <w:rFonts w:ascii="Garamond" w:hAnsi="Garamond" w:cstheme="minorHAnsi"/>
+                <w:color w:val="000000" w:themeColor="text1"/>
+                <w:sz w:val="20"/>
+                <w:szCs w:val="20"/>
+                <w:lang w:val="en-US"/>
+              </w:rPr>
+              <w:t xml:space="preserve">   </w:t>
+            </w:r>
+            <w:proofErr w:type="gramEnd"/>
+            <w:r>
+              <w:rPr>
+                <w:rFonts w:ascii="Garamond" w:hAnsi="Garamond" w:cstheme="minorHAnsi"/>
+                <w:color w:val="000000" w:themeColor="text1"/>
+                <w:sz w:val="20"/>
+                <w:szCs w:val="20"/>
+                <w:lang w:val="en-US"/>
+              </w:rPr>
+              <w:t xml:space="preserve"> 2025</w:t>
             </w:r>
           </w:p>
         </w:tc>
@@ -50424,7 +50474,7 @@
         <w:szCs w:val="20"/>
         <w:lang w:val="en-US"/>
       </w:rPr>
-      <w:t>May</w:t>
+      <w:t>July</w:t>
     </w:r>
     <w:r>
       <w:rPr>
@@ -51582,6 +51632,12 @@
 </file>
 
 <file path=customXml/item1.xml><?xml version="1.0" encoding="utf-8"?>
+<p:properties xmlns:p="http://schemas.microsoft.com/office/2006/metadata/properties" xmlns:xsi="http://www.w3.org/2001/XMLSchema-instance" xmlns:pc="http://schemas.microsoft.com/office/infopath/2007/PartnerControls">
+  <documentManagement/>
+</p:properties>
+</file>
+
+<file path=customXml/item2.xml><?xml version="1.0" encoding="utf-8"?>
 <?mso-contentType ?>
 <FormTemplates xmlns="http://schemas.microsoft.com/sharepoint/v3/contenttype/forms">
   <Display>DocumentLibraryForm</Display>
@@ -51590,7 +51646,7 @@
 </FormTemplates>
 </file>
 
-<file path=customXml/item2.xml><?xml version="1.0" encoding="utf-8"?>
+<file path=customXml/item3.xml><?xml version="1.0" encoding="utf-8"?>
 <ct:contentTypeSchema xmlns:ct="http://schemas.microsoft.com/office/2006/metadata/contentType" xmlns:ma="http://schemas.microsoft.com/office/2006/metadata/properties/metaAttributes" ct:_="" ma:_="" ma:contentTypeName="Document" ma:contentTypeID="0x0101004C8A5F3D6605E148853C8D853B3286BD" ma:contentTypeVersion="9" ma:contentTypeDescription="Create a new document." ma:contentTypeScope="" ma:versionID="9be0421876ac7066beb92c9b281b80fd">
   <xsd:schema xmlns:xsd="http://www.w3.org/2001/XMLSchema" xmlns:xs="http://www.w3.org/2001/XMLSchema" xmlns:p="http://schemas.microsoft.com/office/2006/metadata/properties" xmlns:ns2="76399be1-e611-450b-b752-27fef2981688" xmlns:ns3="8f8773ae-4291-4470-9cc6-8a911b09d0dc" targetNamespace="http://schemas.microsoft.com/office/2006/metadata/properties" ma:root="true" ma:fieldsID="84e2ce09aaa25415ad954b2264c59ff3" ns2:_="" ns3:_="">
     <xsd:import namespace="76399be1-e611-450b-b752-27fef2981688"/>
@@ -51787,17 +51843,20 @@
 </ct:contentTypeSchema>
 </file>
 
-<file path=customXml/item3.xml><?xml version="1.0" encoding="utf-8"?>
+<file path=customXml/item4.xml><?xml version="1.0" encoding="utf-8"?>
 <b:Sources xmlns:b="http://schemas.openxmlformats.org/officeDocument/2006/bibliography" xmlns="http://schemas.openxmlformats.org/officeDocument/2006/bibliography" SelectedStyle="/APASixthEditionOfficeOnline.xsl" StyleName="APA" Version="6"/>
 </file>
 
-<file path=customXml/item4.xml><?xml version="1.0" encoding="utf-8"?>
-<p:properties xmlns:p="http://schemas.microsoft.com/office/2006/metadata/properties" xmlns:xsi="http://www.w3.org/2001/XMLSchema-instance" xmlns:pc="http://schemas.microsoft.com/office/infopath/2007/PartnerControls">
-  <documentManagement/>
-</p:properties>
+<file path=customXml/itemProps1.xml><?xml version="1.0" encoding="utf-8"?>
+<ds:datastoreItem xmlns:ds="http://schemas.openxmlformats.org/officeDocument/2006/customXml" ds:itemID="{721158A9-C765-450D-8BE0-5B12C1B2A936}">
+  <ds:schemaRefs>
+    <ds:schemaRef ds:uri="http://schemas.microsoft.com/office/2006/metadata/properties"/>
+    <ds:schemaRef ds:uri="http://schemas.microsoft.com/office/infopath/2007/PartnerControls"/>
+  </ds:schemaRefs>
+</ds:datastoreItem>
 </file>
 
-<file path=customXml/itemProps1.xml><?xml version="1.0" encoding="utf-8"?>
+<file path=customXml/itemProps2.xml><?xml version="1.0" encoding="utf-8"?>
 <ds:datastoreItem xmlns:ds="http://schemas.openxmlformats.org/officeDocument/2006/customXml" ds:itemID="{5A2067E7-F5F7-49D0-ABCF-38AB1AF93D02}">
   <ds:schemaRefs>
     <ds:schemaRef ds:uri="http://schemas.microsoft.com/sharepoint/v3/contenttype/forms"/>
@@ -51805,7 +51864,7 @@
 </ds:datastoreItem>
 </file>
 
-<file path=customXml/itemProps2.xml><?xml version="1.0" encoding="utf-8"?>
+<file path=customXml/itemProps3.xml><?xml version="1.0" encoding="utf-8"?>
 <ds:datastoreItem xmlns:ds="http://schemas.openxmlformats.org/officeDocument/2006/customXml" ds:itemID="{2BF77B2F-2295-48DF-8EF9-53C2C3EA1771}">
   <ds:schemaRefs>
     <ds:schemaRef ds:uri="http://schemas.microsoft.com/office/2006/metadata/contentType"/>
@@ -51824,19 +51883,10 @@
 </ds:datastoreItem>
 </file>
 
-<file path=customXml/itemProps3.xml><?xml version="1.0" encoding="utf-8"?>
+<file path=customXml/itemProps4.xml><?xml version="1.0" encoding="utf-8"?>
 <ds:datastoreItem xmlns:ds="http://schemas.openxmlformats.org/officeDocument/2006/customXml" ds:itemID="{8E80AEE6-875D-B44A-8018-5A824812E991}">
   <ds:schemaRefs>
     <ds:schemaRef ds:uri="http://schemas.openxmlformats.org/officeDocument/2006/bibliography"/>
   </ds:schemaRefs>
 </ds:datastoreItem>
-</file>
-
-<file path=customXml/itemProps4.xml><?xml version="1.0" encoding="utf-8"?>
-<ds:datastoreItem xmlns:ds="http://schemas.openxmlformats.org/officeDocument/2006/customXml" ds:itemID="{721158A9-C765-450D-8BE0-5B12C1B2A936}">
-  <ds:schemaRefs>
-    <ds:schemaRef ds:uri="http://schemas.microsoft.com/office/2006/metadata/properties"/>
-    <ds:schemaRef ds:uri="http://schemas.microsoft.com/office/infopath/2007/PartnerControls"/>
-  </ds:schemaRefs>
-</ds:datastoreItem>
 </file>